--- a/Resources for first graders.docx
+++ b/Resources for first graders.docx
@@ -1,344 +1,155 @@
 
-<file path=word/document2.xml><?xml version="1.0" encoding="utf-8"?>
-<w:document xmlns:wpc="http://schemas.microsoft.com/office/word/2010/wordprocessingCanvas" xmlns:mc="http://schemas.openxmlformats.org/markup-compatibility/2006" xmlns:o="urn:schemas-microsoft-com:office:office" xmlns:r="http://schemas.openxmlformats.org/officeDocument/2006/relationships" xmlns:m="http://schemas.openxmlformats.org/officeDocument/2006/math" xmlns:v="urn:schemas-microsoft-com:vml" xmlns:wp14="http://schemas.microsoft.com/office/word/2010/wordprocessingDrawing" xmlns:wp="http://schemas.openxmlformats.org/drawingml/2006/wordprocessingDrawing" xmlns:w10="urn:schemas-microsoft-com:office:word" xmlns:w="http://schemas.openxmlformats.org/wordprocessingml/2006/main" xmlns:w14="http://schemas.microsoft.com/office/word/2010/wordml" xmlns:w15="http://schemas.microsoft.com/office/word/2012/wordml" xmlns:wpg="http://schemas.microsoft.com/office/word/2010/wordprocessingGroup" xmlns:wpi="http://schemas.microsoft.com/office/word/2010/wordprocessingInk" xmlns:wne="http://schemas.microsoft.com/office/word/2006/wordml" xmlns:wps="http://schemas.microsoft.com/office/word/2010/wordprocessingShape" xmlns:w16se="http://schemas.microsoft.com/office/word/2015/wordml/symex" xmlns:w16cid="http://schemas.microsoft.com/office/word/2016/wordml/cid" xmlns:w16="http://schemas.microsoft.com/office/word/2018/wordml" xmlns:w16cex="http://schemas.microsoft.com/office/word/2018/wordml/cex" xmlns:w16sdtdh="http://schemas.microsoft.com/office/word/2020/wordml/sdtdatahash" xmlns:w16sdtfl="http://schemas.microsoft.com/office/word/2024/wordml/sdtformatlock" xmlns:a="http://schemas.openxmlformats.org/drawingml/2006/main" xmlns:pic="http://schemas.openxmlformats.org/drawingml/2006/picture" xmlns:a14="http://schemas.microsoft.com/office/drawing/2010/main" xmlns:woe="http://schemas.microsoft.com/office/word/2020/oembed" mc:Ignorable="w14 w15 wp14 w16se w16cid w16 w16cex w16sdtdh w16sdtfl">
+<file path=word/document.xml><?xml version="1.0" encoding="utf-8"?>
+<w:document xmlns:wpc="http://schemas.microsoft.com/office/word/2010/wordprocessingCanvas" xmlns:cx="http://schemas.microsoft.com/office/drawing/2014/chartex" xmlns:cx1="http://schemas.microsoft.com/office/drawing/2015/9/8/chartex" xmlns:cx2="http://schemas.microsoft.com/office/drawing/2015/10/21/chartex" xmlns:cx3="http://schemas.microsoft.com/office/drawing/2016/5/9/chartex" xmlns:cx4="http://schemas.microsoft.com/office/drawing/2016/5/10/chartex" xmlns:cx5="http://schemas.microsoft.com/office/drawing/2016/5/11/chartex" xmlns:cx6="http://schemas.microsoft.com/office/drawing/2016/5/12/chartex" xmlns:cx7="http://schemas.microsoft.com/office/drawing/2016/5/13/chartex" xmlns:cx8="http://schemas.microsoft.com/office/drawing/2016/5/14/chartex" xmlns:mc="http://schemas.openxmlformats.org/markup-compatibility/2006" xmlns:aink="http://schemas.microsoft.com/office/drawing/2016/ink" xmlns:am3d="http://schemas.microsoft.com/office/drawing/2017/model3d" xmlns:o="urn:schemas-microsoft-com:office:office" xmlns:oel="http://schemas.microsoft.com/office/2019/extlst" xmlns:r="http://schemas.openxmlformats.org/officeDocument/2006/relationships" xmlns:m="http://schemas.openxmlformats.org/officeDocument/2006/math" xmlns:v="urn:schemas-microsoft-com:vml" xmlns:wp14="http://schemas.microsoft.com/office/word/2010/wordprocessingDrawing" xmlns:wp="http://schemas.openxmlformats.org/drawingml/2006/wordprocessingDrawing" xmlns:w10="urn:schemas-microsoft-com:office:word" xmlns:w="http://schemas.openxmlformats.org/wordprocessingml/2006/main" xmlns:w14="http://schemas.microsoft.com/office/word/2010/wordml" xmlns:w15="http://schemas.microsoft.com/office/word/2012/wordml" xmlns:w16cex="http://schemas.microsoft.com/office/word/2018/wordml/cex" xmlns:w16cid="http://schemas.microsoft.com/office/word/2016/wordml/cid" xmlns:w16="http://schemas.microsoft.com/office/word/2018/wordml" xmlns:w16du="http://schemas.microsoft.com/office/word/2023/wordml/word16du" xmlns:w16sdtdh="http://schemas.microsoft.com/office/word/2020/wordml/sdtdatahash" xmlns:w16sdtfl="http://schemas.microsoft.com/office/word/2024/wordml/sdtformatlock" xmlns:w16se="http://schemas.microsoft.com/office/word/2015/wordml/symex" xmlns:wpg="http://schemas.microsoft.com/office/word/2010/wordprocessingGroup" xmlns:wpi="http://schemas.microsoft.com/office/word/2010/wordprocessingInk" xmlns:wne="http://schemas.microsoft.com/office/word/2006/wordml" xmlns:wps="http://schemas.microsoft.com/office/word/2010/wordprocessingShape" mc:Ignorable="w14 w15 w16se w16cid w16 w16cex w16sdtdh w16sdtfl w16du wp14">
   <w:body>
     <w:p>
       <w:pPr>
-        <w:pStyle w:val="Heading1"/>
-        <w:rPr>
-          <w:noProof w:val="0"/>
-          <w:lang w:val="en-GB"/>
-        </w:rPr>
+        <w:pStyle w:val="Ttulo1"/>
       </w:pPr>
       <w:r>
-        <w:rPr>
-          <w:noProof w:val="0"/>
-          <w:lang w:val="en-GB"/>
-        </w:rPr>
         <w:t>First grade – First term</w:t>
       </w:r>
     </w:p>
     <w:p>
       <w:pPr>
-        <w:pStyle w:val="Heading1"/>
+        <w:pStyle w:val="Ttulo1"/>
       </w:pPr>
       <w:r>
-        <w:rPr>
-          <w:noProof w:val="0"/>
-          <w:lang w:val="en-GB"/>
-        </w:rPr>
         <w:t>1. Sets</w:t>
       </w:r>
     </w:p>
     <w:p>
       <w:pPr>
-        <w:pStyle w:val="Heading2"/>
-        <w:rPr>
-          <w:rFonts w:ascii="Aptos" w:hAnsi="Aptos" w:eastAsia="Aptos" w:cs="Aptos"/>
-          <w:b w:val="1"/>
-          <w:bCs w:val="1"/>
-          <w:noProof w:val="0"/>
+        <w:pStyle w:val="Ttulo2"/>
+        <w:rPr>
+          <w:rFonts w:ascii="Aptos" w:eastAsia="Aptos" w:hAnsi="Aptos" w:cs="Aptos"/>
+          <w:b/>
+          <w:bCs/>
           <w:sz w:val="24"/>
           <w:szCs w:val="24"/>
-          <w:lang w:val="en-GB"/>
         </w:rPr>
       </w:pPr>
       <w:r>
-        <w:rPr>
-          <w:noProof w:val="0"/>
-          <w:lang w:val="en-GB"/>
-        </w:rPr>
         <w:t xml:space="preserve">What is a set </w:t>
       </w:r>
     </w:p>
     <w:p>
       <w:pPr>
-        <w:pStyle w:val="ListParagraph"/>
+        <w:pStyle w:val="Prrafodelista"/>
         <w:numPr>
           <w:ilvl w:val="0"/>
-          <w:numId w:val="9"/>
+          <w:numId w:val="7"/>
         </w:numPr>
-        <w:spacing w:before="240" w:beforeAutospacing="off" w:after="240" w:afterAutospacing="off"/>
-        <w:rPr>
-          <w:rFonts w:ascii="Aptos" w:hAnsi="Aptos" w:eastAsia="Aptos" w:cs="Aptos"/>
-          <w:b w:val="1"/>
-          <w:bCs w:val="1"/>
-          <w:noProof w:val="0"/>
-          <w:sz w:val="24"/>
-          <w:szCs w:val="24"/>
-          <w:lang w:val="en-GB"/>
+        <w:spacing w:before="240" w:after="240"/>
+        <w:rPr>
+          <w:rFonts w:ascii="Aptos" w:eastAsia="Aptos" w:hAnsi="Aptos" w:cs="Aptos"/>
+          <w:b/>
+          <w:bCs/>
         </w:rPr>
       </w:pPr>
       <w:r>
         <w:rPr>
-          <w:rFonts w:ascii="Aptos" w:hAnsi="Aptos" w:eastAsia="Aptos" w:cs="Aptos"/>
-          <w:b w:val="1"/>
-          <w:bCs w:val="1"/>
-          <w:noProof w:val="0"/>
-          <w:sz w:val="24"/>
-          <w:szCs w:val="24"/>
-          <w:lang w:val="en-GB"/>
+          <w:rFonts w:ascii="Aptos" w:eastAsia="Aptos" w:hAnsi="Aptos" w:cs="Aptos"/>
+          <w:b/>
+          <w:bCs/>
         </w:rPr>
         <w:t xml:space="preserve">What is a </w:t>
       </w:r>
       <w:r>
         <w:rPr>
-          <w:rFonts w:ascii="Aptos" w:hAnsi="Aptos" w:eastAsia="Aptos" w:cs="Aptos"/>
-          <w:b w:val="1"/>
-          <w:bCs w:val="1"/>
-          <w:noProof w:val="0"/>
+          <w:rFonts w:ascii="Aptos" w:eastAsia="Aptos" w:hAnsi="Aptos" w:cs="Aptos"/>
+          <w:b/>
+          <w:bCs/>
+        </w:rPr>
+        <w:t>set?</w:t>
+      </w:r>
+    </w:p>
+    <w:p>
+      <w:pPr>
+        <w:pStyle w:val="Ttulo2"/>
+        <w:rPr>
+          <w:rFonts w:ascii="Aptos" w:eastAsia="Aptos" w:hAnsi="Aptos" w:cs="Aptos"/>
           <w:sz w:val="24"/>
           <w:szCs w:val="24"/>
-          <w:lang w:val="en-GB"/>
-        </w:rPr>
-        <w:t>set?</w:t>
-      </w:r>
-    </w:p>
-    <w:p>
-      <w:pPr>
-        <w:pStyle w:val="ListParagraph"/>
-        <w:numPr>
-          <w:ilvl w:val="1"/>
-          <w:numId w:val="9"/>
-        </w:numPr>
-        <w:spacing w:before="240" w:beforeAutospacing="off" w:after="240" w:afterAutospacing="off"/>
-        <w:rPr>
-          <w:rFonts w:ascii="Aptos" w:hAnsi="Aptos" w:eastAsia="Aptos" w:cs="Aptos"/>
-          <w:b w:val="0"/>
-          <w:bCs w:val="0"/>
-          <w:noProof w:val="0"/>
-          <w:sz w:val="24"/>
-          <w:szCs w:val="24"/>
-          <w:lang w:val="en-GB"/>
-        </w:rPr>
-      </w:pPr>
-      <w:hyperlink r:id="Re6c8debe5aad446f">
-        <w:r>
-          <w:rPr>
-            <w:rStyle w:val="Hyperlink"/>
-            <w:rFonts w:ascii="Aptos" w:hAnsi="Aptos" w:eastAsia="Aptos" w:cs="Aptos"/>
-            <w:b w:val="0"/>
-            <w:bCs w:val="0"/>
-            <w:noProof w:val="0"/>
-            <w:sz w:val="24"/>
-            <w:szCs w:val="24"/>
-            <w:lang w:val="en-GB"/>
-          </w:rPr>
-          <w:t>https://www.twinkl.com.co/teaching-wiki/set-mathematics</w:t>
-        </w:r>
-      </w:hyperlink>
+        </w:rPr>
+      </w:pPr>
       <w:r>
-        <w:rPr>
-          <w:rFonts w:ascii="Aptos" w:hAnsi="Aptos" w:eastAsia="Aptos" w:cs="Aptos"/>
-          <w:b w:val="0"/>
-          <w:bCs w:val="0"/>
-          <w:noProof w:val="0"/>
-          <w:sz w:val="24"/>
-          <w:szCs w:val="24"/>
-          <w:lang w:val="en-GB"/>
-        </w:rPr>
-        <w:t xml:space="preserve"> </w:t>
-      </w:r>
-    </w:p>
-    <w:p>
-      <w:pPr>
-        <w:pStyle w:val="ListParagraph"/>
-        <w:numPr>
-          <w:ilvl w:val="1"/>
-          <w:numId w:val="9"/>
-        </w:numPr>
-        <w:spacing w:before="240" w:beforeAutospacing="off" w:after="240" w:afterAutospacing="off"/>
-        <w:rPr>
-          <w:rFonts w:ascii="Aptos" w:hAnsi="Aptos" w:eastAsia="Aptos" w:cs="Aptos"/>
-          <w:b w:val="0"/>
-          <w:bCs w:val="0"/>
-          <w:noProof w:val="0"/>
-          <w:sz w:val="24"/>
-          <w:szCs w:val="24"/>
-          <w:lang w:val="en-GB"/>
-        </w:rPr>
-      </w:pPr>
-      <w:hyperlink r:id="R82aa587c35a24a17">
-        <w:r>
-          <w:rPr>
-            <w:rStyle w:val="Hyperlink"/>
-            <w:rFonts w:ascii="Aptos" w:hAnsi="Aptos" w:eastAsia="Aptos" w:cs="Aptos"/>
-            <w:b w:val="0"/>
-            <w:bCs w:val="0"/>
-            <w:noProof w:val="0"/>
-            <w:sz w:val="24"/>
-            <w:szCs w:val="24"/>
-            <w:lang w:val="en-GB"/>
-          </w:rPr>
-          <w:t>https://www.mathsisfun.com/sets/sets-introduction.html</w:t>
-        </w:r>
-      </w:hyperlink>
-      <w:r>
-        <w:rPr>
-          <w:rFonts w:ascii="Aptos" w:hAnsi="Aptos" w:eastAsia="Aptos" w:cs="Aptos"/>
-          <w:b w:val="0"/>
-          <w:bCs w:val="0"/>
-          <w:noProof w:val="0"/>
-          <w:sz w:val="24"/>
-          <w:szCs w:val="24"/>
-          <w:lang w:val="en-GB"/>
-        </w:rPr>
-        <w:t xml:space="preserve"> </w:t>
-      </w:r>
-    </w:p>
-    <w:p>
-      <w:pPr>
-        <w:pStyle w:val="Heading2"/>
-        <w:rPr>
-          <w:rFonts w:ascii="Aptos" w:hAnsi="Aptos" w:eastAsia="Aptos" w:cs="Aptos"/>
-          <w:noProof w:val="0"/>
-          <w:sz w:val="24"/>
-          <w:szCs w:val="24"/>
-          <w:lang w:val="en-GB"/>
-        </w:rPr>
-      </w:pPr>
-      <w:r>
-        <w:rPr>
-          <w:noProof w:val="0"/>
-          <w:lang w:val="en-GB"/>
-        </w:rPr>
         <w:t>Suggested activities</w:t>
       </w:r>
       <w:r>
-        <w:rPr>
-          <w:noProof w:val="0"/>
-          <w:lang w:val="en-GB"/>
-        </w:rPr>
-        <w:t>:</w:t>
+        <w:t xml:space="preserve">: </w:t>
       </w:r>
-      <w:r>
-        <w:rPr>
-          <w:noProof w:val="0"/>
-          <w:lang w:val="en-GB"/>
-        </w:rPr>
-        <w:t xml:space="preserve"> </w:t>
-      </w:r>
-    </w:p>
-    <w:p>
-      <w:pPr>
-        <w:pStyle w:val="ListParagraph"/>
+    </w:p>
+    <w:p>
+      <w:pPr>
+        <w:pStyle w:val="Prrafodelista"/>
         <w:numPr>
           <w:ilvl w:val="0"/>
-          <w:numId w:val="1"/>
+          <w:numId w:val="15"/>
         </w:numPr>
-        <w:spacing w:before="240" w:beforeAutospacing="off" w:after="240" w:afterAutospacing="off"/>
-        <w:rPr>
-          <w:rFonts w:ascii="Aptos" w:hAnsi="Aptos" w:eastAsia="Aptos" w:cs="Aptos"/>
-          <w:noProof w:val="0"/>
+        <w:spacing w:before="240" w:after="240"/>
+        <w:rPr>
+          <w:rFonts w:ascii="Aptos" w:eastAsia="Aptos" w:hAnsi="Aptos" w:cs="Aptos"/>
+        </w:rPr>
+      </w:pPr>
+      <w:r>
+        <w:rPr>
+          <w:rFonts w:ascii="Aptos" w:eastAsia="Aptos" w:hAnsi="Aptos" w:cs="Aptos"/>
+        </w:rPr>
+        <w:t>Create your own set, why is a set?</w:t>
+      </w:r>
+    </w:p>
+    <w:p>
+      <w:pPr>
+        <w:pStyle w:val="Prrafodelista"/>
+        <w:numPr>
+          <w:ilvl w:val="0"/>
+          <w:numId w:val="15"/>
+        </w:numPr>
+        <w:spacing w:before="240" w:after="240"/>
+        <w:rPr>
+          <w:rFonts w:ascii="Aptos" w:eastAsia="Aptos" w:hAnsi="Aptos" w:cs="Aptos"/>
+        </w:rPr>
+      </w:pPr>
+      <w:r>
+        <w:rPr>
+          <w:rFonts w:ascii="Aptos" w:eastAsia="Aptos" w:hAnsi="Aptos" w:cs="Aptos"/>
+        </w:rPr>
+        <w:t>Identify 6 sets in your house and explain why they are sets.</w:t>
+      </w:r>
+    </w:p>
+    <w:p>
+      <w:pPr>
+        <w:pStyle w:val="Ttulo2"/>
+        <w:rPr>
+          <w:rFonts w:ascii="Aptos" w:eastAsia="Aptos" w:hAnsi="Aptos" w:cs="Aptos"/>
+          <w:b/>
+          <w:bCs/>
           <w:sz w:val="24"/>
           <w:szCs w:val="24"/>
-          <w:lang w:val="en-GB"/>
         </w:rPr>
       </w:pPr>
       <w:r>
-        <w:rPr>
-          <w:rFonts w:ascii="Aptos" w:hAnsi="Aptos" w:eastAsia="Aptos" w:cs="Aptos"/>
-          <w:noProof w:val="0"/>
-          <w:sz w:val="24"/>
-          <w:szCs w:val="24"/>
-          <w:lang w:val="en-GB"/>
-        </w:rPr>
-        <w:t xml:space="preserve">Create your own set, why is a </w:t>
+        <w:t>Games:</w:t>
       </w:r>
-      <w:r>
-        <w:rPr>
-          <w:rFonts w:ascii="Aptos" w:hAnsi="Aptos" w:eastAsia="Aptos" w:cs="Aptos"/>
-          <w:noProof w:val="0"/>
-          <w:sz w:val="24"/>
-          <w:szCs w:val="24"/>
-          <w:lang w:val="en-GB"/>
-        </w:rPr>
-        <w:t>set?</w:t>
-      </w:r>
-    </w:p>
-    <w:p>
-      <w:pPr>
-        <w:pStyle w:val="ListParagraph"/>
+    </w:p>
+    <w:p>
+      <w:pPr>
+        <w:pStyle w:val="Prrafodelista"/>
         <w:numPr>
           <w:ilvl w:val="0"/>
-          <w:numId w:val="1"/>
+          <w:numId w:val="15"/>
         </w:numPr>
-        <w:spacing w:before="240" w:beforeAutospacing="off" w:after="240" w:afterAutospacing="off"/>
-        <w:rPr>
-          <w:rFonts w:ascii="Aptos" w:hAnsi="Aptos" w:eastAsia="Aptos" w:cs="Aptos"/>
-          <w:noProof w:val="0"/>
-          <w:sz w:val="24"/>
-          <w:szCs w:val="24"/>
-          <w:lang w:val="en-GB"/>
-        </w:rPr>
-      </w:pPr>
-      <w:r>
-        <w:rPr>
-          <w:rFonts w:ascii="Aptos" w:hAnsi="Aptos" w:eastAsia="Aptos" w:cs="Aptos"/>
-          <w:noProof w:val="0"/>
-          <w:sz w:val="24"/>
-          <w:szCs w:val="24"/>
-          <w:lang w:val="en-GB"/>
-        </w:rPr>
-        <w:t>Identify</w:t>
-      </w:r>
-      <w:r>
-        <w:rPr>
-          <w:rFonts w:ascii="Aptos" w:hAnsi="Aptos" w:eastAsia="Aptos" w:cs="Aptos"/>
-          <w:noProof w:val="0"/>
-          <w:sz w:val="24"/>
-          <w:szCs w:val="24"/>
-          <w:lang w:val="en-GB"/>
-        </w:rPr>
-        <w:t xml:space="preserve"> 6 sets in your house and explain why they are sets.</w:t>
-      </w:r>
-    </w:p>
-    <w:p>
-      <w:pPr>
-        <w:pStyle w:val="Heading2"/>
-        <w:rPr>
-          <w:rFonts w:ascii="Aptos" w:hAnsi="Aptos" w:eastAsia="Aptos" w:cs="Aptos"/>
-          <w:b w:val="1"/>
-          <w:bCs w:val="1"/>
-          <w:noProof w:val="0"/>
-          <w:sz w:val="24"/>
-          <w:szCs w:val="24"/>
-          <w:lang w:val="en-GB"/>
-        </w:rPr>
-      </w:pPr>
-      <w:r>
-        <w:rPr>
-          <w:noProof w:val="0"/>
-          <w:lang w:val="en-GB"/>
-        </w:rPr>
-        <w:t>Games:</w:t>
-      </w:r>
-    </w:p>
-    <w:p>
-      <w:pPr>
-        <w:pStyle w:val="ListParagraph"/>
-        <w:numPr>
-          <w:ilvl w:val="0"/>
-          <w:numId w:val="1"/>
-        </w:numPr>
-        <w:spacing w:before="240" w:beforeAutospacing="off" w:after="240" w:afterAutospacing="off"/>
-        <w:rPr>
-          <w:rFonts w:ascii="Aptos" w:hAnsi="Aptos" w:eastAsia="Aptos" w:cs="Aptos"/>
-          <w:noProof w:val="0"/>
-          <w:sz w:val="24"/>
-          <w:szCs w:val="24"/>
-          <w:lang w:val="es-ES"/>
-        </w:rPr>
-      </w:pPr>
-      <w:hyperlink r:id="R1d7fc542ddce4f4b">
+        <w:spacing w:before="240" w:after="240"/>
+        <w:rPr>
+          <w:rFonts w:ascii="Aptos" w:eastAsia="Aptos" w:hAnsi="Aptos" w:cs="Aptos"/>
+        </w:rPr>
+      </w:pPr>
+      <w:hyperlink r:id="rId5">
         <w:r>
           <w:rPr>
-            <w:rStyle w:val="Hyperlink"/>
-            <w:rFonts w:ascii="Aptos" w:hAnsi="Aptos" w:eastAsia="Aptos" w:cs="Aptos"/>
-            <w:noProof w:val="0"/>
-            <w:sz w:val="24"/>
-            <w:szCs w:val="24"/>
-            <w:lang w:val="es-ES"/>
+            <w:rStyle w:val="Hipervnculo"/>
+            <w:rFonts w:ascii="Aptos" w:eastAsia="Aptos" w:hAnsi="Aptos" w:cs="Aptos"/>
           </w:rPr>
           <w:t>https://wordwall.net/es/resource/78528970/math/sets-of-objects</w:t>
         </w:r>
@@ -346,29 +157,21 @@
     </w:p>
     <w:p>
       <w:pPr>
-        <w:pStyle w:val="ListParagraph"/>
+        <w:pStyle w:val="Prrafodelista"/>
         <w:numPr>
           <w:ilvl w:val="0"/>
-          <w:numId w:val="1"/>
+          <w:numId w:val="15"/>
         </w:numPr>
-        <w:spacing w:before="240" w:beforeAutospacing="off" w:after="240" w:afterAutospacing="off"/>
-        <w:rPr>
-          <w:rFonts w:ascii="Aptos" w:hAnsi="Aptos" w:eastAsia="Aptos" w:cs="Aptos"/>
-          <w:noProof w:val="0"/>
-          <w:sz w:val="24"/>
-          <w:szCs w:val="24"/>
-          <w:lang w:val="es-ES"/>
-        </w:rPr>
-      </w:pPr>
-      <w:hyperlink r:id="R7537645535e64748">
+        <w:spacing w:before="240" w:after="240"/>
+        <w:rPr>
+          <w:rFonts w:ascii="Aptos" w:eastAsia="Aptos" w:hAnsi="Aptos" w:cs="Aptos"/>
+        </w:rPr>
+      </w:pPr>
+      <w:hyperlink r:id="rId6">
         <w:r>
           <w:rPr>
-            <w:rStyle w:val="Hyperlink"/>
-            <w:rFonts w:ascii="Aptos" w:hAnsi="Aptos" w:eastAsia="Aptos" w:cs="Aptos"/>
-            <w:noProof w:val="0"/>
-            <w:sz w:val="24"/>
-            <w:szCs w:val="24"/>
-            <w:lang w:val="es-ES"/>
+            <w:rStyle w:val="Hipervnculo"/>
+            <w:rFonts w:ascii="Aptos" w:eastAsia="Aptos" w:hAnsi="Aptos" w:cs="Aptos"/>
           </w:rPr>
           <w:t>https://wordwall.net/es/resource/7178922/math/number-sets</w:t>
         </w:r>
@@ -376,29 +179,21 @@
     </w:p>
     <w:p>
       <w:pPr>
-        <w:pStyle w:val="ListParagraph"/>
+        <w:pStyle w:val="Prrafodelista"/>
         <w:numPr>
           <w:ilvl w:val="0"/>
-          <w:numId w:val="1"/>
+          <w:numId w:val="15"/>
         </w:numPr>
-        <w:spacing w:before="240" w:beforeAutospacing="off" w:after="240" w:afterAutospacing="off"/>
-        <w:rPr>
-          <w:rFonts w:ascii="Aptos" w:hAnsi="Aptos" w:eastAsia="Aptos" w:cs="Aptos"/>
-          <w:noProof w:val="0"/>
-          <w:sz w:val="24"/>
-          <w:szCs w:val="24"/>
-          <w:lang w:val="es-ES"/>
-        </w:rPr>
-      </w:pPr>
-      <w:hyperlink r:id="R42fa8b936faf45db">
+        <w:spacing w:before="240" w:after="240"/>
+        <w:rPr>
+          <w:rFonts w:ascii="Aptos" w:eastAsia="Aptos" w:hAnsi="Aptos" w:cs="Aptos"/>
+        </w:rPr>
+      </w:pPr>
+      <w:hyperlink r:id="rId7">
         <w:r>
           <w:rPr>
-            <w:rStyle w:val="Hyperlink"/>
-            <w:rFonts w:ascii="Aptos" w:hAnsi="Aptos" w:eastAsia="Aptos" w:cs="Aptos"/>
-            <w:noProof w:val="0"/>
-            <w:sz w:val="24"/>
-            <w:szCs w:val="24"/>
-            <w:lang w:val="es-ES"/>
+            <w:rStyle w:val="Hipervnculo"/>
+            <w:rFonts w:ascii="Aptos" w:eastAsia="Aptos" w:hAnsi="Aptos" w:cs="Aptos"/>
           </w:rPr>
           <w:t>https://wordwall.net/es/resource/62246840/shape-sets</w:t>
         </w:r>
@@ -406,93 +201,57 @@
     </w:p>
     <w:p>
       <w:pPr>
-        <w:pStyle w:val="Heading1"/>
-        <w:rPr>
-          <w:b w:val="1"/>
-          <w:bCs w:val="1"/>
-          <w:noProof w:val="0"/>
-          <w:lang w:val="en-GB"/>
+        <w:pStyle w:val="Ttulo1"/>
+        <w:rPr>
+          <w:b/>
+          <w:bCs/>
         </w:rPr>
       </w:pPr>
       <w:r>
-        <w:rPr>
-          <w:noProof w:val="0"/>
-          <w:lang w:val="en-GB"/>
-        </w:rPr>
         <w:t xml:space="preserve">2. Greater than, </w:t>
       </w:r>
       <w:r>
-        <w:rPr>
-          <w:noProof w:val="0"/>
-          <w:lang w:val="en-GB"/>
-        </w:rPr>
         <w:t>less</w:t>
       </w:r>
       <w:r>
-        <w:rPr>
-          <w:noProof w:val="0"/>
-          <w:lang w:val="en-GB"/>
-        </w:rPr>
         <w:t xml:space="preserve"> than, </w:t>
       </w:r>
       <w:r>
-        <w:rPr>
-          <w:noProof w:val="0"/>
-          <w:lang w:val="en-GB"/>
-        </w:rPr>
         <w:t>e</w:t>
       </w:r>
       <w:r>
-        <w:rPr>
-          <w:noProof w:val="0"/>
-          <w:lang w:val="en-GB"/>
-        </w:rPr>
         <w:t>qual to</w:t>
       </w:r>
     </w:p>
     <w:p>
       <w:pPr>
-        <w:pStyle w:val="Heading2"/>
-        <w:rPr>
-          <w:rFonts w:ascii="Aptos" w:hAnsi="Aptos" w:eastAsia="Aptos" w:cs="Aptos"/>
-          <w:b w:val="1"/>
-          <w:bCs w:val="1"/>
-          <w:noProof w:val="0"/>
+        <w:pStyle w:val="Ttulo2"/>
+        <w:rPr>
+          <w:rFonts w:ascii="Aptos" w:eastAsia="Aptos" w:hAnsi="Aptos" w:cs="Aptos"/>
+          <w:b/>
+          <w:bCs/>
           <w:sz w:val="24"/>
           <w:szCs w:val="24"/>
-          <w:lang w:val="en-GB"/>
         </w:rPr>
       </w:pPr>
       <w:r>
-        <w:rPr>
-          <w:noProof w:val="0"/>
-          <w:lang w:val="en-GB"/>
-        </w:rPr>
         <w:t>Symbols:</w:t>
       </w:r>
     </w:p>
     <w:p>
       <w:pPr>
-        <w:pStyle w:val="ListParagraph"/>
+        <w:pStyle w:val="Prrafodelista"/>
         <w:numPr>
           <w:ilvl w:val="0"/>
-          <w:numId w:val="10"/>
+          <w:numId w:val="6"/>
         </w:numPr>
-        <w:spacing w:before="240" w:beforeAutospacing="off" w:after="240" w:afterAutospacing="off"/>
-        <w:rPr>
-          <w:sz w:val="24"/>
-          <w:szCs w:val="24"/>
-        </w:rPr>
-      </w:pPr>
-      <w:hyperlink r:id="Rc0c633734c134617">
+        <w:spacing w:before="240" w:after="240"/>
+      </w:pPr>
+      <w:hyperlink r:id="rId8">
         <w:r>
           <w:rPr>
-            <w:rStyle w:val="Hyperlink"/>
-            <w:rFonts w:ascii="Aptos" w:hAnsi="Aptos" w:eastAsia="Aptos" w:cs="Aptos"/>
-            <w:noProof w:val="0"/>
-            <w:sz w:val="24"/>
-            <w:szCs w:val="24"/>
-            <w:lang w:val="en-GB"/>
+            <w:rStyle w:val="Hipervnculo"/>
+            <w:rFonts w:ascii="Aptos" w:eastAsia="Aptos" w:hAnsi="Aptos" w:cs="Aptos"/>
           </w:rPr>
           <w:t>https://superstarworksheets.com/wp-content/uploads/2023/10/GreaterThanLessThanChart.pdf</w:t>
         </w:r>
@@ -500,95 +259,62 @@
     </w:p>
     <w:p>
       <w:pPr>
-        <w:pStyle w:val="Heading2"/>
-        <w:rPr>
-          <w:rFonts w:ascii="Aptos" w:hAnsi="Aptos" w:eastAsia="Aptos" w:cs="Aptos"/>
-          <w:noProof w:val="0"/>
+        <w:pStyle w:val="Ttulo2"/>
+        <w:rPr>
+          <w:rFonts w:ascii="Aptos" w:eastAsia="Aptos" w:hAnsi="Aptos" w:cs="Aptos"/>
           <w:sz w:val="24"/>
           <w:szCs w:val="24"/>
-          <w:lang w:val="en-GB"/>
         </w:rPr>
       </w:pPr>
       <w:r>
-        <w:rPr>
-          <w:noProof w:val="0"/>
-          <w:lang w:val="en-GB"/>
-        </w:rPr>
-        <w:t>Worksheets:</w:t>
+        <w:t xml:space="preserve">Worksheets: </w:t>
       </w:r>
-      <w:r>
-        <w:rPr>
-          <w:noProof w:val="0"/>
-          <w:lang w:val="en-GB"/>
-        </w:rPr>
-        <w:t xml:space="preserve"> </w:t>
-      </w:r>
-    </w:p>
-    <w:p>
-      <w:pPr>
-        <w:pStyle w:val="ListParagraph"/>
+    </w:p>
+    <w:p>
+      <w:pPr>
+        <w:pStyle w:val="Prrafodelista"/>
         <w:numPr>
           <w:ilvl w:val="0"/>
-          <w:numId w:val="3"/>
+          <w:numId w:val="13"/>
         </w:numPr>
-        <w:spacing w:before="240" w:beforeAutospacing="off" w:after="240" w:afterAutospacing="off"/>
-        <w:rPr>
-          <w:rFonts w:ascii="Aptos" w:hAnsi="Aptos" w:eastAsia="Aptos" w:cs="Aptos"/>
-          <w:noProof w:val="0"/>
-          <w:sz w:val="24"/>
-          <w:szCs w:val="24"/>
-          <w:lang w:val="en-GB"/>
-        </w:rPr>
-      </w:pPr>
-      <w:hyperlink r:id="R66c1e83a8a434622">
+        <w:spacing w:before="240" w:after="240"/>
+        <w:rPr>
+          <w:rFonts w:ascii="Aptos" w:eastAsia="Aptos" w:hAnsi="Aptos" w:cs="Aptos"/>
+        </w:rPr>
+      </w:pPr>
+      <w:hyperlink r:id="rId9">
         <w:r>
           <w:rPr>
-            <w:rStyle w:val="Hyperlink"/>
-            <w:rFonts w:ascii="Aptos" w:hAnsi="Aptos" w:eastAsia="Aptos" w:cs="Aptos"/>
-            <w:noProof w:val="0"/>
-            <w:sz w:val="24"/>
-            <w:szCs w:val="24"/>
-            <w:lang w:val="en-GB"/>
+            <w:rStyle w:val="Hipervnculo"/>
+            <w:rFonts w:ascii="Aptos" w:eastAsia="Aptos" w:hAnsi="Aptos" w:cs="Aptos"/>
           </w:rPr>
           <w:t>https://www.superteacherworksheets.com/counting/more-and-fewer_BBAGT.pdf</w:t>
         </w:r>
       </w:hyperlink>
       <w:r>
         <w:rPr>
-          <w:rFonts w:ascii="Aptos" w:hAnsi="Aptos" w:eastAsia="Aptos" w:cs="Aptos"/>
-          <w:noProof w:val="0"/>
-          <w:sz w:val="24"/>
-          <w:szCs w:val="24"/>
-          <w:lang w:val="en-GB"/>
+          <w:rFonts w:ascii="Aptos" w:eastAsia="Aptos" w:hAnsi="Aptos" w:cs="Aptos"/>
         </w:rPr>
         <w:t xml:space="preserve"> </w:t>
       </w:r>
     </w:p>
     <w:p>
       <w:pPr>
-        <w:pStyle w:val="ListParagraph"/>
+        <w:pStyle w:val="Prrafodelista"/>
         <w:numPr>
           <w:ilvl w:val="0"/>
-          <w:numId w:val="3"/>
+          <w:numId w:val="13"/>
         </w:numPr>
-        <w:spacing w:before="240" w:beforeAutospacing="off" w:after="240" w:afterAutospacing="off"/>
-        <w:rPr>
-          <w:rFonts w:ascii="Aptos" w:hAnsi="Aptos" w:eastAsia="Aptos" w:cs="Aptos"/>
-          <w:noProof w:val="0"/>
-          <w:sz w:val="24"/>
-          <w:szCs w:val="24"/>
-          <w:lang w:val="en-GB"/>
-        </w:rPr>
-      </w:pPr>
-      <w:hyperlink r:id="Rc9b9d68c9cab489e">
+        <w:spacing w:before="240" w:after="240"/>
+        <w:rPr>
+          <w:rFonts w:ascii="Aptos" w:eastAsia="Aptos" w:hAnsi="Aptos" w:cs="Aptos"/>
+        </w:rPr>
+      </w:pPr>
+      <w:hyperlink r:id="rId10">
         <w:r>
           <w:rPr>
-            <w:rStyle w:val="Hyperlink"/>
-            <w:rFonts w:ascii="Aptos" w:hAnsi="Aptos" w:eastAsia="Aptos" w:cs="Aptos"/>
-            <w:noProof w:val="0"/>
-            <w:sz w:val="24"/>
-            <w:szCs w:val="24"/>
-            <w:lang w:val="en-GB"/>
+            <w:rStyle w:val="Hipervnculo"/>
+            <w:rFonts w:ascii="Aptos" w:eastAsia="Aptos" w:hAnsi="Aptos" w:cs="Aptos"/>
           </w:rPr>
           <w:t>https://www.superteacherworksheets.com/place-value/greaterless-2digit_TWRBD.pdf</w:t>
         </w:r>
@@ -596,29 +322,21 @@
     </w:p>
     <w:p>
       <w:pPr>
-        <w:pStyle w:val="ListParagraph"/>
+        <w:pStyle w:val="Prrafodelista"/>
         <w:numPr>
           <w:ilvl w:val="0"/>
-          <w:numId w:val="3"/>
+          <w:numId w:val="13"/>
         </w:numPr>
-        <w:spacing w:before="240" w:beforeAutospacing="off" w:after="240" w:afterAutospacing="off"/>
-        <w:rPr>
-          <w:rFonts w:ascii="Aptos" w:hAnsi="Aptos" w:eastAsia="Aptos" w:cs="Aptos"/>
-          <w:noProof w:val="0"/>
-          <w:sz w:val="24"/>
-          <w:szCs w:val="24"/>
-          <w:lang w:val="en-GB"/>
-        </w:rPr>
-      </w:pPr>
-      <w:hyperlink r:id="R828f318421224878">
+        <w:spacing w:before="240" w:after="240"/>
+        <w:rPr>
+          <w:rFonts w:ascii="Aptos" w:eastAsia="Aptos" w:hAnsi="Aptos" w:cs="Aptos"/>
+        </w:rPr>
+      </w:pPr>
+      <w:hyperlink r:id="rId11">
         <w:r>
           <w:rPr>
-            <w:rStyle w:val="Hyperlink"/>
-            <w:rFonts w:ascii="Aptos" w:hAnsi="Aptos" w:eastAsia="Aptos" w:cs="Aptos"/>
-            <w:noProof w:val="0"/>
-            <w:sz w:val="24"/>
-            <w:szCs w:val="24"/>
-            <w:lang w:val="en-GB"/>
+            <w:rStyle w:val="Hipervnculo"/>
+            <w:rFonts w:ascii="Aptos" w:eastAsia="Aptos" w:hAnsi="Aptos" w:cs="Aptos"/>
           </w:rPr>
           <w:t>https://www.k5learning.com/free-math-worksheets/first-grade-1/comparing-numbers/more-than-less-than</w:t>
         </w:r>
@@ -626,69 +344,49 @@
     </w:p>
     <w:p>
       <w:pPr>
-        <w:pStyle w:val="ListParagraph"/>
+        <w:pStyle w:val="Prrafodelista"/>
         <w:numPr>
           <w:ilvl w:val="0"/>
-          <w:numId w:val="3"/>
+          <w:numId w:val="13"/>
         </w:numPr>
-        <w:spacing w:before="240" w:beforeAutospacing="off" w:after="240" w:afterAutospacing="off"/>
-        <w:rPr>
-          <w:rFonts w:ascii="Aptos" w:hAnsi="Aptos" w:eastAsia="Aptos" w:cs="Aptos"/>
-          <w:noProof w:val="0"/>
-          <w:sz w:val="24"/>
-          <w:szCs w:val="24"/>
-          <w:lang w:val="en-GB"/>
-        </w:rPr>
-      </w:pPr>
-      <w:hyperlink r:id="R15e4f7f4056d4a19">
+        <w:spacing w:before="240" w:after="240"/>
+        <w:rPr>
+          <w:rFonts w:ascii="Aptos" w:eastAsia="Aptos" w:hAnsi="Aptos" w:cs="Aptos"/>
+        </w:rPr>
+      </w:pPr>
+      <w:hyperlink r:id="rId12">
         <w:r>
           <w:rPr>
-            <w:rStyle w:val="Hyperlink"/>
-            <w:rFonts w:ascii="Aptos" w:hAnsi="Aptos" w:eastAsia="Aptos" w:cs="Aptos"/>
-            <w:noProof w:val="0"/>
-            <w:sz w:val="24"/>
-            <w:szCs w:val="24"/>
-            <w:lang w:val="en-GB"/>
+            <w:rStyle w:val="Hipervnculo"/>
+            <w:rFonts w:ascii="Aptos" w:eastAsia="Aptos" w:hAnsi="Aptos" w:cs="Aptos"/>
           </w:rPr>
           <w:t>https://superstarworksheets.com/math-worksheets/comparing-numbers/comparing-numbers-worksheets/</w:t>
         </w:r>
       </w:hyperlink>
       <w:r>
         <w:rPr>
-          <w:rFonts w:ascii="Aptos" w:hAnsi="Aptos" w:eastAsia="Aptos" w:cs="Aptos"/>
-          <w:noProof w:val="0"/>
-          <w:sz w:val="24"/>
-          <w:szCs w:val="24"/>
-          <w:lang w:val="en-GB"/>
+          <w:rFonts w:ascii="Aptos" w:eastAsia="Aptos" w:hAnsi="Aptos" w:cs="Aptos"/>
         </w:rPr>
         <w:t xml:space="preserve"> </w:t>
       </w:r>
     </w:p>
     <w:p>
       <w:pPr>
-        <w:pStyle w:val="ListParagraph"/>
+        <w:pStyle w:val="Prrafodelista"/>
         <w:numPr>
           <w:ilvl w:val="0"/>
-          <w:numId w:val="3"/>
+          <w:numId w:val="13"/>
         </w:numPr>
-        <w:spacing w:before="240" w:beforeAutospacing="off" w:after="240" w:afterAutospacing="off"/>
-        <w:rPr>
-          <w:rFonts w:ascii="Aptos" w:hAnsi="Aptos" w:eastAsia="Aptos" w:cs="Aptos"/>
-          <w:noProof w:val="0"/>
-          <w:sz w:val="24"/>
-          <w:szCs w:val="24"/>
-          <w:lang w:val="en-GB"/>
-        </w:rPr>
-      </w:pPr>
-      <w:hyperlink r:id="R2f4c297eb86f459f">
+        <w:spacing w:before="240" w:after="240"/>
+        <w:rPr>
+          <w:rFonts w:ascii="Aptos" w:eastAsia="Aptos" w:hAnsi="Aptos" w:cs="Aptos"/>
+        </w:rPr>
+      </w:pPr>
+      <w:hyperlink r:id="rId13">
         <w:r>
           <w:rPr>
-            <w:rStyle w:val="Hyperlink"/>
-            <w:rFonts w:ascii="Aptos" w:hAnsi="Aptos" w:eastAsia="Aptos" w:cs="Aptos"/>
-            <w:noProof w:val="0"/>
-            <w:sz w:val="24"/>
-            <w:szCs w:val="24"/>
-            <w:lang w:val="en-GB"/>
+            <w:rStyle w:val="Hipervnculo"/>
+            <w:rFonts w:ascii="Aptos" w:eastAsia="Aptos" w:hAnsi="Aptos" w:cs="Aptos"/>
           </w:rPr>
           <w:t>https://www.k5learning.com/free-math-worksheets/first-grade-1/comparing-numbers/compare-numbers-0-100</w:t>
         </w:r>
@@ -696,50 +394,37 @@
     </w:p>
     <w:p>
       <w:pPr>
-        <w:pStyle w:val="Heading2"/>
-        <w:rPr>
-          <w:rFonts w:ascii="Aptos" w:hAnsi="Aptos" w:eastAsia="Aptos" w:cs="Aptos"/>
-          <w:b w:val="1"/>
-          <w:bCs w:val="1"/>
-          <w:noProof w:val="0"/>
+        <w:pStyle w:val="Ttulo2"/>
+        <w:rPr>
+          <w:rFonts w:ascii="Aptos" w:eastAsia="Aptos" w:hAnsi="Aptos" w:cs="Aptos"/>
+          <w:b/>
+          <w:bCs/>
           <w:sz w:val="24"/>
           <w:szCs w:val="24"/>
-          <w:lang w:val="en-GB"/>
         </w:rPr>
       </w:pPr>
       <w:r>
-        <w:rPr>
-          <w:noProof w:val="0"/>
-          <w:lang w:val="en-GB"/>
-        </w:rPr>
+        <w:lastRenderedPageBreak/>
         <w:t>Games:</w:t>
       </w:r>
     </w:p>
     <w:p>
       <w:pPr>
-        <w:pStyle w:val="ListParagraph"/>
+        <w:pStyle w:val="Prrafodelista"/>
         <w:numPr>
           <w:ilvl w:val="0"/>
-          <w:numId w:val="3"/>
+          <w:numId w:val="13"/>
         </w:numPr>
-        <w:spacing w:before="240" w:beforeAutospacing="off" w:after="240" w:afterAutospacing="off"/>
-        <w:rPr>
-          <w:rFonts w:ascii="Aptos" w:hAnsi="Aptos" w:eastAsia="Aptos" w:cs="Aptos"/>
-          <w:noProof w:val="0"/>
-          <w:sz w:val="24"/>
-          <w:szCs w:val="24"/>
-          <w:lang w:val="en-GB"/>
-        </w:rPr>
-      </w:pPr>
-      <w:hyperlink r:id="R9b062675e1c2460d">
+        <w:spacing w:before="240" w:after="240"/>
+        <w:rPr>
+          <w:rFonts w:ascii="Aptos" w:eastAsia="Aptos" w:hAnsi="Aptos" w:cs="Aptos"/>
+        </w:rPr>
+      </w:pPr>
+      <w:hyperlink r:id="rId14">
         <w:r>
           <w:rPr>
-            <w:rStyle w:val="Hyperlink"/>
-            <w:rFonts w:ascii="Aptos" w:hAnsi="Aptos" w:eastAsia="Aptos" w:cs="Aptos"/>
-            <w:noProof w:val="0"/>
-            <w:sz w:val="24"/>
-            <w:szCs w:val="24"/>
-            <w:lang w:val="en-GB"/>
+            <w:rStyle w:val="Hipervnculo"/>
+            <w:rFonts w:ascii="Aptos" w:eastAsia="Aptos" w:hAnsi="Aptos" w:cs="Aptos"/>
           </w:rPr>
           <w:t>https://www.superteacherworksheets.com/place-value/gt-lt-game2-3-digits_GFDIW.pdf</w:t>
         </w:r>
@@ -747,29 +432,21 @@
     </w:p>
     <w:p>
       <w:pPr>
-        <w:pStyle w:val="ListParagraph"/>
+        <w:pStyle w:val="Prrafodelista"/>
         <w:numPr>
           <w:ilvl w:val="0"/>
-          <w:numId w:val="3"/>
+          <w:numId w:val="13"/>
         </w:numPr>
-        <w:spacing w:before="240" w:beforeAutospacing="off" w:after="240" w:afterAutospacing="off"/>
-        <w:rPr>
-          <w:rFonts w:ascii="Aptos" w:hAnsi="Aptos" w:eastAsia="Aptos" w:cs="Aptos"/>
-          <w:noProof w:val="0"/>
-          <w:sz w:val="24"/>
-          <w:szCs w:val="24"/>
-          <w:lang w:val="en-GB"/>
-        </w:rPr>
-      </w:pPr>
-      <w:hyperlink r:id="R151db1dae6f44beb">
+        <w:spacing w:before="240" w:after="240"/>
+        <w:rPr>
+          <w:rFonts w:ascii="Aptos" w:eastAsia="Aptos" w:hAnsi="Aptos" w:cs="Aptos"/>
+        </w:rPr>
+      </w:pPr>
+      <w:hyperlink r:id="rId15">
         <w:r>
           <w:rPr>
-            <w:rStyle w:val="Hyperlink"/>
-            <w:rFonts w:ascii="Aptos" w:hAnsi="Aptos" w:eastAsia="Aptos" w:cs="Aptos"/>
-            <w:noProof w:val="0"/>
-            <w:sz w:val="24"/>
-            <w:szCs w:val="24"/>
-            <w:lang w:val="en-GB"/>
+            <w:rStyle w:val="Hipervnculo"/>
+            <w:rFonts w:ascii="Aptos" w:eastAsia="Aptos" w:hAnsi="Aptos" w:cs="Aptos"/>
           </w:rPr>
           <w:t>https://www.starfall.com/h/numbers/greater-less-equals/?sn=math0</w:t>
         </w:r>
@@ -777,26 +454,20 @@
     </w:p>
     <w:p>
       <w:pPr>
-        <w:pStyle w:val="ListParagraph"/>
+        <w:pStyle w:val="Prrafodelista"/>
         <w:numPr>
           <w:ilvl w:val="0"/>
-          <w:numId w:val="3"/>
+          <w:numId w:val="13"/>
         </w:numPr>
-        <w:spacing w:before="240" w:beforeAutospacing="off" w:after="240" w:afterAutospacing="off"/>
-        <w:rPr>
-          <w:rFonts w:ascii="Aptos" w:hAnsi="Aptos" w:eastAsia="Aptos" w:cs="Aptos"/>
-          <w:noProof w:val="0"/>
-          <w:sz w:val="24"/>
-          <w:szCs w:val="24"/>
-          <w:lang w:val="en-GB"/>
-        </w:rPr>
-      </w:pPr>
-      <w:hyperlink r:id="Rf324739b2122453f">
+        <w:spacing w:before="240" w:after="240"/>
+        <w:rPr>
+          <w:rFonts w:ascii="Aptos" w:eastAsia="Aptos" w:hAnsi="Aptos" w:cs="Aptos"/>
+        </w:rPr>
+      </w:pPr>
+      <w:hyperlink r:id="rId16">
         <w:r>
           <w:rPr>
-            <w:rStyle w:val="Hyperlink"/>
-            <w:noProof w:val="0"/>
-            <w:lang w:val="en-GB"/>
+            <w:rStyle w:val="Hipervnculo"/>
           </w:rPr>
           <w:t>https://www.abcya.com/games/comparing_number_values_jr</w:t>
         </w:r>
@@ -804,29 +475,21 @@
     </w:p>
     <w:p>
       <w:pPr>
-        <w:pStyle w:val="ListParagraph"/>
+        <w:pStyle w:val="Prrafodelista"/>
         <w:numPr>
           <w:ilvl w:val="0"/>
-          <w:numId w:val="3"/>
+          <w:numId w:val="13"/>
         </w:numPr>
-        <w:spacing w:before="240" w:beforeAutospacing="off" w:after="240" w:afterAutospacing="off"/>
-        <w:rPr>
-          <w:rFonts w:ascii="Aptos" w:hAnsi="Aptos" w:eastAsia="Aptos" w:cs="Aptos"/>
-          <w:noProof w:val="0"/>
-          <w:sz w:val="24"/>
-          <w:szCs w:val="24"/>
-          <w:lang w:val="en-GB"/>
-        </w:rPr>
-      </w:pPr>
-      <w:hyperlink r:id="R0ad76ee49e814543">
+        <w:spacing w:before="240" w:after="240"/>
+        <w:rPr>
+          <w:rFonts w:ascii="Aptos" w:eastAsia="Aptos" w:hAnsi="Aptos" w:cs="Aptos"/>
+        </w:rPr>
+      </w:pPr>
+      <w:hyperlink r:id="rId17">
         <w:r>
           <w:rPr>
-            <w:rStyle w:val="Hyperlink"/>
-            <w:rFonts w:ascii="Aptos" w:hAnsi="Aptos" w:eastAsia="Aptos" w:cs="Aptos"/>
-            <w:noProof w:val="0"/>
-            <w:sz w:val="24"/>
-            <w:szCs w:val="24"/>
-            <w:lang w:val="en-GB"/>
+            <w:rStyle w:val="Hipervnculo"/>
+            <w:rFonts w:ascii="Aptos" w:eastAsia="Aptos" w:hAnsi="Aptos" w:cs="Aptos"/>
           </w:rPr>
           <w:t>https://wordwall.net/resource/37870946/greater-than-or-less-than</w:t>
         </w:r>
@@ -834,29 +497,21 @@
     </w:p>
     <w:p>
       <w:pPr>
-        <w:pStyle w:val="ListParagraph"/>
+        <w:pStyle w:val="Prrafodelista"/>
         <w:numPr>
           <w:ilvl w:val="0"/>
-          <w:numId w:val="3"/>
+          <w:numId w:val="13"/>
         </w:numPr>
-        <w:spacing w:before="240" w:beforeAutospacing="off" w:after="240" w:afterAutospacing="off"/>
-        <w:rPr>
-          <w:rFonts w:ascii="Aptos" w:hAnsi="Aptos" w:eastAsia="Aptos" w:cs="Aptos"/>
-          <w:noProof w:val="0"/>
-          <w:sz w:val="24"/>
-          <w:szCs w:val="24"/>
-          <w:lang w:val="en-GB"/>
-        </w:rPr>
-      </w:pPr>
-      <w:hyperlink r:id="Ra9b3c3f923ac44f4">
+        <w:spacing w:before="240" w:after="240"/>
+        <w:rPr>
+          <w:rFonts w:ascii="Aptos" w:eastAsia="Aptos" w:hAnsi="Aptos" w:cs="Aptos"/>
+        </w:rPr>
+      </w:pPr>
+      <w:hyperlink r:id="rId18">
         <w:r>
           <w:rPr>
-            <w:rStyle w:val="Hyperlink"/>
-            <w:rFonts w:ascii="Aptos" w:hAnsi="Aptos" w:eastAsia="Aptos" w:cs="Aptos"/>
-            <w:noProof w:val="0"/>
-            <w:sz w:val="24"/>
-            <w:szCs w:val="24"/>
-            <w:lang w:val="en-GB"/>
+            <w:rStyle w:val="Hipervnculo"/>
+            <w:rFonts w:ascii="Aptos" w:eastAsia="Aptos" w:hAnsi="Aptos" w:cs="Aptos"/>
           </w:rPr>
           <w:t>https://www.education.com/game/less-than-greater-than/</w:t>
         </w:r>
@@ -864,152 +519,66 @@
     </w:p>
     <w:p>
       <w:pPr>
-        <w:pStyle w:val="Heading2"/>
-        <w:rPr>
-          <w:rFonts w:ascii="Aptos" w:hAnsi="Aptos" w:eastAsia="Aptos" w:cs="Aptos"/>
-          <w:b w:val="1"/>
-          <w:bCs w:val="1"/>
-          <w:noProof w:val="0"/>
+        <w:pStyle w:val="Ttulo2"/>
+        <w:rPr>
+          <w:rFonts w:ascii="Aptos" w:eastAsia="Aptos" w:hAnsi="Aptos" w:cs="Aptos"/>
+          <w:b/>
+          <w:bCs/>
           <w:sz w:val="24"/>
           <w:szCs w:val="24"/>
-          <w:lang w:val="en-GB"/>
         </w:rPr>
       </w:pPr>
       <w:r>
-        <w:rPr>
-          <w:noProof w:val="0"/>
-          <w:lang w:val="en-GB"/>
-        </w:rPr>
         <w:t>Videos:</w:t>
       </w:r>
     </w:p>
     <w:p>
       <w:pPr>
-        <w:pStyle w:val="ListParagraph"/>
+        <w:pStyle w:val="Ttulo1"/>
+        <w:rPr>
+          <w:rFonts w:ascii="Aptos" w:eastAsia="Aptos" w:hAnsi="Aptos" w:cs="Aptos"/>
+          <w:b/>
+          <w:bCs/>
+          <w:sz w:val="28"/>
+          <w:szCs w:val="28"/>
+        </w:rPr>
+      </w:pPr>
+      <w:r>
+        <w:t>3. Word Problems</w:t>
+      </w:r>
+    </w:p>
+    <w:p>
+      <w:pPr>
+        <w:pStyle w:val="Ttulo2"/>
+        <w:rPr>
+          <w:rFonts w:ascii="Aptos" w:eastAsia="Aptos" w:hAnsi="Aptos" w:cs="Aptos"/>
+          <w:b/>
+          <w:bCs/>
+          <w:sz w:val="24"/>
+          <w:szCs w:val="24"/>
+        </w:rPr>
+      </w:pPr>
+      <w:r>
+        <w:t>Worksheets:</w:t>
+      </w:r>
+    </w:p>
+    <w:p>
+      <w:pPr>
+        <w:pStyle w:val="Prrafodelista"/>
         <w:numPr>
           <w:ilvl w:val="0"/>
-          <w:numId w:val="3"/>
+          <w:numId w:val="12"/>
         </w:numPr>
-        <w:spacing w:before="240" w:beforeAutospacing="off" w:after="240" w:afterAutospacing="off"/>
-        <w:rPr>
-          <w:rFonts w:ascii="Aptos" w:hAnsi="Aptos" w:eastAsia="Aptos" w:cs="Aptos"/>
-          <w:noProof w:val="0"/>
-          <w:sz w:val="24"/>
-          <w:szCs w:val="24"/>
-          <w:lang w:val="en-GB"/>
-        </w:rPr>
-      </w:pPr>
-      <w:hyperlink r:id="R538a564a322647db">
+        <w:spacing w:before="240" w:after="240"/>
+        <w:rPr>
+          <w:rFonts w:ascii="Aptos" w:eastAsia="Aptos" w:hAnsi="Aptos" w:cs="Aptos"/>
+        </w:rPr>
+      </w:pPr>
+      <w:hyperlink r:id="rId19">
         <w:r>
           <w:rPr>
-            <w:rStyle w:val="Hyperlink"/>
-            <w:rFonts w:ascii="Aptos" w:hAnsi="Aptos" w:eastAsia="Aptos" w:cs="Aptos"/>
-            <w:noProof w:val="0"/>
-            <w:sz w:val="24"/>
-            <w:szCs w:val="24"/>
-            <w:lang w:val="en-GB"/>
-          </w:rPr>
-          <w:t>https://www.youtube.com/watch?v=M6Efzu2slaI&amp;list=RDM6Efzu2slaI&amp;start_radio=1</w:t>
-        </w:r>
-      </w:hyperlink>
-    </w:p>
-    <w:p>
-      <w:pPr>
-        <w:pStyle w:val="ListParagraph"/>
-        <w:numPr>
-          <w:ilvl w:val="0"/>
-          <w:numId w:val="3"/>
-        </w:numPr>
-        <w:spacing w:before="240" w:beforeAutospacing="off" w:after="240" w:afterAutospacing="off"/>
-        <w:rPr>
-          <w:rFonts w:ascii="Aptos" w:hAnsi="Aptos" w:eastAsia="Aptos" w:cs="Aptos"/>
-          <w:noProof w:val="0"/>
-          <w:sz w:val="24"/>
-          <w:szCs w:val="24"/>
-          <w:lang w:val="en-GB"/>
-        </w:rPr>
-      </w:pPr>
-      <w:hyperlink r:id="Rab2a790c41894703">
-        <w:r>
-          <w:rPr>
-            <w:rStyle w:val="Hyperlink"/>
-            <w:rFonts w:ascii="Aptos" w:hAnsi="Aptos" w:eastAsia="Aptos" w:cs="Aptos"/>
-            <w:noProof w:val="0"/>
-            <w:sz w:val="24"/>
-            <w:szCs w:val="24"/>
-            <w:lang w:val="en-GB"/>
-          </w:rPr>
-          <w:t>https://www.youtube.com/watch?v=q93lAp6Rh5g&amp;list=RDq93lAp6Rh5g&amp;start_radio=1</w:t>
-        </w:r>
-      </w:hyperlink>
-    </w:p>
-    <w:p>
-      <w:pPr>
-        <w:pStyle w:val="Heading1"/>
-        <w:rPr>
-          <w:rFonts w:ascii="Aptos" w:hAnsi="Aptos" w:eastAsia="Aptos" w:cs="Aptos"/>
-          <w:b w:val="1"/>
-          <w:bCs w:val="1"/>
-          <w:noProof w:val="0"/>
-          <w:sz w:val="28"/>
-          <w:szCs w:val="28"/>
-          <w:lang w:val="en-GB"/>
-        </w:rPr>
-      </w:pPr>
-      <w:r>
-        <w:rPr>
-          <w:noProof w:val="0"/>
-          <w:lang w:val="en-GB"/>
-        </w:rPr>
-        <w:t>3. Word Problems</w:t>
-      </w:r>
-    </w:p>
-    <w:p>
-      <w:pPr>
-        <w:pStyle w:val="Heading2"/>
-        <w:rPr>
-          <w:rFonts w:ascii="Aptos" w:hAnsi="Aptos" w:eastAsia="Aptos" w:cs="Aptos"/>
-          <w:b w:val="1"/>
-          <w:bCs w:val="1"/>
-          <w:noProof w:val="0"/>
-          <w:sz w:val="24"/>
-          <w:szCs w:val="24"/>
-          <w:lang w:val="en-GB"/>
-        </w:rPr>
-      </w:pPr>
-      <w:r>
-        <w:rPr>
-          <w:noProof w:val="0"/>
-          <w:lang w:val="en-GB"/>
-        </w:rPr>
-        <w:t>Worksheets:</w:t>
-      </w:r>
-    </w:p>
-    <w:p>
-      <w:pPr>
-        <w:pStyle w:val="ListParagraph"/>
-        <w:numPr>
-          <w:ilvl w:val="0"/>
-          <w:numId w:val="4"/>
-        </w:numPr>
-        <w:spacing w:before="240" w:beforeAutospacing="off" w:after="240" w:afterAutospacing="off"/>
-        <w:rPr>
-          <w:rFonts w:ascii="Aptos" w:hAnsi="Aptos" w:eastAsia="Aptos" w:cs="Aptos"/>
-          <w:noProof w:val="0"/>
-          <w:sz w:val="24"/>
-          <w:szCs w:val="24"/>
-          <w:lang w:val="en-GB"/>
-        </w:rPr>
-      </w:pPr>
-      <w:hyperlink r:id="R31fbe2e96ef7401a">
-        <w:r>
-          <w:rPr>
-            <w:rStyle w:val="Hyperlink"/>
-            <w:rFonts w:ascii="Aptos" w:hAnsi="Aptos" w:eastAsia="Aptos" w:cs="Aptos"/>
-            <w:noProof w:val="0"/>
-            <w:sz w:val="24"/>
-            <w:szCs w:val="24"/>
-            <w:lang w:val="en-GB"/>
+            <w:rStyle w:val="Hipervnculo"/>
+            <w:rFonts w:ascii="Aptos" w:eastAsia="Aptos" w:hAnsi="Aptos" w:cs="Aptos"/>
           </w:rPr>
           <w:t>https://www.superteacherworksheets.com/addition/adding-2digit-noregroup_TTWTN.pdf</w:t>
         </w:r>
@@ -1017,29 +586,21 @@
     </w:p>
     <w:p>
       <w:pPr>
-        <w:pStyle w:val="ListParagraph"/>
+        <w:pStyle w:val="Prrafodelista"/>
         <w:numPr>
           <w:ilvl w:val="0"/>
-          <w:numId w:val="4"/>
+          <w:numId w:val="12"/>
         </w:numPr>
-        <w:spacing w:before="240" w:beforeAutospacing="off" w:after="240" w:afterAutospacing="off"/>
-        <w:rPr>
-          <w:rFonts w:ascii="Aptos" w:hAnsi="Aptos" w:eastAsia="Aptos" w:cs="Aptos"/>
-          <w:noProof w:val="0"/>
-          <w:sz w:val="24"/>
-          <w:szCs w:val="24"/>
-          <w:lang w:val="en-GB"/>
-        </w:rPr>
-      </w:pPr>
-      <w:hyperlink r:id="Rf677faff459b452e">
+        <w:spacing w:before="240" w:after="240"/>
+        <w:rPr>
+          <w:rFonts w:ascii="Aptos" w:eastAsia="Aptos" w:hAnsi="Aptos" w:cs="Aptos"/>
+        </w:rPr>
+      </w:pPr>
+      <w:hyperlink r:id="rId20">
         <w:r>
           <w:rPr>
-            <w:rStyle w:val="Hyperlink"/>
-            <w:rFonts w:ascii="Aptos" w:hAnsi="Aptos" w:eastAsia="Aptos" w:cs="Aptos"/>
-            <w:noProof w:val="0"/>
-            <w:sz w:val="24"/>
-            <w:szCs w:val="24"/>
-            <w:lang w:val="en-GB"/>
+            <w:rStyle w:val="Hipervnculo"/>
+            <w:rFonts w:ascii="Aptos" w:eastAsia="Aptos" w:hAnsi="Aptos" w:cs="Aptos"/>
           </w:rPr>
           <w:t>https://www.superteacherworksheets.com/addition/adding-columns3_TTZDN.pdf</w:t>
         </w:r>
@@ -1047,29 +608,21 @@
     </w:p>
     <w:p>
       <w:pPr>
-        <w:pStyle w:val="ListParagraph"/>
+        <w:pStyle w:val="Prrafodelista"/>
         <w:numPr>
           <w:ilvl w:val="0"/>
-          <w:numId w:val="4"/>
+          <w:numId w:val="12"/>
         </w:numPr>
-        <w:spacing w:before="240" w:beforeAutospacing="off" w:after="240" w:afterAutospacing="off"/>
-        <w:rPr>
-          <w:rFonts w:ascii="Aptos" w:hAnsi="Aptos" w:eastAsia="Aptos" w:cs="Aptos"/>
-          <w:noProof w:val="0"/>
-          <w:sz w:val="24"/>
-          <w:szCs w:val="24"/>
-          <w:lang w:val="en-GB"/>
-        </w:rPr>
-      </w:pPr>
-      <w:hyperlink r:id="Ref838c823f0e42cb">
+        <w:spacing w:before="240" w:after="240"/>
+        <w:rPr>
+          <w:rFonts w:ascii="Aptos" w:eastAsia="Aptos" w:hAnsi="Aptos" w:cs="Aptos"/>
+        </w:rPr>
+      </w:pPr>
+      <w:hyperlink r:id="rId21">
         <w:r>
           <w:rPr>
-            <w:rStyle w:val="Hyperlink"/>
-            <w:rFonts w:ascii="Aptos" w:hAnsi="Aptos" w:eastAsia="Aptos" w:cs="Aptos"/>
-            <w:noProof w:val="0"/>
-            <w:sz w:val="24"/>
-            <w:szCs w:val="24"/>
-            <w:lang w:val="en-GB"/>
+            <w:rStyle w:val="Hipervnculo"/>
+            <w:rFonts w:ascii="Aptos" w:eastAsia="Aptos" w:hAnsi="Aptos" w:cs="Aptos"/>
           </w:rPr>
           <w:t>https://www.k5learning.com/free-math-worksheets/first-grade-1/word-problems/adding-single-digit-numbers</w:t>
         </w:r>
@@ -1077,29 +630,21 @@
     </w:p>
     <w:p>
       <w:pPr>
-        <w:pStyle w:val="ListParagraph"/>
+        <w:pStyle w:val="Prrafodelista"/>
         <w:numPr>
           <w:ilvl w:val="0"/>
-          <w:numId w:val="4"/>
+          <w:numId w:val="12"/>
         </w:numPr>
-        <w:spacing w:before="240" w:beforeAutospacing="off" w:after="240" w:afterAutospacing="off"/>
-        <w:rPr>
-          <w:rFonts w:ascii="Aptos" w:hAnsi="Aptos" w:eastAsia="Aptos" w:cs="Aptos"/>
-          <w:noProof w:val="0"/>
-          <w:sz w:val="24"/>
-          <w:szCs w:val="24"/>
-          <w:lang w:val="en-GB"/>
-        </w:rPr>
-      </w:pPr>
-      <w:hyperlink r:id="R35f402950643431f">
+        <w:spacing w:before="240" w:after="240"/>
+        <w:rPr>
+          <w:rFonts w:ascii="Aptos" w:eastAsia="Aptos" w:hAnsi="Aptos" w:cs="Aptos"/>
+        </w:rPr>
+      </w:pPr>
+      <w:hyperlink r:id="rId22">
         <w:r>
           <w:rPr>
-            <w:rStyle w:val="Hyperlink"/>
-            <w:rFonts w:ascii="Aptos" w:hAnsi="Aptos" w:eastAsia="Aptos" w:cs="Aptos"/>
-            <w:noProof w:val="0"/>
-            <w:sz w:val="24"/>
-            <w:szCs w:val="24"/>
-            <w:lang w:val="en-GB"/>
+            <w:rStyle w:val="Hipervnculo"/>
+            <w:rFonts w:ascii="Aptos" w:eastAsia="Aptos" w:hAnsi="Aptos" w:cs="Aptos"/>
           </w:rPr>
           <w:t>https://www.k5learning.com/free-math-worksheets/first-grade-1/word-problems/addition-sums-50</w:t>
         </w:r>
@@ -1107,69 +652,49 @@
     </w:p>
     <w:p>
       <w:pPr>
-        <w:pStyle w:val="ListParagraph"/>
+        <w:pStyle w:val="Prrafodelista"/>
         <w:numPr>
           <w:ilvl w:val="0"/>
-          <w:numId w:val="4"/>
+          <w:numId w:val="12"/>
         </w:numPr>
-        <w:spacing w:before="240" w:beforeAutospacing="off" w:after="240" w:afterAutospacing="off"/>
-        <w:rPr>
-          <w:rFonts w:ascii="Aptos" w:hAnsi="Aptos" w:eastAsia="Aptos" w:cs="Aptos"/>
-          <w:noProof w:val="0"/>
-          <w:sz w:val="24"/>
-          <w:szCs w:val="24"/>
-          <w:lang w:val="en-GB"/>
-        </w:rPr>
-      </w:pPr>
-      <w:hyperlink r:id="Rd70387b4ecbb444c">
+        <w:spacing w:before="240" w:after="240"/>
+        <w:rPr>
+          <w:rFonts w:ascii="Aptos" w:eastAsia="Aptos" w:hAnsi="Aptos" w:cs="Aptos"/>
+        </w:rPr>
+      </w:pPr>
+      <w:hyperlink r:id="rId23">
         <w:r>
           <w:rPr>
-            <w:rStyle w:val="Hyperlink"/>
-            <w:rFonts w:ascii="Aptos" w:hAnsi="Aptos" w:eastAsia="Aptos" w:cs="Aptos"/>
-            <w:noProof w:val="0"/>
-            <w:sz w:val="24"/>
-            <w:szCs w:val="24"/>
-            <w:lang w:val="en-GB"/>
+            <w:rStyle w:val="Hipervnculo"/>
+            <w:rFonts w:ascii="Aptos" w:eastAsia="Aptos" w:hAnsi="Aptos" w:cs="Aptos"/>
           </w:rPr>
           <w:t>https://www.k5learning.com/free-math-worksheets/first-grade-1/word-problems/addition-3-addends</w:t>
         </w:r>
       </w:hyperlink>
       <w:r>
         <w:rPr>
-          <w:rFonts w:ascii="Aptos" w:hAnsi="Aptos" w:eastAsia="Aptos" w:cs="Aptos"/>
-          <w:noProof w:val="0"/>
-          <w:sz w:val="24"/>
-          <w:szCs w:val="24"/>
-          <w:lang w:val="en-GB"/>
+          <w:rFonts w:ascii="Aptos" w:eastAsia="Aptos" w:hAnsi="Aptos" w:cs="Aptos"/>
         </w:rPr>
         <w:t xml:space="preserve"> </w:t>
       </w:r>
     </w:p>
     <w:p>
       <w:pPr>
-        <w:pStyle w:val="ListParagraph"/>
+        <w:pStyle w:val="Prrafodelista"/>
         <w:numPr>
           <w:ilvl w:val="0"/>
-          <w:numId w:val="4"/>
+          <w:numId w:val="12"/>
         </w:numPr>
-        <w:spacing w:before="240" w:beforeAutospacing="off" w:after="240" w:afterAutospacing="off"/>
-        <w:rPr>
-          <w:rFonts w:ascii="Aptos" w:hAnsi="Aptos" w:eastAsia="Aptos" w:cs="Aptos"/>
-          <w:noProof w:val="0"/>
-          <w:sz w:val="24"/>
-          <w:szCs w:val="24"/>
-          <w:lang w:val="en-GB"/>
-        </w:rPr>
-      </w:pPr>
-      <w:hyperlink r:id="R86d83aed1a3a43b7">
+        <w:spacing w:before="240" w:after="240"/>
+        <w:rPr>
+          <w:rFonts w:ascii="Aptos" w:eastAsia="Aptos" w:hAnsi="Aptos" w:cs="Aptos"/>
+        </w:rPr>
+      </w:pPr>
+      <w:hyperlink r:id="rId24">
         <w:r>
           <w:rPr>
-            <w:rStyle w:val="Hyperlink"/>
-            <w:rFonts w:ascii="Aptos" w:hAnsi="Aptos" w:eastAsia="Aptos" w:cs="Aptos"/>
-            <w:noProof w:val="0"/>
-            <w:sz w:val="24"/>
-            <w:szCs w:val="24"/>
-            <w:lang w:val="en-GB"/>
+            <w:rStyle w:val="Hipervnculo"/>
+            <w:rFonts w:ascii="Aptos" w:eastAsia="Aptos" w:hAnsi="Aptos" w:cs="Aptos"/>
           </w:rPr>
           <w:t>https://www.superteacherworksheets.com/daily-word-problems-a.html</w:t>
         </w:r>
@@ -1177,29 +702,21 @@
     </w:p>
     <w:p>
       <w:pPr>
-        <w:pStyle w:val="ListParagraph"/>
+        <w:pStyle w:val="Prrafodelista"/>
         <w:numPr>
           <w:ilvl w:val="0"/>
-          <w:numId w:val="4"/>
+          <w:numId w:val="12"/>
         </w:numPr>
-        <w:spacing w:before="240" w:beforeAutospacing="off" w:after="240" w:afterAutospacing="off"/>
-        <w:rPr>
-          <w:rFonts w:ascii="Aptos" w:hAnsi="Aptos" w:eastAsia="Aptos" w:cs="Aptos"/>
-          <w:noProof w:val="0"/>
-          <w:sz w:val="24"/>
-          <w:szCs w:val="24"/>
-          <w:lang w:val="en-GB"/>
-        </w:rPr>
-      </w:pPr>
-      <w:hyperlink r:id="R58dac5ca9a6c4b83">
+        <w:spacing w:before="240" w:after="240"/>
+        <w:rPr>
+          <w:rFonts w:ascii="Aptos" w:eastAsia="Aptos" w:hAnsi="Aptos" w:cs="Aptos"/>
+        </w:rPr>
+      </w:pPr>
+      <w:hyperlink r:id="rId25">
         <w:r>
           <w:rPr>
-            <w:rStyle w:val="Hyperlink"/>
-            <w:rFonts w:ascii="Aptos" w:hAnsi="Aptos" w:eastAsia="Aptos" w:cs="Aptos"/>
-            <w:noProof w:val="0"/>
-            <w:sz w:val="24"/>
-            <w:szCs w:val="24"/>
-            <w:lang w:val="en-GB"/>
+            <w:rStyle w:val="Hipervnculo"/>
+            <w:rFonts w:ascii="Aptos" w:eastAsia="Aptos" w:hAnsi="Aptos" w:cs="Aptos"/>
           </w:rPr>
           <w:t>https://www.k5learning.com/free-math-worksheets/first-grade-1/word-problems/subtraction</w:t>
         </w:r>
@@ -1207,29 +724,21 @@
     </w:p>
     <w:p>
       <w:pPr>
-        <w:pStyle w:val="ListParagraph"/>
+        <w:pStyle w:val="Prrafodelista"/>
         <w:numPr>
           <w:ilvl w:val="0"/>
-          <w:numId w:val="4"/>
+          <w:numId w:val="12"/>
         </w:numPr>
-        <w:spacing w:before="240" w:beforeAutospacing="off" w:after="240" w:afterAutospacing="off"/>
-        <w:rPr>
-          <w:rFonts w:ascii="Aptos" w:hAnsi="Aptos" w:eastAsia="Aptos" w:cs="Aptos"/>
-          <w:noProof w:val="0"/>
-          <w:sz w:val="24"/>
-          <w:szCs w:val="24"/>
-          <w:lang w:val="en-GB"/>
-        </w:rPr>
-      </w:pPr>
-      <w:hyperlink r:id="Rb071e230a6c648cf">
+        <w:spacing w:before="240" w:after="240"/>
+        <w:rPr>
+          <w:rFonts w:ascii="Aptos" w:eastAsia="Aptos" w:hAnsi="Aptos" w:cs="Aptos"/>
+        </w:rPr>
+      </w:pPr>
+      <w:hyperlink r:id="rId26">
         <w:r>
           <w:rPr>
-            <w:rStyle w:val="Hyperlink"/>
-            <w:rFonts w:ascii="Aptos" w:hAnsi="Aptos" w:eastAsia="Aptos" w:cs="Aptos"/>
-            <w:noProof w:val="0"/>
-            <w:sz w:val="24"/>
-            <w:szCs w:val="24"/>
-            <w:lang w:val="en-GB"/>
+            <w:rStyle w:val="Hipervnculo"/>
+            <w:rFonts w:ascii="Aptos" w:eastAsia="Aptos" w:hAnsi="Aptos" w:cs="Aptos"/>
           </w:rPr>
           <w:t>https://www.k5learning.com/free-math-worksheets/first-grade-1/word-problems/subtraction-2-digits</w:t>
         </w:r>
@@ -1237,211 +746,92 @@
     </w:p>
     <w:p>
       <w:pPr>
-        <w:pStyle w:val="ListParagraph"/>
-        <w:spacing w:before="240" w:beforeAutospacing="off" w:after="240" w:afterAutospacing="off"/>
-        <w:ind w:left="720"/>
-        <w:rPr>
-          <w:rFonts w:ascii="Aptos" w:hAnsi="Aptos" w:eastAsia="Aptos" w:cs="Aptos"/>
-          <w:noProof w:val="0"/>
+        <w:pStyle w:val="Prrafodelista"/>
+        <w:spacing w:before="240" w:after="240"/>
+        <w:rPr>
+          <w:rFonts w:ascii="Aptos" w:eastAsia="Aptos" w:hAnsi="Aptos" w:cs="Aptos"/>
+        </w:rPr>
+      </w:pPr>
+    </w:p>
+    <w:p>
+      <w:pPr>
+        <w:pStyle w:val="Prrafodelista"/>
+        <w:spacing w:before="240" w:after="240"/>
+        <w:rPr>
+          <w:rFonts w:ascii="Aptos" w:eastAsia="Aptos" w:hAnsi="Aptos" w:cs="Aptos"/>
+        </w:rPr>
+      </w:pPr>
+    </w:p>
+    <w:p>
+      <w:pPr>
+        <w:pStyle w:val="Ttulo2"/>
+        <w:rPr>
+          <w:rFonts w:ascii="Aptos" w:eastAsia="Aptos" w:hAnsi="Aptos" w:cs="Aptos"/>
+          <w:b/>
+          <w:bCs/>
           <w:sz w:val="24"/>
           <w:szCs w:val="24"/>
-          <w:lang w:val="en-GB"/>
-        </w:rPr>
-      </w:pPr>
-    </w:p>
-    <w:p>
-      <w:pPr>
-        <w:pStyle w:val="ListParagraph"/>
-        <w:spacing w:before="240" w:beforeAutospacing="off" w:after="240" w:afterAutospacing="off"/>
-        <w:ind w:left="720"/>
-        <w:rPr>
-          <w:rFonts w:ascii="Aptos" w:hAnsi="Aptos" w:eastAsia="Aptos" w:cs="Aptos"/>
-          <w:noProof w:val="0"/>
-          <w:sz w:val="24"/>
-          <w:szCs w:val="24"/>
-          <w:lang w:val="en-GB"/>
-        </w:rPr>
-      </w:pPr>
-    </w:p>
-    <w:p>
-      <w:pPr>
-        <w:pStyle w:val="Heading2"/>
-        <w:rPr>
-          <w:rFonts w:ascii="Aptos" w:hAnsi="Aptos" w:eastAsia="Aptos" w:cs="Aptos"/>
-          <w:b w:val="1"/>
-          <w:bCs w:val="1"/>
-          <w:noProof w:val="0"/>
-          <w:sz w:val="24"/>
-          <w:szCs w:val="24"/>
-          <w:lang w:val="en-GB"/>
         </w:rPr>
       </w:pPr>
       <w:r>
-        <w:rPr>
-          <w:noProof w:val="0"/>
-          <w:lang w:val="en-GB"/>
-        </w:rPr>
         <w:t xml:space="preserve">Game: </w:t>
       </w:r>
     </w:p>
     <w:p>
       <w:pPr>
-        <w:pStyle w:val="ListParagraph"/>
+        <w:pStyle w:val="Prrafodelista"/>
         <w:numPr>
           <w:ilvl w:val="0"/>
-          <w:numId w:val="4"/>
+          <w:numId w:val="12"/>
         </w:numPr>
-        <w:spacing w:before="240" w:beforeAutospacing="off" w:after="240" w:afterAutospacing="off"/>
-        <w:rPr>
-          <w:rFonts w:ascii="Aptos" w:hAnsi="Aptos" w:eastAsia="Aptos" w:cs="Aptos"/>
-          <w:noProof w:val="0"/>
-          <w:sz w:val="24"/>
-          <w:szCs w:val="24"/>
-          <w:lang w:val="en-GB"/>
+        <w:spacing w:before="240" w:after="240"/>
+        <w:rPr>
+          <w:rFonts w:ascii="Aptos" w:eastAsia="Aptos" w:hAnsi="Aptos" w:cs="Aptos"/>
         </w:rPr>
       </w:pPr>
       <w:r>
         <w:rPr>
-          <w:rFonts w:ascii="Aptos" w:hAnsi="Aptos" w:eastAsia="Aptos" w:cs="Aptos"/>
-          <w:noProof w:val="0"/>
-          <w:sz w:val="24"/>
-          <w:szCs w:val="24"/>
-          <w:lang w:val="en-GB"/>
+          <w:rFonts w:ascii="Aptos" w:eastAsia="Aptos" w:hAnsi="Aptos" w:cs="Aptos"/>
         </w:rPr>
         <w:t>Create your own problem</w:t>
       </w:r>
       <w:r>
         <w:rPr>
-          <w:rFonts w:ascii="Aptos" w:hAnsi="Aptos" w:eastAsia="Aptos" w:cs="Aptos"/>
-          <w:noProof w:val="0"/>
+          <w:rFonts w:ascii="Aptos" w:eastAsia="Aptos" w:hAnsi="Aptos" w:cs="Aptos"/>
+        </w:rPr>
+        <w:t xml:space="preserve"> and share with your family</w:t>
+      </w:r>
+    </w:p>
+    <w:p>
+      <w:pPr>
+        <w:pStyle w:val="Ttulo2"/>
+        <w:rPr>
+          <w:rFonts w:ascii="Aptos" w:eastAsia="Aptos" w:hAnsi="Aptos" w:cs="Aptos"/>
           <w:sz w:val="24"/>
           <w:szCs w:val="24"/>
-          <w:lang w:val="en-GB"/>
-        </w:rPr>
-        <w:t xml:space="preserve"> and share with your family</w:t>
+        </w:rPr>
+      </w:pPr>
+      <w:r>
+        <w:t xml:space="preserve">Videos: </w:t>
       </w:r>
     </w:p>
     <w:p>
       <w:pPr>
-        <w:pStyle w:val="ListParagraph"/>
+        <w:pStyle w:val="Prrafodelista"/>
         <w:numPr>
           <w:ilvl w:val="0"/>
-          <w:numId w:val="4"/>
+          <w:numId w:val="3"/>
         </w:numPr>
-        <w:spacing w:before="240" w:beforeAutospacing="off" w:after="240" w:afterAutospacing="off"/>
-        <w:rPr>
-          <w:rFonts w:ascii="Aptos" w:hAnsi="Aptos" w:eastAsia="Aptos" w:cs="Aptos"/>
-          <w:noProof w:val="0"/>
-          <w:sz w:val="24"/>
-          <w:szCs w:val="24"/>
-          <w:lang w:val="en-GB"/>
-        </w:rPr>
-      </w:pPr>
-      <w:hyperlink r:id="Raa91d541d21c4b1a">
+        <w:spacing w:before="240" w:after="240"/>
+        <w:rPr>
+          <w:rFonts w:ascii="Aptos" w:eastAsia="Aptos" w:hAnsi="Aptos" w:cs="Aptos"/>
+        </w:rPr>
+      </w:pPr>
+      <w:hyperlink r:id="rId27">
         <w:r>
           <w:rPr>
-            <w:rStyle w:val="Hyperlink"/>
-            <w:rFonts w:ascii="Aptos" w:hAnsi="Aptos" w:eastAsia="Aptos" w:cs="Aptos"/>
-            <w:noProof w:val="0"/>
-            <w:sz w:val="24"/>
-            <w:szCs w:val="24"/>
-            <w:lang w:val="en-GB"/>
-          </w:rPr>
-          <w:t>https://wordwall.net/es/resource/51869249/math/math-word-problems-for-first-grade</w:t>
-        </w:r>
-      </w:hyperlink>
-    </w:p>
-    <w:p>
-      <w:pPr>
-        <w:pStyle w:val="ListParagraph"/>
-        <w:numPr>
-          <w:ilvl w:val="0"/>
-          <w:numId w:val="4"/>
-        </w:numPr>
-        <w:spacing w:before="240" w:beforeAutospacing="off" w:after="240" w:afterAutospacing="off"/>
-        <w:rPr>
-          <w:rFonts w:ascii="Aptos" w:hAnsi="Aptos" w:eastAsia="Aptos" w:cs="Aptos"/>
-          <w:noProof w:val="0"/>
-          <w:sz w:val="24"/>
-          <w:szCs w:val="24"/>
-          <w:lang w:val="en-GB"/>
-        </w:rPr>
-      </w:pPr>
-      <w:hyperlink r:id="R4a6c8161236641b4">
-        <w:r>
-          <w:rPr>
-            <w:rStyle w:val="Hyperlink"/>
-            <w:rFonts w:ascii="Aptos" w:hAnsi="Aptos" w:eastAsia="Aptos" w:cs="Aptos"/>
-            <w:noProof w:val="0"/>
-            <w:sz w:val="24"/>
-            <w:szCs w:val="24"/>
-            <w:lang w:val="en-GB"/>
-          </w:rPr>
-          <w:t>https://www.iknowit.com/lessons/a-addition-subtraction-word-problems-within-20.html</w:t>
-        </w:r>
-      </w:hyperlink>
-      <w:r>
-        <w:rPr>
-          <w:rFonts w:ascii="Aptos" w:hAnsi="Aptos" w:eastAsia="Aptos" w:cs="Aptos"/>
-          <w:noProof w:val="0"/>
-          <w:sz w:val="24"/>
-          <w:szCs w:val="24"/>
-          <w:lang w:val="en-GB"/>
-        </w:rPr>
-        <w:t xml:space="preserve"> </w:t>
-      </w:r>
-    </w:p>
-    <w:p>
-      <w:pPr>
-        <w:pStyle w:val="Heading2"/>
-        <w:rPr>
-          <w:rFonts w:ascii="Aptos" w:hAnsi="Aptos" w:eastAsia="Aptos" w:cs="Aptos"/>
-          <w:noProof w:val="0"/>
-          <w:sz w:val="24"/>
-          <w:szCs w:val="24"/>
-          <w:lang w:val="en-GB"/>
-        </w:rPr>
-      </w:pPr>
-      <w:r>
-        <w:rPr>
-          <w:noProof w:val="0"/>
-          <w:lang w:val="en-GB"/>
-        </w:rPr>
-        <w:t>Videos:</w:t>
-      </w:r>
-      <w:r>
-        <w:rPr>
-          <w:noProof w:val="0"/>
-          <w:lang w:val="en-GB"/>
-        </w:rPr>
-        <w:t xml:space="preserve"> </w:t>
-      </w:r>
-    </w:p>
-    <w:p>
-      <w:pPr>
-        <w:pStyle w:val="ListParagraph"/>
-        <w:numPr>
-          <w:ilvl w:val="0"/>
-          <w:numId w:val="13"/>
-        </w:numPr>
-        <w:spacing w:before="240" w:beforeAutospacing="off" w:after="240" w:afterAutospacing="off"/>
-        <w:rPr>
-          <w:rFonts w:ascii="Aptos" w:hAnsi="Aptos" w:eastAsia="Aptos" w:cs="Aptos"/>
-          <w:noProof w:val="0"/>
-          <w:sz w:val="24"/>
-          <w:szCs w:val="24"/>
-          <w:lang w:val="en-GB"/>
-        </w:rPr>
-      </w:pPr>
-      <w:hyperlink r:id="Rbd804c25667a4fb9">
-        <w:r>
-          <w:rPr>
-            <w:rStyle w:val="Hyperlink"/>
-            <w:rFonts w:ascii="Aptos" w:hAnsi="Aptos" w:eastAsia="Aptos" w:cs="Aptos"/>
-            <w:noProof w:val="0"/>
-            <w:sz w:val="24"/>
-            <w:szCs w:val="24"/>
-            <w:lang w:val="en-GB"/>
+            <w:rStyle w:val="Hipervnculo"/>
+            <w:rFonts w:ascii="Aptos" w:eastAsia="Aptos" w:hAnsi="Aptos" w:cs="Aptos"/>
           </w:rPr>
           <w:t>https://www.youtube.com/watch?v=C229LUk380Q</w:t>
         </w:r>
@@ -1449,29 +839,21 @@
     </w:p>
     <w:p>
       <w:pPr>
-        <w:pStyle w:val="ListParagraph"/>
+        <w:pStyle w:val="Prrafodelista"/>
         <w:numPr>
           <w:ilvl w:val="0"/>
-          <w:numId w:val="13"/>
+          <w:numId w:val="3"/>
         </w:numPr>
-        <w:spacing w:before="240" w:beforeAutospacing="off" w:after="240" w:afterAutospacing="off"/>
-        <w:rPr>
-          <w:rFonts w:ascii="Aptos" w:hAnsi="Aptos" w:eastAsia="Aptos" w:cs="Aptos"/>
-          <w:noProof w:val="0"/>
-          <w:sz w:val="24"/>
-          <w:szCs w:val="24"/>
-          <w:lang w:val="en-GB"/>
-        </w:rPr>
-      </w:pPr>
-      <w:hyperlink r:id="R241dc35aa52f4c03">
+        <w:spacing w:before="240" w:after="240"/>
+        <w:rPr>
+          <w:rFonts w:ascii="Aptos" w:eastAsia="Aptos" w:hAnsi="Aptos" w:cs="Aptos"/>
+        </w:rPr>
+      </w:pPr>
+      <w:hyperlink r:id="rId28">
         <w:r>
           <w:rPr>
-            <w:rStyle w:val="Hyperlink"/>
-            <w:rFonts w:ascii="Aptos" w:hAnsi="Aptos" w:eastAsia="Aptos" w:cs="Aptos"/>
-            <w:noProof w:val="0"/>
-            <w:sz w:val="24"/>
-            <w:szCs w:val="24"/>
-            <w:lang w:val="en-GB"/>
+            <w:rStyle w:val="Hipervnculo"/>
+            <w:rFonts w:ascii="Aptos" w:eastAsia="Aptos" w:hAnsi="Aptos" w:cs="Aptos"/>
           </w:rPr>
           <w:t>https://www.youtube.com/watch?v=s3jP0vnFSxE</w:t>
         </w:r>
@@ -1479,49 +861,44 @@
     </w:p>
     <w:p>
       <w:pPr>
-        <w:pStyle w:val="Heading2"/>
-        <w:rPr>
-          <w:rFonts w:ascii="Aptos" w:hAnsi="Aptos" w:eastAsia="Aptos" w:cs="Aptos"/>
-          <w:noProof w:val="0"/>
+        <w:pStyle w:val="Ttulo2"/>
+        <w:rPr>
+          <w:rFonts w:ascii="Aptos" w:eastAsia="Aptos" w:hAnsi="Aptos" w:cs="Aptos"/>
           <w:sz w:val="24"/>
           <w:szCs w:val="24"/>
-          <w:lang w:val="en-GB"/>
         </w:rPr>
       </w:pPr>
       <w:r>
-        <w:rPr>
-          <w:noProof w:val="0"/>
-          <w:lang w:val="en-GB"/>
-        </w:rPr>
         <w:t>UPAC:</w:t>
       </w:r>
     </w:p>
     <w:p>
       <w:pPr>
-        <w:pStyle w:val="Normal"/>
-        <w:spacing w:before="240" w:beforeAutospacing="off" w:after="240" w:afterAutospacing="off"/>
-        <w:ind w:left="0"/>
+        <w:spacing w:before="240" w:after="240"/>
       </w:pPr>
       <w:r>
+        <w:rPr>
+          <w:noProof/>
+        </w:rPr>
         <w:drawing>
-          <wp:inline wp14:editId="199FBAB1" wp14:anchorId="09855C01">
+          <wp:inline distT="0" distB="0" distL="0" distR="0" wp14:anchorId="09855C01" wp14:editId="199FBAB1">
             <wp:extent cx="5724525" cy="5438775"/>
             <wp:effectExtent l="0" t="0" r="0" b="0"/>
             <wp:docPr id="482214110" name="drawing"/>
             <wp:cNvGraphicFramePr>
-              <a:graphicFrameLocks noChangeAspect="1"/>
+              <a:graphicFrameLocks xmlns:a="http://schemas.openxmlformats.org/drawingml/2006/main" noChangeAspect="1"/>
             </wp:cNvGraphicFramePr>
-            <a:graphic>
-              <a:graphicData xmlns:a="http://schemas.openxmlformats.org/drawingml/2006/main" uri="http://schemas.openxmlformats.org/drawingml/2006/picture">
+            <a:graphic xmlns:a="http://schemas.openxmlformats.org/drawingml/2006/main">
+              <a:graphicData uri="http://schemas.openxmlformats.org/drawingml/2006/picture">
                 <pic:pic xmlns:pic="http://schemas.openxmlformats.org/drawingml/2006/picture">
                   <pic:nvPicPr>
                     <pic:cNvPr id="482214110" name=""/>
                     <pic:cNvPicPr/>
                   </pic:nvPicPr>
                   <pic:blipFill>
-                    <a:blip xmlns:r="http://schemas.openxmlformats.org/officeDocument/2006/relationships" r:embed="rId478653424">
+                    <a:blip r:embed="rId29">
                       <a:extLst>
-                        <a:ext xmlns:a="http://schemas.openxmlformats.org/drawingml/2006/main" uri="{28A0092B-C50C-407E-A947-70E740481C1C}">
+                        <a:ext uri="{28A0092B-C50C-407E-A947-70E740481C1C}">
                           <a14:useLocalDpi xmlns:a14="http://schemas.microsoft.com/office/drawing/2010/main" val="0"/>
                         </a:ext>
                       </a:extLst>
@@ -1548,54 +925,46 @@
     </w:p>
     <w:p>
       <w:pPr>
-        <w:pStyle w:val="Normal"/>
-        <w:spacing w:before="240" w:beforeAutospacing="off" w:after="240" w:afterAutospacing="off"/>
-        <w:ind w:left="0"/>
-        <w:rPr>
-          <w:rFonts w:ascii="Aptos" w:hAnsi="Aptos" w:eastAsia="Aptos" w:cs="Aptos"/>
-          <w:noProof w:val="0"/>
-          <w:sz w:val="24"/>
-          <w:szCs w:val="24"/>
-          <w:lang w:val="en-GB"/>
+        <w:spacing w:before="240" w:after="240"/>
+        <w:rPr>
+          <w:rFonts w:ascii="Aptos" w:eastAsia="Aptos" w:hAnsi="Aptos" w:cs="Aptos"/>
         </w:rPr>
       </w:pPr>
       <w:r>
         <w:rPr>
-          <w:rFonts w:ascii="Aptos" w:hAnsi="Aptos" w:eastAsia="Aptos" w:cs="Aptos"/>
-          <w:noProof w:val="0"/>
-          <w:sz w:val="24"/>
-          <w:szCs w:val="24"/>
-          <w:lang w:val="en-GB"/>
+          <w:rFonts w:ascii="Aptos" w:eastAsia="Aptos" w:hAnsi="Aptos" w:cs="Aptos"/>
         </w:rPr>
         <w:t>You can use this template to solve problems:</w:t>
       </w:r>
     </w:p>
     <w:p>
       <w:pPr>
-        <w:pStyle w:val="Normal"/>
-        <w:spacing w:before="240" w:beforeAutospacing="off" w:after="240" w:afterAutospacing="off"/>
-        <w:ind w:left="0"/>
+        <w:spacing w:before="240" w:after="240"/>
       </w:pPr>
       <w:r>
+        <w:rPr>
+          <w:noProof/>
+        </w:rPr>
+        <w:lastRenderedPageBreak/>
         <w:drawing>
-          <wp:inline wp14:editId="2008558C" wp14:anchorId="211022F2">
+          <wp:inline distT="0" distB="0" distL="0" distR="0" wp14:anchorId="211022F2" wp14:editId="2008558C">
             <wp:extent cx="5724525" cy="4314825"/>
             <wp:effectExtent l="0" t="0" r="0" b="0"/>
             <wp:docPr id="1677269712" name="drawing"/>
             <wp:cNvGraphicFramePr>
-              <a:graphicFrameLocks noChangeAspect="1"/>
+              <a:graphicFrameLocks xmlns:a="http://schemas.openxmlformats.org/drawingml/2006/main" noChangeAspect="1"/>
             </wp:cNvGraphicFramePr>
-            <a:graphic>
-              <a:graphicData xmlns:a="http://schemas.openxmlformats.org/drawingml/2006/main" uri="http://schemas.openxmlformats.org/drawingml/2006/picture">
+            <a:graphic xmlns:a="http://schemas.openxmlformats.org/drawingml/2006/main">
+              <a:graphicData uri="http://schemas.openxmlformats.org/drawingml/2006/picture">
                 <pic:pic xmlns:pic="http://schemas.openxmlformats.org/drawingml/2006/picture">
                   <pic:nvPicPr>
                     <pic:cNvPr id="1677269712" name=""/>
                     <pic:cNvPicPr/>
                   </pic:nvPicPr>
                   <pic:blipFill>
-                    <a:blip xmlns:r="http://schemas.openxmlformats.org/officeDocument/2006/relationships" r:embed="rId736239693">
+                    <a:blip r:embed="rId30">
                       <a:extLst>
-                        <a:ext xmlns:a="http://schemas.openxmlformats.org/drawingml/2006/main" uri="{28A0092B-C50C-407E-A947-70E740481C1C}">
+                        <a:ext uri="{28A0092B-C50C-407E-A947-70E740481C1C}">
                           <a14:useLocalDpi xmlns:a14="http://schemas.microsoft.com/office/drawing/2010/main" val="0"/>
                         </a:ext>
                       </a:extLst>
@@ -1622,73 +991,44 @@
     </w:p>
     <w:p>
       <w:pPr>
-        <w:pStyle w:val="Heading1"/>
-        <w:rPr>
-          <w:noProof w:val="0"/>
-          <w:lang w:val="en-GB"/>
-        </w:rPr>
+        <w:pStyle w:val="Ttulo1"/>
       </w:pPr>
       <w:r>
-        <w:rPr>
-          <w:noProof w:val="0"/>
-          <w:lang w:val="en-GB"/>
-        </w:rPr>
-        <w:t xml:space="preserve">4. Patterns / </w:t>
+        <w:t>4. Patterns / Patrones</w:t>
       </w:r>
-      <w:r>
-        <w:rPr>
-          <w:noProof w:val="0"/>
-          <w:lang w:val="en-GB"/>
-        </w:rPr>
-        <w:t>Patrones</w:t>
-      </w:r>
-    </w:p>
-    <w:p>
-      <w:pPr>
-        <w:pStyle w:val="Heading2"/>
-        <w:rPr>
-          <w:rFonts w:ascii="Aptos" w:hAnsi="Aptos" w:eastAsia="Aptos" w:cs="Aptos"/>
-          <w:b w:val="1"/>
-          <w:bCs w:val="1"/>
-          <w:noProof w:val="0"/>
+    </w:p>
+    <w:p>
+      <w:pPr>
+        <w:pStyle w:val="Ttulo2"/>
+        <w:rPr>
+          <w:rFonts w:ascii="Aptos" w:eastAsia="Aptos" w:hAnsi="Aptos" w:cs="Aptos"/>
+          <w:b/>
+          <w:bCs/>
           <w:sz w:val="24"/>
           <w:szCs w:val="24"/>
-          <w:lang w:val="en-GB"/>
         </w:rPr>
       </w:pPr>
       <w:r>
-        <w:rPr>
-          <w:noProof w:val="0"/>
-          <w:lang w:val="en-GB"/>
-        </w:rPr>
         <w:t xml:space="preserve">Worksheets: </w:t>
       </w:r>
     </w:p>
     <w:p>
       <w:pPr>
-        <w:pStyle w:val="ListParagraph"/>
+        <w:pStyle w:val="Prrafodelista"/>
         <w:numPr>
           <w:ilvl w:val="0"/>
-          <w:numId w:val="5"/>
+          <w:numId w:val="11"/>
         </w:numPr>
-        <w:spacing w:before="240" w:beforeAutospacing="off" w:after="240" w:afterAutospacing="off"/>
-        <w:rPr>
-          <w:rFonts w:ascii="Aptos" w:hAnsi="Aptos" w:eastAsia="Aptos" w:cs="Aptos"/>
-          <w:noProof w:val="0"/>
-          <w:sz w:val="24"/>
-          <w:szCs w:val="24"/>
-          <w:lang w:val="es-ES"/>
-        </w:rPr>
-      </w:pPr>
-      <w:hyperlink r:id="Re69108d7b09c49a0">
+        <w:spacing w:before="240" w:after="240"/>
+        <w:rPr>
+          <w:rFonts w:ascii="Aptos" w:eastAsia="Aptos" w:hAnsi="Aptos" w:cs="Aptos"/>
+        </w:rPr>
+      </w:pPr>
+      <w:hyperlink r:id="rId31">
         <w:r>
           <w:rPr>
-            <w:rStyle w:val="Hyperlink"/>
-            <w:rFonts w:ascii="Aptos" w:hAnsi="Aptos" w:eastAsia="Aptos" w:cs="Aptos"/>
-            <w:noProof w:val="0"/>
-            <w:sz w:val="24"/>
-            <w:szCs w:val="24"/>
-            <w:lang w:val="es-ES"/>
+            <w:rStyle w:val="Hipervnculo"/>
+            <w:rFonts w:ascii="Aptos" w:eastAsia="Aptos" w:hAnsi="Aptos" w:cs="Aptos"/>
           </w:rPr>
           <w:t>https://www.mathworksheets4kids.com/worksheets/1st-grade/patterns/repeating-circle-1.pdf</w:t>
         </w:r>
@@ -1696,29 +1036,21 @@
     </w:p>
     <w:p>
       <w:pPr>
-        <w:pStyle w:val="ListParagraph"/>
+        <w:pStyle w:val="Prrafodelista"/>
         <w:numPr>
           <w:ilvl w:val="0"/>
-          <w:numId w:val="5"/>
+          <w:numId w:val="11"/>
         </w:numPr>
-        <w:spacing w:before="240" w:beforeAutospacing="off" w:after="240" w:afterAutospacing="off"/>
-        <w:rPr>
-          <w:rFonts w:ascii="Aptos" w:hAnsi="Aptos" w:eastAsia="Aptos" w:cs="Aptos"/>
-          <w:noProof w:val="0"/>
-          <w:sz w:val="24"/>
-          <w:szCs w:val="24"/>
-          <w:lang w:val="es-ES"/>
-        </w:rPr>
-      </w:pPr>
-      <w:hyperlink r:id="Re3b0405e858e4f99">
+        <w:spacing w:before="240" w:after="240"/>
+        <w:rPr>
+          <w:rFonts w:ascii="Aptos" w:eastAsia="Aptos" w:hAnsi="Aptos" w:cs="Aptos"/>
+        </w:rPr>
+      </w:pPr>
+      <w:hyperlink r:id="rId32">
         <w:r>
           <w:rPr>
-            <w:rStyle w:val="Hyperlink"/>
-            <w:rFonts w:ascii="Aptos" w:hAnsi="Aptos" w:eastAsia="Aptos" w:cs="Aptos"/>
-            <w:noProof w:val="0"/>
-            <w:sz w:val="24"/>
-            <w:szCs w:val="24"/>
-            <w:lang w:val="es-ES"/>
+            <w:rStyle w:val="Hipervnculo"/>
+            <w:rFonts w:ascii="Aptos" w:eastAsia="Aptos" w:hAnsi="Aptos" w:cs="Aptos"/>
           </w:rPr>
           <w:t>https://www.mathworksheets4kids.com/patterns/repeating-cut-paste1.pdf</w:t>
         </w:r>
@@ -1726,29 +1058,21 @@
     </w:p>
     <w:p>
       <w:pPr>
-        <w:pStyle w:val="ListParagraph"/>
+        <w:pStyle w:val="Prrafodelista"/>
         <w:numPr>
           <w:ilvl w:val="0"/>
-          <w:numId w:val="5"/>
+          <w:numId w:val="11"/>
         </w:numPr>
-        <w:spacing w:before="240" w:beforeAutospacing="off" w:after="240" w:afterAutospacing="off"/>
-        <w:rPr>
-          <w:rFonts w:ascii="Aptos" w:hAnsi="Aptos" w:eastAsia="Aptos" w:cs="Aptos"/>
-          <w:noProof w:val="0"/>
-          <w:sz w:val="24"/>
-          <w:szCs w:val="24"/>
-          <w:lang w:val="es-ES"/>
-        </w:rPr>
-      </w:pPr>
-      <w:hyperlink r:id="R192089adf5df4a59">
+        <w:spacing w:before="240" w:after="240"/>
+        <w:rPr>
+          <w:rFonts w:ascii="Aptos" w:eastAsia="Aptos" w:hAnsi="Aptos" w:cs="Aptos"/>
+        </w:rPr>
+      </w:pPr>
+      <w:hyperlink r:id="rId33">
         <w:r>
           <w:rPr>
-            <w:rStyle w:val="Hyperlink"/>
-            <w:rFonts w:ascii="Aptos" w:hAnsi="Aptos" w:eastAsia="Aptos" w:cs="Aptos"/>
-            <w:noProof w:val="0"/>
-            <w:sz w:val="24"/>
-            <w:szCs w:val="24"/>
-            <w:lang w:val="es-ES"/>
+            <w:rStyle w:val="Hipervnculo"/>
+            <w:rFonts w:ascii="Aptos" w:eastAsia="Aptos" w:hAnsi="Aptos" w:cs="Aptos"/>
           </w:rPr>
           <w:t>https://www.mathworksheets4kids.com/patterns/growing-type1-1.pdf</w:t>
         </w:r>
@@ -1756,29 +1080,21 @@
     </w:p>
     <w:p>
       <w:pPr>
-        <w:pStyle w:val="ListParagraph"/>
+        <w:pStyle w:val="Prrafodelista"/>
         <w:numPr>
           <w:ilvl w:val="0"/>
-          <w:numId w:val="5"/>
+          <w:numId w:val="11"/>
         </w:numPr>
-        <w:spacing w:before="240" w:beforeAutospacing="off" w:after="240" w:afterAutospacing="off"/>
-        <w:rPr>
-          <w:rFonts w:ascii="Aptos" w:hAnsi="Aptos" w:eastAsia="Aptos" w:cs="Aptos"/>
-          <w:noProof w:val="0"/>
-          <w:sz w:val="24"/>
-          <w:szCs w:val="24"/>
-          <w:lang w:val="es-ES"/>
-        </w:rPr>
-      </w:pPr>
-      <w:hyperlink r:id="R8cb2302be484446e">
+        <w:spacing w:before="240" w:after="240"/>
+        <w:rPr>
+          <w:rFonts w:ascii="Aptos" w:eastAsia="Aptos" w:hAnsi="Aptos" w:cs="Aptos"/>
+        </w:rPr>
+      </w:pPr>
+      <w:hyperlink r:id="rId34">
         <w:r>
           <w:rPr>
-            <w:rStyle w:val="Hyperlink"/>
-            <w:rFonts w:ascii="Aptos" w:hAnsi="Aptos" w:eastAsia="Aptos" w:cs="Aptos"/>
-            <w:noProof w:val="0"/>
-            <w:sz w:val="24"/>
-            <w:szCs w:val="24"/>
-            <w:lang w:val="es-ES"/>
+            <w:rStyle w:val="Hipervnculo"/>
+            <w:rFonts w:ascii="Aptos" w:eastAsia="Aptos" w:hAnsi="Aptos" w:cs="Aptos"/>
           </w:rPr>
           <w:t>https://www.mathworksheets4kids.com/patterns/repeating-growing-mixed1.pdf</w:t>
         </w:r>
@@ -1786,29 +1102,21 @@
     </w:p>
     <w:p>
       <w:pPr>
-        <w:pStyle w:val="ListParagraph"/>
+        <w:pStyle w:val="Prrafodelista"/>
         <w:numPr>
           <w:ilvl w:val="0"/>
-          <w:numId w:val="5"/>
+          <w:numId w:val="11"/>
         </w:numPr>
-        <w:spacing w:before="240" w:beforeAutospacing="off" w:after="240" w:afterAutospacing="off"/>
-        <w:rPr>
-          <w:rFonts w:ascii="Aptos" w:hAnsi="Aptos" w:eastAsia="Aptos" w:cs="Aptos"/>
-          <w:noProof w:val="0"/>
-          <w:sz w:val="24"/>
-          <w:szCs w:val="24"/>
-          <w:lang w:val="es-ES"/>
-        </w:rPr>
-      </w:pPr>
-      <w:hyperlink r:id="R7dc13c0328b54c26">
+        <w:spacing w:before="240" w:after="240"/>
+        <w:rPr>
+          <w:rFonts w:ascii="Aptos" w:eastAsia="Aptos" w:hAnsi="Aptos" w:cs="Aptos"/>
+        </w:rPr>
+      </w:pPr>
+      <w:hyperlink r:id="rId35">
         <w:r>
           <w:rPr>
-            <w:rStyle w:val="Hyperlink"/>
-            <w:rFonts w:ascii="Aptos" w:hAnsi="Aptos" w:eastAsia="Aptos" w:cs="Aptos"/>
-            <w:noProof w:val="0"/>
-            <w:sz w:val="24"/>
-            <w:szCs w:val="24"/>
-            <w:lang w:val="es-ES"/>
+            <w:rStyle w:val="Hipervnculo"/>
+            <w:rFonts w:ascii="Aptos" w:eastAsia="Aptos" w:hAnsi="Aptos" w:cs="Aptos"/>
           </w:rPr>
           <w:t>https://www.mathworksheets4kids.com/patterns/size-circle1.pdf</w:t>
         </w:r>
@@ -1816,29 +1124,21 @@
     </w:p>
     <w:p>
       <w:pPr>
-        <w:pStyle w:val="ListParagraph"/>
+        <w:pStyle w:val="Prrafodelista"/>
         <w:numPr>
           <w:ilvl w:val="0"/>
-          <w:numId w:val="5"/>
+          <w:numId w:val="11"/>
         </w:numPr>
-        <w:spacing w:before="240" w:beforeAutospacing="off" w:after="240" w:afterAutospacing="off"/>
-        <w:rPr>
-          <w:rFonts w:ascii="Aptos" w:hAnsi="Aptos" w:eastAsia="Aptos" w:cs="Aptos"/>
-          <w:noProof w:val="0"/>
-          <w:sz w:val="24"/>
-          <w:szCs w:val="24"/>
-          <w:lang w:val="es-ES"/>
-        </w:rPr>
-      </w:pPr>
-      <w:hyperlink r:id="Rc87d97dca2144089">
+        <w:spacing w:before="240" w:after="240"/>
+        <w:rPr>
+          <w:rFonts w:ascii="Aptos" w:eastAsia="Aptos" w:hAnsi="Aptos" w:cs="Aptos"/>
+        </w:rPr>
+      </w:pPr>
+      <w:hyperlink r:id="rId36">
         <w:r>
           <w:rPr>
-            <w:rStyle w:val="Hyperlink"/>
-            <w:rFonts w:ascii="Aptos" w:hAnsi="Aptos" w:eastAsia="Aptos" w:cs="Aptos"/>
-            <w:noProof w:val="0"/>
-            <w:sz w:val="24"/>
-            <w:szCs w:val="24"/>
-            <w:lang w:val="es-ES"/>
+            <w:rStyle w:val="Hipervnculo"/>
+            <w:rFonts w:ascii="Aptos" w:eastAsia="Aptos" w:hAnsi="Aptos" w:cs="Aptos"/>
           </w:rPr>
           <w:t>https://www.mathworksheets4kids.com/patterns/color-easy1.pdf</w:t>
         </w:r>
@@ -1846,16 +1146,14 @@
     </w:p>
     <w:p>
       <w:pPr>
-        <w:pStyle w:val="Heading2"/>
-        <w:spacing w:before="0" w:beforeAutospacing="off"/>
-        <w:rPr>
-          <w:noProof w:val="0"/>
+        <w:pStyle w:val="Ttulo2"/>
+        <w:spacing w:before="0"/>
+        <w:rPr>
           <w:lang w:val="es-ES"/>
         </w:rPr>
       </w:pPr>
       <w:r>
         <w:rPr>
-          <w:noProof w:val="0"/>
           <w:lang w:val="es-ES"/>
         </w:rPr>
         <w:t>Video:</w:t>
@@ -1863,28 +1161,22 @@
     </w:p>
     <w:p>
       <w:pPr>
-        <w:pStyle w:val="ListParagraph"/>
+        <w:pStyle w:val="Prrafodelista"/>
         <w:numPr>
           <w:ilvl w:val="0"/>
-          <w:numId w:val="5"/>
+          <w:numId w:val="11"/>
         </w:numPr>
-        <w:spacing w:before="240" w:beforeAutospacing="off" w:after="240" w:afterAutospacing="off"/>
-        <w:rPr>
-          <w:rFonts w:ascii="Aptos" w:hAnsi="Aptos" w:eastAsia="Aptos" w:cs="Aptos"/>
-          <w:noProof w:val="0"/>
-          <w:sz w:val="24"/>
-          <w:szCs w:val="24"/>
+        <w:spacing w:before="240" w:after="240"/>
+        <w:rPr>
+          <w:rFonts w:ascii="Aptos" w:eastAsia="Aptos" w:hAnsi="Aptos" w:cs="Aptos"/>
           <w:lang w:val="es-ES"/>
         </w:rPr>
       </w:pPr>
-      <w:hyperlink r:id="Ra1b0277b717e419c">
+      <w:hyperlink r:id="rId37">
         <w:r>
           <w:rPr>
-            <w:rStyle w:val="Hyperlink"/>
-            <w:rFonts w:ascii="Aptos" w:hAnsi="Aptos" w:eastAsia="Aptos" w:cs="Aptos"/>
-            <w:noProof w:val="0"/>
-            <w:sz w:val="24"/>
-            <w:szCs w:val="24"/>
+            <w:rStyle w:val="Hipervnculo"/>
+            <w:rFonts w:ascii="Aptos" w:eastAsia="Aptos" w:hAnsi="Aptos" w:cs="Aptos"/>
             <w:lang w:val="es-ES"/>
           </w:rPr>
           <w:t>https://www.youtube.com/watch?v=CzFLDtvN_Xk</w:t>
@@ -1893,28 +1185,22 @@
     </w:p>
     <w:p>
       <w:pPr>
-        <w:pStyle w:val="ListParagraph"/>
+        <w:pStyle w:val="Prrafodelista"/>
         <w:numPr>
           <w:ilvl w:val="0"/>
-          <w:numId w:val="5"/>
+          <w:numId w:val="11"/>
         </w:numPr>
-        <w:spacing w:before="240" w:beforeAutospacing="off" w:after="240" w:afterAutospacing="off"/>
-        <w:rPr>
-          <w:rFonts w:ascii="Aptos" w:hAnsi="Aptos" w:eastAsia="Aptos" w:cs="Aptos"/>
-          <w:noProof w:val="0"/>
-          <w:sz w:val="24"/>
-          <w:szCs w:val="24"/>
+        <w:spacing w:before="240" w:after="240"/>
+        <w:rPr>
+          <w:rFonts w:ascii="Aptos" w:eastAsia="Aptos" w:hAnsi="Aptos" w:cs="Aptos"/>
           <w:lang w:val="es-ES"/>
         </w:rPr>
       </w:pPr>
-      <w:hyperlink r:id="R9051bf32aa7845ef">
+      <w:hyperlink r:id="rId38">
         <w:r>
           <w:rPr>
-            <w:rStyle w:val="Hyperlink"/>
-            <w:rFonts w:ascii="Aptos" w:hAnsi="Aptos" w:eastAsia="Aptos" w:cs="Aptos"/>
-            <w:noProof w:val="0"/>
-            <w:sz w:val="24"/>
-            <w:szCs w:val="24"/>
+            <w:rStyle w:val="Hipervnculo"/>
+            <w:rFonts w:ascii="Aptos" w:eastAsia="Aptos" w:hAnsi="Aptos" w:cs="Aptos"/>
             <w:lang w:val="es-ES"/>
           </w:rPr>
           <w:t>https://www.youtube.com/watch?v=Js45cR_7wFE</w:t>
@@ -1923,48 +1209,34 @@
     </w:p>
     <w:p>
       <w:pPr>
-        <w:pStyle w:val="Heading2"/>
-        <w:rPr>
-          <w:noProof w:val="0"/>
+        <w:pStyle w:val="Ttulo2"/>
+        <w:rPr>
           <w:lang w:val="es-ES"/>
         </w:rPr>
       </w:pPr>
       <w:r>
         <w:rPr>
-          <w:noProof w:val="0"/>
           <w:lang w:val="es-ES"/>
         </w:rPr>
-        <w:t>Games</w:t>
+        <w:lastRenderedPageBreak/>
+        <w:t>Games:</w:t>
       </w:r>
-      <w:r>
-        <w:rPr>
-          <w:noProof w:val="0"/>
-          <w:lang w:val="es-ES"/>
-        </w:rPr>
-        <w:t>:</w:t>
-      </w:r>
-    </w:p>
-    <w:p>
-      <w:pPr>
-        <w:pStyle w:val="ListParagraph"/>
+    </w:p>
+    <w:p>
+      <w:pPr>
+        <w:pStyle w:val="Prrafodelista"/>
         <w:numPr>
           <w:ilvl w:val="0"/>
-          <w:numId w:val="14"/>
+          <w:numId w:val="2"/>
         </w:numPr>
         <w:rPr>
-          <w:noProof w:val="0"/>
-          <w:sz w:val="24"/>
-          <w:szCs w:val="24"/>
           <w:lang w:val="es-ES"/>
         </w:rPr>
       </w:pPr>
-      <w:hyperlink r:id="R69ad61f1cb5f44da">
+      <w:hyperlink r:id="rId39">
         <w:r>
           <w:rPr>
-            <w:rStyle w:val="Hyperlink"/>
-            <w:noProof w:val="0"/>
-            <w:sz w:val="24"/>
-            <w:szCs w:val="24"/>
+            <w:rStyle w:val="Hipervnculo"/>
             <w:lang w:val="es-ES"/>
           </w:rPr>
           <w:t>https://www.abcya.com/games/shape_patterns</w:t>
@@ -1973,25 +1245,19 @@
     </w:p>
     <w:p>
       <w:pPr>
-        <w:pStyle w:val="ListParagraph"/>
+        <w:pStyle w:val="Prrafodelista"/>
         <w:numPr>
           <w:ilvl w:val="0"/>
-          <w:numId w:val="14"/>
+          <w:numId w:val="2"/>
         </w:numPr>
         <w:rPr>
-          <w:noProof w:val="0"/>
-          <w:sz w:val="24"/>
-          <w:szCs w:val="24"/>
           <w:lang w:val="es-ES"/>
         </w:rPr>
       </w:pPr>
-      <w:hyperlink r:id="Rcc2348c650a14d5f">
+      <w:hyperlink r:id="rId40">
         <w:r>
           <w:rPr>
-            <w:rStyle w:val="Hyperlink"/>
-            <w:noProof w:val="0"/>
-            <w:sz w:val="24"/>
-            <w:szCs w:val="24"/>
+            <w:rStyle w:val="Hipervnculo"/>
             <w:lang w:val="es-ES"/>
           </w:rPr>
           <w:t>https://wordwall.net/resource/34012902/patterns</w:t>
@@ -2000,25 +1266,19 @@
     </w:p>
     <w:p>
       <w:pPr>
-        <w:pStyle w:val="ListParagraph"/>
+        <w:pStyle w:val="Prrafodelista"/>
         <w:numPr>
           <w:ilvl w:val="0"/>
-          <w:numId w:val="14"/>
+          <w:numId w:val="2"/>
         </w:numPr>
         <w:rPr>
-          <w:noProof w:val="0"/>
-          <w:sz w:val="24"/>
-          <w:szCs w:val="24"/>
           <w:lang w:val="es-ES"/>
         </w:rPr>
       </w:pPr>
-      <w:hyperlink r:id="R7ad681351e684da6">
+      <w:hyperlink r:id="rId41">
         <w:r>
           <w:rPr>
-            <w:rStyle w:val="Hyperlink"/>
-            <w:noProof w:val="0"/>
-            <w:sz w:val="24"/>
-            <w:szCs w:val="24"/>
+            <w:rStyle w:val="Hipervnculo"/>
             <w:lang w:val="es-ES"/>
           </w:rPr>
           <w:t>https://wordwall.net/resource/35314613/patterns</w:t>
@@ -2027,25 +1287,19 @@
     </w:p>
     <w:p>
       <w:pPr>
-        <w:pStyle w:val="ListParagraph"/>
+        <w:pStyle w:val="Prrafodelista"/>
         <w:numPr>
           <w:ilvl w:val="0"/>
-          <w:numId w:val="14"/>
+          <w:numId w:val="2"/>
         </w:numPr>
         <w:rPr>
-          <w:noProof w:val="0"/>
-          <w:sz w:val="24"/>
-          <w:szCs w:val="24"/>
           <w:lang w:val="es-ES"/>
         </w:rPr>
       </w:pPr>
-      <w:hyperlink r:id="R47fc7c26d84d4dae">
+      <w:hyperlink r:id="rId42">
         <w:r>
           <w:rPr>
-            <w:rStyle w:val="Hyperlink"/>
-            <w:noProof w:val="0"/>
-            <w:sz w:val="24"/>
-            <w:szCs w:val="24"/>
+            <w:rStyle w:val="Hipervnculo"/>
             <w:lang w:val="es-ES"/>
           </w:rPr>
           <w:t>https://wordwall.net/resource/27288737/patterns-game</w:t>
@@ -2054,25 +1308,19 @@
     </w:p>
     <w:p>
       <w:pPr>
-        <w:pStyle w:val="ListParagraph"/>
+        <w:pStyle w:val="Prrafodelista"/>
         <w:numPr>
           <w:ilvl w:val="0"/>
-          <w:numId w:val="14"/>
+          <w:numId w:val="2"/>
         </w:numPr>
         <w:rPr>
-          <w:noProof w:val="0"/>
-          <w:sz w:val="24"/>
-          <w:szCs w:val="24"/>
           <w:lang w:val="es-ES"/>
         </w:rPr>
       </w:pPr>
-      <w:hyperlink r:id="R5178bd52c3dd4d5c">
+      <w:hyperlink r:id="rId43">
         <w:r>
           <w:rPr>
-            <w:rStyle w:val="Hyperlink"/>
-            <w:noProof w:val="0"/>
-            <w:sz w:val="24"/>
-            <w:szCs w:val="24"/>
+            <w:rStyle w:val="Hipervnculo"/>
             <w:lang w:val="es-ES"/>
           </w:rPr>
           <w:t>https://wordwall.net/resource/29534647/colour-patterns</w:t>
@@ -2081,25 +1329,19 @@
     </w:p>
     <w:p>
       <w:pPr>
-        <w:pStyle w:val="ListParagraph"/>
+        <w:pStyle w:val="Prrafodelista"/>
         <w:numPr>
           <w:ilvl w:val="0"/>
-          <w:numId w:val="14"/>
+          <w:numId w:val="2"/>
         </w:numPr>
         <w:rPr>
-          <w:noProof w:val="0"/>
-          <w:sz w:val="24"/>
-          <w:szCs w:val="24"/>
           <w:lang w:val="es-ES"/>
         </w:rPr>
       </w:pPr>
-      <w:hyperlink r:id="Rb5c18c6cc9b447a9">
+      <w:hyperlink r:id="rId44">
         <w:r>
           <w:rPr>
-            <w:rStyle w:val="Hyperlink"/>
-            <w:noProof w:val="0"/>
-            <w:sz w:val="24"/>
-            <w:szCs w:val="24"/>
+            <w:rStyle w:val="Hipervnculo"/>
             <w:lang w:val="es-ES"/>
           </w:rPr>
           <w:t>https://wordwall.net/resource/39037001/numberblocks-patterns</w:t>
@@ -2108,85 +1350,50 @@
     </w:p>
     <w:p>
       <w:pPr>
-        <w:pStyle w:val="Heading1"/>
-        <w:rPr>
-          <w:rFonts w:ascii="Aptos" w:hAnsi="Aptos" w:eastAsia="Aptos" w:cs="Aptos"/>
-          <w:b w:val="1"/>
-          <w:bCs w:val="1"/>
-          <w:noProof w:val="0"/>
+        <w:pStyle w:val="Ttulo1"/>
+        <w:rPr>
+          <w:rFonts w:ascii="Aptos" w:eastAsia="Aptos" w:hAnsi="Aptos" w:cs="Aptos"/>
+          <w:b/>
+          <w:bCs/>
           <w:sz w:val="28"/>
           <w:szCs w:val="28"/>
-          <w:lang w:val="en-GB"/>
         </w:rPr>
       </w:pPr>
       <w:r>
-        <w:rPr>
-          <w:noProof w:val="0"/>
-          <w:lang w:val="en-GB"/>
-        </w:rPr>
         <w:t>5. Tessellations</w:t>
       </w:r>
     </w:p>
     <w:p>
       <w:pPr>
-        <w:pStyle w:val="Heading2"/>
-        <w:rPr>
-          <w:rFonts w:ascii="Aptos" w:hAnsi="Aptos" w:eastAsia="Aptos" w:cs="Aptos"/>
-          <w:noProof w:val="0"/>
+        <w:pStyle w:val="Ttulo2"/>
+        <w:rPr>
+          <w:rFonts w:ascii="Aptos" w:eastAsia="Aptos" w:hAnsi="Aptos" w:cs="Aptos"/>
           <w:sz w:val="24"/>
           <w:szCs w:val="24"/>
-          <w:lang w:val="es-ES"/>
+          <w:lang w:val="en-US"/>
         </w:rPr>
       </w:pPr>
       <w:r>
         <w:rPr>
-          <w:noProof w:val="0"/>
-          <w:lang w:val="es-ES"/>
-        </w:rPr>
-        <w:t>What</w:t>
+          <w:lang w:val="en-US"/>
+        </w:rPr>
+        <w:t>What is?</w:t>
       </w:r>
-      <w:r>
-        <w:rPr>
-          <w:noProof w:val="0"/>
-          <w:lang w:val="es-ES"/>
-        </w:rPr>
-        <w:t xml:space="preserve"> </w:t>
-      </w:r>
-      <w:r>
-        <w:rPr>
-          <w:noProof w:val="0"/>
-          <w:lang w:val="es-ES"/>
-        </w:rPr>
-        <w:t>is</w:t>
-      </w:r>
-      <w:r>
-        <w:rPr>
-          <w:noProof w:val="0"/>
-          <w:lang w:val="es-ES"/>
-        </w:rPr>
-        <w:t>?</w:t>
-      </w:r>
-    </w:p>
-    <w:p>
-      <w:pPr>
-        <w:spacing w:before="240" w:beforeAutospacing="off" w:after="240" w:afterAutospacing="off"/>
-        <w:rPr>
-          <w:rFonts w:ascii="Aptos" w:hAnsi="Aptos" w:eastAsia="Aptos" w:cs="Aptos"/>
-          <w:noProof w:val="0"/>
-          <w:sz w:val="24"/>
-          <w:szCs w:val="24"/>
-          <w:lang w:val="es-ES"/>
-        </w:rPr>
-      </w:pPr>
-      <w:hyperlink r:id="Rb6049a3fbbdb409e">
+    </w:p>
+    <w:p>
+      <w:pPr>
+        <w:spacing w:before="240" w:after="240"/>
+        <w:rPr>
+          <w:rFonts w:ascii="Aptos" w:eastAsia="Aptos" w:hAnsi="Aptos" w:cs="Aptos"/>
+          <w:lang w:val="en-US"/>
+        </w:rPr>
+      </w:pPr>
+      <w:hyperlink r:id="rId45">
         <w:r>
           <w:rPr>
-            <w:rStyle w:val="Hyperlink"/>
-            <w:rFonts w:ascii="Aptos" w:hAnsi="Aptos" w:eastAsia="Aptos" w:cs="Aptos"/>
-            <w:noProof w:val="0"/>
-            <w:sz w:val="24"/>
-            <w:szCs w:val="24"/>
-            <w:lang w:val="es-ES"/>
+            <w:rStyle w:val="Hipervnculo"/>
+            <w:rFonts w:ascii="Aptos" w:eastAsia="Aptos" w:hAnsi="Aptos" w:cs="Aptos"/>
+            <w:lang w:val="en-US"/>
           </w:rPr>
           <w:t>https://www.mathsisfun.com/geometry/tessellation.html</w:t>
         </w:r>
@@ -2194,18 +1401,18 @@
     </w:p>
     <w:p>
       <w:pPr>
-        <w:pStyle w:val="Heading2"/>
-      </w:pPr>
+        <w:pStyle w:val="Ttulo2"/>
+      </w:pPr>
+      <w:proofErr w:type="spellStart"/>
       <w:r>
         <w:rPr>
-          <w:noProof w:val="0"/>
           <w:lang w:val="es-ES"/>
         </w:rPr>
         <w:t>Worksheets</w:t>
       </w:r>
+      <w:proofErr w:type="spellEnd"/>
       <w:r>
         <w:rPr>
-          <w:noProof w:val="0"/>
           <w:lang w:val="es-ES"/>
         </w:rPr>
         <w:t xml:space="preserve">: </w:t>
@@ -2213,29 +1420,21 @@
     </w:p>
     <w:p>
       <w:pPr>
-        <w:pStyle w:val="ListParagraph"/>
+        <w:pStyle w:val="Prrafodelista"/>
         <w:numPr>
           <w:ilvl w:val="0"/>
-          <w:numId w:val="15"/>
+          <w:numId w:val="1"/>
         </w:numPr>
-        <w:spacing w:before="240" w:beforeAutospacing="off" w:after="240" w:afterAutospacing="off"/>
-        <w:rPr>
-          <w:rFonts w:ascii="Aptos" w:hAnsi="Aptos" w:eastAsia="Aptos" w:cs="Aptos"/>
-          <w:noProof w:val="0"/>
-          <w:sz w:val="24"/>
-          <w:szCs w:val="24"/>
-          <w:lang w:val="es-ES"/>
-        </w:rPr>
-      </w:pPr>
-      <w:hyperlink r:id="R18f9696831b445c3">
+        <w:spacing w:before="240" w:after="240"/>
+        <w:rPr>
+          <w:rFonts w:ascii="Aptos" w:eastAsia="Aptos" w:hAnsi="Aptos" w:cs="Aptos"/>
+        </w:rPr>
+      </w:pPr>
+      <w:hyperlink r:id="rId46">
         <w:r>
           <w:rPr>
-            <w:rStyle w:val="Hyperlink"/>
-            <w:rFonts w:ascii="Aptos" w:hAnsi="Aptos" w:eastAsia="Aptos" w:cs="Aptos"/>
-            <w:noProof w:val="0"/>
-            <w:sz w:val="24"/>
-            <w:szCs w:val="24"/>
-            <w:lang w:val="es-ES"/>
+            <w:rStyle w:val="Hipervnculo"/>
+            <w:rFonts w:ascii="Aptos" w:eastAsia="Aptos" w:hAnsi="Aptos" w:cs="Aptos"/>
           </w:rPr>
           <w:t>https://www.k5learning.com/worksheets/math/grade-4-geometry-tessellations-a.pdf</w:t>
         </w:r>
@@ -2243,29 +1442,21 @@
     </w:p>
     <w:p>
       <w:pPr>
-        <w:pStyle w:val="ListParagraph"/>
+        <w:pStyle w:val="Prrafodelista"/>
         <w:numPr>
           <w:ilvl w:val="0"/>
-          <w:numId w:val="15"/>
+          <w:numId w:val="1"/>
         </w:numPr>
-        <w:spacing w:before="240" w:beforeAutospacing="off" w:after="240" w:afterAutospacing="off"/>
-        <w:rPr>
-          <w:rFonts w:ascii="Aptos" w:hAnsi="Aptos" w:eastAsia="Aptos" w:cs="Aptos"/>
-          <w:noProof w:val="0"/>
-          <w:sz w:val="24"/>
-          <w:szCs w:val="24"/>
-          <w:lang w:val="es-ES"/>
-        </w:rPr>
-      </w:pPr>
-      <w:hyperlink r:id="R0d4a1382e5204153">
+        <w:spacing w:before="240" w:after="240"/>
+        <w:rPr>
+          <w:rFonts w:ascii="Aptos" w:eastAsia="Aptos" w:hAnsi="Aptos" w:cs="Aptos"/>
+        </w:rPr>
+      </w:pPr>
+      <w:hyperlink r:id="rId47">
         <w:r>
           <w:rPr>
-            <w:rStyle w:val="Hyperlink"/>
-            <w:rFonts w:ascii="Aptos" w:hAnsi="Aptos" w:eastAsia="Aptos" w:cs="Aptos"/>
-            <w:noProof w:val="0"/>
-            <w:sz w:val="24"/>
-            <w:szCs w:val="24"/>
-            <w:lang w:val="es-ES"/>
+            <w:rStyle w:val="Hipervnculo"/>
+            <w:rFonts w:ascii="Aptos" w:eastAsia="Aptos" w:hAnsi="Aptos" w:cs="Aptos"/>
           </w:rPr>
           <w:t>https://www.k5learning.com/worksheets/math/grade-4-geometry-tessellations-b.pdf</w:t>
         </w:r>
@@ -2273,45 +1464,29 @@
     </w:p>
     <w:p>
       <w:pPr>
-        <w:pStyle w:val="Heading2"/>
-        <w:rPr>
-          <w:rFonts w:ascii="Aptos" w:hAnsi="Aptos" w:eastAsia="Aptos" w:cs="Aptos"/>
-          <w:noProof w:val="0"/>
+        <w:pStyle w:val="Ttulo2"/>
+        <w:rPr>
+          <w:rFonts w:ascii="Aptos" w:eastAsia="Aptos" w:hAnsi="Aptos" w:cs="Aptos"/>
           <w:sz w:val="24"/>
           <w:szCs w:val="24"/>
-          <w:lang w:val="es-ES"/>
         </w:rPr>
       </w:pPr>
       <w:r>
-        <w:rPr>
-          <w:noProof w:val="0"/>
-          <w:lang w:val="es-ES"/>
-        </w:rPr>
         <w:t>Video:</w:t>
       </w:r>
     </w:p>
     <w:p>
       <w:pPr>
-        <w:pStyle w:val="Normal"/>
-        <w:spacing w:before="240" w:beforeAutospacing="off" w:after="240" w:afterAutospacing="off"/>
-        <w:ind w:left="0"/>
-        <w:rPr>
-          <w:rFonts w:ascii="Aptos" w:hAnsi="Aptos" w:eastAsia="Aptos" w:cs="Aptos"/>
-          <w:noProof w:val="0"/>
-          <w:sz w:val="24"/>
-          <w:szCs w:val="24"/>
-          <w:lang w:val="es-ES"/>
-        </w:rPr>
-      </w:pPr>
-      <w:hyperlink r:id="R8cf9fd0fb2e74875">
+        <w:spacing w:before="240" w:after="240"/>
+        <w:rPr>
+          <w:rFonts w:ascii="Aptos" w:eastAsia="Aptos" w:hAnsi="Aptos" w:cs="Aptos"/>
+        </w:rPr>
+      </w:pPr>
+      <w:hyperlink r:id="rId48">
         <w:r>
           <w:rPr>
-            <w:rStyle w:val="Hyperlink"/>
-            <w:rFonts w:ascii="Aptos" w:hAnsi="Aptos" w:eastAsia="Aptos" w:cs="Aptos"/>
-            <w:noProof w:val="0"/>
-            <w:sz w:val="24"/>
-            <w:szCs w:val="24"/>
-            <w:lang w:val="es-ES"/>
+            <w:rStyle w:val="Hipervnculo"/>
+            <w:rFonts w:ascii="Aptos" w:eastAsia="Aptos" w:hAnsi="Aptos" w:cs="Aptos"/>
           </w:rPr>
           <w:t>https://www.youtube.com/watch?v=7GiKeeWSf4s</w:t>
         </w:r>
@@ -2319,8 +1494,12 @@
     </w:p>
     <w:p>
       <w:r>
+        <w:rPr>
+          <w:noProof/>
+        </w:rPr>
+        <w:lastRenderedPageBreak/>
         <w:drawing>
-          <wp:anchor distT="0" distB="0" distL="114300" distR="114300" simplePos="0" relativeHeight="251658240" behindDoc="0" locked="0" layoutInCell="1" allowOverlap="1" wp14:editId="79803822" wp14:anchorId="4BA47C42">
+          <wp:anchor distT="0" distB="0" distL="114300" distR="114300" simplePos="0" relativeHeight="251658240" behindDoc="0" locked="0" layoutInCell="1" allowOverlap="1" wp14:anchorId="4BA47C42" wp14:editId="79803822">
             <wp:simplePos x="0" y="0"/>
             <wp:positionH relativeFrom="column">
               <wp:align>left</wp:align>
@@ -2332,14 +1511,14 @@
             <wp:effectExtent l="0" t="0" r="0" b="0"/>
             <wp:wrapSquare wrapText="bothSides"/>
             <wp:docPr id="1926379447" name="picture" title="Video titled: What is Tessellation? | by M. C. Escher inspired Tessellation Art">
-              <a:hlinkClick r:id="R2926d8e7a2584024"/>
+              <a:hlinkClick xmlns:a="http://schemas.openxmlformats.org/drawingml/2006/main" r:id="rId48"/>
             </wp:docPr>
             <wp:cNvGraphicFramePr>
-              <a:graphicFrameLocks noGrp="1" noSelect="1" noChangeAspect="1" noMove="1" noResize="1"/>
+              <a:graphicFrameLocks xmlns:a="http://schemas.openxmlformats.org/drawingml/2006/main" noGrp="1" noSelect="1" noChangeAspect="1" noMove="1" noResize="1"/>
             </wp:cNvGraphicFramePr>
-            <a:graphic>
+            <a:graphic xmlns:a="http://schemas.openxmlformats.org/drawingml/2006/main">
               <a:graphicData uri="http://schemas.openxmlformats.org/drawingml/2006/picture">
-                <pic:pic>
+                <pic:pic xmlns:pic="http://schemas.openxmlformats.org/drawingml/2006/picture">
                   <pic:nvPicPr>
                     <pic:cNvPr id="0" name="picture"/>
                     <pic:cNvPicPr>
@@ -2347,13 +1526,13 @@
                     </pic:cNvPicPr>
                   </pic:nvPicPr>
                   <pic:blipFill>
-                    <a:blip r:embed="Rf3d0b151e72f494d">
+                    <a:blip r:embed="rId49">
                       <a:extLst>
-                        <a:ext xmlns:a="http://schemas.openxmlformats.org/drawingml/2006/main" uri="{28A0092B-C50C-407E-A947-70E740481C1C}">
-                          <a14:useLocalDpi val="0"/>
+                        <a:ext uri="{28A0092B-C50C-407E-A947-70E740481C1C}">
+                          <a14:useLocalDpi xmlns:a14="http://schemas.microsoft.com/office/drawing/2010/main" val="0"/>
                         </a:ext>
                         <a:ext uri="http://schemas.microsoft.com/office/word/2020/oembed">
-                          <woe:oembed oEmbedUrl="https://www.youtube.com/watch?v=7GiKeeWSf4s" mediaType="Video" picLocksAutoForOEmbed="1"/>
+                          <woe:oembed xmlns:woe="http://schemas.microsoft.com/office/word/2020/oembed" oEmbedUrl="https://www.youtube.com/watch?v=7GiKeeWSf4s" mediaType="Video" picLocksAutoForOEmbed="1"/>
                         </a:ext>
                       </a:extLst>
                     </a:blip>
@@ -2383,74 +1562,52 @@
         </w:drawing>
       </w:r>
     </w:p>
-    <w:p w14:noSpellErr="1">
-      <w:pPr>
-        <w:pStyle w:val="Heading3"/>
-        <w:spacing w:before="281" w:beforeAutospacing="off" w:after="281" w:afterAutospacing="off"/>
-        <w:rPr>
-          <w:rFonts w:ascii="Aptos" w:hAnsi="Aptos" w:eastAsia="Aptos" w:cs="Aptos"/>
-          <w:b w:val="1"/>
-          <w:bCs w:val="1"/>
-          <w:noProof w:val="0"/>
-          <w:sz w:val="28"/>
-          <w:szCs w:val="28"/>
-          <w:lang w:val="en-GB"/>
+    <w:p>
+      <w:pPr>
+        <w:pStyle w:val="Ttulo3"/>
+        <w:spacing w:before="281" w:after="281"/>
+        <w:rPr>
+          <w:rFonts w:ascii="Aptos" w:eastAsia="Aptos" w:hAnsi="Aptos" w:cs="Aptos"/>
+          <w:b/>
+          <w:bCs/>
         </w:rPr>
       </w:pPr>
       <w:r>
         <w:rPr>
-          <w:rFonts w:ascii="Aptos" w:hAnsi="Aptos" w:eastAsia="Aptos" w:cs="Aptos"/>
-          <w:b w:val="1"/>
-          <w:bCs w:val="1"/>
-          <w:noProof w:val="0"/>
-          <w:sz w:val="28"/>
-          <w:szCs w:val="28"/>
-          <w:lang w:val="en-GB"/>
+          <w:rFonts w:ascii="Aptos" w:eastAsia="Aptos" w:hAnsi="Aptos" w:cs="Aptos"/>
+          <w:b/>
+          <w:bCs/>
         </w:rPr>
         <w:t xml:space="preserve">6. </w:t>
       </w:r>
       <w:r>
         <w:rPr>
-          <w:rFonts w:ascii="Aptos" w:hAnsi="Aptos" w:eastAsia="Aptos" w:cs="Aptos"/>
-          <w:b w:val="1"/>
-          <w:bCs w:val="1"/>
-          <w:noProof w:val="0"/>
-          <w:sz w:val="28"/>
-          <w:szCs w:val="28"/>
-          <w:lang w:val="en-GB"/>
+          <w:rFonts w:ascii="Aptos" w:eastAsia="Aptos" w:hAnsi="Aptos" w:cs="Aptos"/>
+          <w:b/>
+          <w:bCs/>
         </w:rPr>
         <w:t>How do you write numbers?</w:t>
       </w:r>
     </w:p>
-    <w:p w14:noSpellErr="1">
-      <w:pPr>
-        <w:pStyle w:val="Normal"/>
-        <w:spacing w:before="240" w:beforeAutospacing="off" w:after="240" w:afterAutospacing="off"/>
-        <w:ind w:left="0"/>
-        <w:rPr>
-          <w:rFonts w:ascii="Aptos" w:hAnsi="Aptos" w:eastAsia="Aptos" w:cs="Aptos"/>
-          <w:noProof w:val="0"/>
-          <w:sz w:val="24"/>
-          <w:szCs w:val="24"/>
-          <w:lang w:val="en-GB"/>
-        </w:rPr>
-      </w:pPr>
-      <w:hyperlink r:id="Rbbee510db31a4bf9">
+    <w:p>
+      <w:pPr>
+        <w:spacing w:before="240" w:after="240"/>
+        <w:rPr>
+          <w:rFonts w:ascii="Aptos" w:eastAsia="Aptos" w:hAnsi="Aptos" w:cs="Aptos"/>
+        </w:rPr>
+      </w:pPr>
+      <w:hyperlink r:id="rId50">
         <w:r>
           <w:rPr>
-            <w:rStyle w:val="Hyperlink"/>
-            <w:rFonts w:ascii="Aptos" w:hAnsi="Aptos" w:eastAsia="Aptos" w:cs="Aptos"/>
-            <w:noProof w:val="0"/>
-            <w:sz w:val="24"/>
-            <w:szCs w:val="24"/>
-            <w:lang w:val="en-GB"/>
+            <w:rStyle w:val="Hipervnculo"/>
+            <w:rFonts w:ascii="Aptos" w:eastAsia="Aptos" w:hAnsi="Aptos" w:cs="Aptos"/>
           </w:rPr>
           <w:t>https://www.123homeschool4me.com/free-number-works</w:t>
         </w:r>
       </w:hyperlink>
     </w:p>
     <w:sectPr>
-      <w:pgSz w:w="11906" w:h="16838" w:orient="portrait"/>
+      <w:pgSz w:w="11906" w:h="16838"/>
       <w:pgMar w:top="1440" w:right="1440" w:bottom="1440" w:left="1440" w:header="720" w:footer="720" w:gutter="0"/>
       <w:cols w:space="720"/>
       <w:docGrid w:linePitch="360"/>
@@ -2460,11 +1617,12 @@
 </file>
 
 <file path=word/numbering.xml><?xml version="1.0" encoding="utf-8"?>
-<w:numbering xmlns:w="http://schemas.openxmlformats.org/wordprocessingml/2006/main">
-  <w:abstractNum xmlns:w="http://schemas.openxmlformats.org/wordprocessingml/2006/main" w:abstractNumId="15">
-    <w:nsid w:val="72a167e2"/>
-    <w:multiLevelType xmlns:w="http://schemas.openxmlformats.org/wordprocessingml/2006/main" w:val="hybridMultilevel"/>
-    <w:lvl xmlns:w="http://schemas.openxmlformats.org/wordprocessingml/2006/main" w:ilvl="0">
+<w:numbering xmlns:wpc="http://schemas.microsoft.com/office/word/2010/wordprocessingCanvas" xmlns:cx="http://schemas.microsoft.com/office/drawing/2014/chartex" xmlns:cx1="http://schemas.microsoft.com/office/drawing/2015/9/8/chartex" xmlns:cx2="http://schemas.microsoft.com/office/drawing/2015/10/21/chartex" xmlns:cx3="http://schemas.microsoft.com/office/drawing/2016/5/9/chartex" xmlns:cx4="http://schemas.microsoft.com/office/drawing/2016/5/10/chartex" xmlns:cx5="http://schemas.microsoft.com/office/drawing/2016/5/11/chartex" xmlns:cx6="http://schemas.microsoft.com/office/drawing/2016/5/12/chartex" xmlns:cx7="http://schemas.microsoft.com/office/drawing/2016/5/13/chartex" xmlns:cx8="http://schemas.microsoft.com/office/drawing/2016/5/14/chartex" xmlns:mc="http://schemas.openxmlformats.org/markup-compatibility/2006" xmlns:aink="http://schemas.microsoft.com/office/drawing/2016/ink" xmlns:am3d="http://schemas.microsoft.com/office/drawing/2017/model3d" xmlns:o="urn:schemas-microsoft-com:office:office" xmlns:oel="http://schemas.microsoft.com/office/2019/extlst" xmlns:r="http://schemas.openxmlformats.org/officeDocument/2006/relationships" xmlns:m="http://schemas.openxmlformats.org/officeDocument/2006/math" xmlns:v="urn:schemas-microsoft-com:vml" xmlns:wp14="http://schemas.microsoft.com/office/word/2010/wordprocessingDrawing" xmlns:wp="http://schemas.openxmlformats.org/drawingml/2006/wordprocessingDrawing" xmlns:w10="urn:schemas-microsoft-com:office:word" xmlns:w="http://schemas.openxmlformats.org/wordprocessingml/2006/main" xmlns:w14="http://schemas.microsoft.com/office/word/2010/wordml" xmlns:w15="http://schemas.microsoft.com/office/word/2012/wordml" xmlns:w16cex="http://schemas.microsoft.com/office/word/2018/wordml/cex" xmlns:w16cid="http://schemas.microsoft.com/office/word/2016/wordml/cid" xmlns:w16="http://schemas.microsoft.com/office/word/2018/wordml" xmlns:w16du="http://schemas.microsoft.com/office/word/2023/wordml/word16du" xmlns:w16sdtdh="http://schemas.microsoft.com/office/word/2020/wordml/sdtdatahash" xmlns:w16sdtfl="http://schemas.microsoft.com/office/word/2024/wordml/sdtformatlock" xmlns:w16se="http://schemas.microsoft.com/office/word/2015/wordml/symex" xmlns:wpg="http://schemas.microsoft.com/office/word/2010/wordprocessingGroup" xmlns:wpi="http://schemas.microsoft.com/office/word/2010/wordprocessingInk" xmlns:wne="http://schemas.microsoft.com/office/word/2006/wordml" xmlns:wps="http://schemas.microsoft.com/office/word/2010/wordprocessingShape" mc:Ignorable="w14 w15 w16se w16cid w16 w16cex w16sdtdh w16sdtfl w16du wp14">
+  <w:abstractNum w:abstractNumId="0" w15:restartNumberingAfterBreak="0">
+    <w:nsid w:val="180155A7"/>
+    <w:multiLevelType w:val="hybridMultilevel"/>
+    <w:tmpl w:val="19DC77E6"/>
+    <w:lvl w:ilvl="0" w:tplc="568C8A26">
       <w:start w:val="1"/>
       <w:numFmt w:val="bullet"/>
       <w:lvlText w:val=""/>
@@ -2473,10 +1631,10 @@
         <w:ind w:left="720" w:hanging="360"/>
       </w:pPr>
       <w:rPr>
-        <w:rFonts w:hint="default" w:ascii="Symbol" w:hAnsi="Symbol"/>
-      </w:rPr>
-    </w:lvl>
-    <w:lvl xmlns:w="http://schemas.openxmlformats.org/wordprocessingml/2006/main" w:ilvl="1">
+        <w:rFonts w:ascii="Symbol" w:hAnsi="Symbol" w:hint="default"/>
+      </w:rPr>
+    </w:lvl>
+    <w:lvl w:ilvl="1" w:tplc="7EFAC0D4">
       <w:start w:val="1"/>
       <w:numFmt w:val="bullet"/>
       <w:lvlText w:val="o"/>
@@ -2485,10 +1643,10 @@
         <w:ind w:left="1440" w:hanging="360"/>
       </w:pPr>
       <w:rPr>
-        <w:rFonts w:hint="default" w:ascii="Courier New" w:hAnsi="Courier New"/>
-      </w:rPr>
-    </w:lvl>
-    <w:lvl xmlns:w="http://schemas.openxmlformats.org/wordprocessingml/2006/main" w:ilvl="2">
+        <w:rFonts w:ascii="Courier New" w:hAnsi="Courier New" w:hint="default"/>
+      </w:rPr>
+    </w:lvl>
+    <w:lvl w:ilvl="2" w:tplc="03A65BE2">
       <w:start w:val="1"/>
       <w:numFmt w:val="bullet"/>
       <w:lvlText w:val=""/>
@@ -2497,10 +1655,10 @@
         <w:ind w:left="2160" w:hanging="360"/>
       </w:pPr>
       <w:rPr>
-        <w:rFonts w:hint="default" w:ascii="Wingdings" w:hAnsi="Wingdings"/>
-      </w:rPr>
-    </w:lvl>
-    <w:lvl xmlns:w="http://schemas.openxmlformats.org/wordprocessingml/2006/main" w:ilvl="3">
+        <w:rFonts w:ascii="Wingdings" w:hAnsi="Wingdings" w:hint="default"/>
+      </w:rPr>
+    </w:lvl>
+    <w:lvl w:ilvl="3" w:tplc="871013E0">
       <w:start w:val="1"/>
       <w:numFmt w:val="bullet"/>
       <w:lvlText w:val=""/>
@@ -2509,10 +1667,10 @@
         <w:ind w:left="2880" w:hanging="360"/>
       </w:pPr>
       <w:rPr>
-        <w:rFonts w:hint="default" w:ascii="Symbol" w:hAnsi="Symbol"/>
-      </w:rPr>
-    </w:lvl>
-    <w:lvl xmlns:w="http://schemas.openxmlformats.org/wordprocessingml/2006/main" w:ilvl="4">
+        <w:rFonts w:ascii="Symbol" w:hAnsi="Symbol" w:hint="default"/>
+      </w:rPr>
+    </w:lvl>
+    <w:lvl w:ilvl="4" w:tplc="BE289508">
       <w:start w:val="1"/>
       <w:numFmt w:val="bullet"/>
       <w:lvlText w:val="o"/>
@@ -2521,10 +1679,10 @@
         <w:ind w:left="3600" w:hanging="360"/>
       </w:pPr>
       <w:rPr>
-        <w:rFonts w:hint="default" w:ascii="Courier New" w:hAnsi="Courier New"/>
-      </w:rPr>
-    </w:lvl>
-    <w:lvl xmlns:w="http://schemas.openxmlformats.org/wordprocessingml/2006/main" w:ilvl="5">
+        <w:rFonts w:ascii="Courier New" w:hAnsi="Courier New" w:hint="default"/>
+      </w:rPr>
+    </w:lvl>
+    <w:lvl w:ilvl="5" w:tplc="D73A75EE">
       <w:start w:val="1"/>
       <w:numFmt w:val="bullet"/>
       <w:lvlText w:val=""/>
@@ -2533,10 +1691,10 @@
         <w:ind w:left="4320" w:hanging="360"/>
       </w:pPr>
       <w:rPr>
-        <w:rFonts w:hint="default" w:ascii="Wingdings" w:hAnsi="Wingdings"/>
-      </w:rPr>
-    </w:lvl>
-    <w:lvl xmlns:w="http://schemas.openxmlformats.org/wordprocessingml/2006/main" w:ilvl="6">
+        <w:rFonts w:ascii="Wingdings" w:hAnsi="Wingdings" w:hint="default"/>
+      </w:rPr>
+    </w:lvl>
+    <w:lvl w:ilvl="6" w:tplc="8988D0CE">
       <w:start w:val="1"/>
       <w:numFmt w:val="bullet"/>
       <w:lvlText w:val=""/>
@@ -2545,10 +1703,10 @@
         <w:ind w:left="5040" w:hanging="360"/>
       </w:pPr>
       <w:rPr>
-        <w:rFonts w:hint="default" w:ascii="Symbol" w:hAnsi="Symbol"/>
-      </w:rPr>
-    </w:lvl>
-    <w:lvl xmlns:w="http://schemas.openxmlformats.org/wordprocessingml/2006/main" w:ilvl="7">
+        <w:rFonts w:ascii="Symbol" w:hAnsi="Symbol" w:hint="default"/>
+      </w:rPr>
+    </w:lvl>
+    <w:lvl w:ilvl="7" w:tplc="2F60F56A">
       <w:start w:val="1"/>
       <w:numFmt w:val="bullet"/>
       <w:lvlText w:val="o"/>
@@ -2557,10 +1715,10 @@
         <w:ind w:left="5760" w:hanging="360"/>
       </w:pPr>
       <w:rPr>
-        <w:rFonts w:hint="default" w:ascii="Courier New" w:hAnsi="Courier New"/>
-      </w:rPr>
-    </w:lvl>
-    <w:lvl xmlns:w="http://schemas.openxmlformats.org/wordprocessingml/2006/main" w:ilvl="8">
+        <w:rFonts w:ascii="Courier New" w:hAnsi="Courier New" w:hint="default"/>
+      </w:rPr>
+    </w:lvl>
+    <w:lvl w:ilvl="8" w:tplc="6BFC1464">
       <w:start w:val="1"/>
       <w:numFmt w:val="bullet"/>
       <w:lvlText w:val=""/>
@@ -2569,14 +1727,15 @@
         <w:ind w:left="6480" w:hanging="360"/>
       </w:pPr>
       <w:rPr>
-        <w:rFonts w:hint="default" w:ascii="Wingdings" w:hAnsi="Wingdings"/>
+        <w:rFonts w:ascii="Wingdings" w:hAnsi="Wingdings" w:hint="default"/>
       </w:rPr>
     </w:lvl>
   </w:abstractNum>
-  <w:abstractNum xmlns:w="http://schemas.openxmlformats.org/wordprocessingml/2006/main" w:abstractNumId="14">
-    <w:nsid w:val="7855bc67"/>
-    <w:multiLevelType xmlns:w="http://schemas.openxmlformats.org/wordprocessingml/2006/main" w:val="hybridMultilevel"/>
-    <w:lvl xmlns:w="http://schemas.openxmlformats.org/wordprocessingml/2006/main" w:ilvl="0">
+  <w:abstractNum w:abstractNumId="1" w15:restartNumberingAfterBreak="0">
+    <w:nsid w:val="362DB3EF"/>
+    <w:multiLevelType w:val="hybridMultilevel"/>
+    <w:tmpl w:val="E2E8602A"/>
+    <w:lvl w:ilvl="0" w:tplc="AD54057A">
       <w:start w:val="1"/>
       <w:numFmt w:val="bullet"/>
       <w:lvlText w:val=""/>
@@ -2585,10 +1744,10 @@
         <w:ind w:left="720" w:hanging="360"/>
       </w:pPr>
       <w:rPr>
-        <w:rFonts w:hint="default" w:ascii="Symbol" w:hAnsi="Symbol"/>
-      </w:rPr>
-    </w:lvl>
-    <w:lvl xmlns:w="http://schemas.openxmlformats.org/wordprocessingml/2006/main" w:ilvl="1">
+        <w:rFonts w:ascii="Symbol" w:hAnsi="Symbol" w:hint="default"/>
+      </w:rPr>
+    </w:lvl>
+    <w:lvl w:ilvl="1" w:tplc="92C6265A">
       <w:start w:val="1"/>
       <w:numFmt w:val="bullet"/>
       <w:lvlText w:val="o"/>
@@ -2597,10 +1756,10 @@
         <w:ind w:left="1440" w:hanging="360"/>
       </w:pPr>
       <w:rPr>
-        <w:rFonts w:hint="default" w:ascii="Courier New" w:hAnsi="Courier New"/>
-      </w:rPr>
-    </w:lvl>
-    <w:lvl xmlns:w="http://schemas.openxmlformats.org/wordprocessingml/2006/main" w:ilvl="2">
+        <w:rFonts w:ascii="Courier New" w:hAnsi="Courier New" w:hint="default"/>
+      </w:rPr>
+    </w:lvl>
+    <w:lvl w:ilvl="2" w:tplc="939C521E">
       <w:start w:val="1"/>
       <w:numFmt w:val="bullet"/>
       <w:lvlText w:val=""/>
@@ -2609,10 +1768,10 @@
         <w:ind w:left="2160" w:hanging="360"/>
       </w:pPr>
       <w:rPr>
-        <w:rFonts w:hint="default" w:ascii="Wingdings" w:hAnsi="Wingdings"/>
-      </w:rPr>
-    </w:lvl>
-    <w:lvl xmlns:w="http://schemas.openxmlformats.org/wordprocessingml/2006/main" w:ilvl="3">
+        <w:rFonts w:ascii="Wingdings" w:hAnsi="Wingdings" w:hint="default"/>
+      </w:rPr>
+    </w:lvl>
+    <w:lvl w:ilvl="3" w:tplc="B0621B3E">
       <w:start w:val="1"/>
       <w:numFmt w:val="bullet"/>
       <w:lvlText w:val=""/>
@@ -2621,10 +1780,10 @@
         <w:ind w:left="2880" w:hanging="360"/>
       </w:pPr>
       <w:rPr>
-        <w:rFonts w:hint="default" w:ascii="Symbol" w:hAnsi="Symbol"/>
-      </w:rPr>
-    </w:lvl>
-    <w:lvl xmlns:w="http://schemas.openxmlformats.org/wordprocessingml/2006/main" w:ilvl="4">
+        <w:rFonts w:ascii="Symbol" w:hAnsi="Symbol" w:hint="default"/>
+      </w:rPr>
+    </w:lvl>
+    <w:lvl w:ilvl="4" w:tplc="9536B89A">
       <w:start w:val="1"/>
       <w:numFmt w:val="bullet"/>
       <w:lvlText w:val="o"/>
@@ -2633,10 +1792,10 @@
         <w:ind w:left="3600" w:hanging="360"/>
       </w:pPr>
       <w:rPr>
-        <w:rFonts w:hint="default" w:ascii="Courier New" w:hAnsi="Courier New"/>
-      </w:rPr>
-    </w:lvl>
-    <w:lvl xmlns:w="http://schemas.openxmlformats.org/wordprocessingml/2006/main" w:ilvl="5">
+        <w:rFonts w:ascii="Courier New" w:hAnsi="Courier New" w:hint="default"/>
+      </w:rPr>
+    </w:lvl>
+    <w:lvl w:ilvl="5" w:tplc="79285CB0">
       <w:start w:val="1"/>
       <w:numFmt w:val="bullet"/>
       <w:lvlText w:val=""/>
@@ -2645,10 +1804,10 @@
         <w:ind w:left="4320" w:hanging="360"/>
       </w:pPr>
       <w:rPr>
-        <w:rFonts w:hint="default" w:ascii="Wingdings" w:hAnsi="Wingdings"/>
-      </w:rPr>
-    </w:lvl>
-    <w:lvl xmlns:w="http://schemas.openxmlformats.org/wordprocessingml/2006/main" w:ilvl="6">
+        <w:rFonts w:ascii="Wingdings" w:hAnsi="Wingdings" w:hint="default"/>
+      </w:rPr>
+    </w:lvl>
+    <w:lvl w:ilvl="6" w:tplc="4E1ABFF8">
       <w:start w:val="1"/>
       <w:numFmt w:val="bullet"/>
       <w:lvlText w:val=""/>
@@ -2657,10 +1816,10 @@
         <w:ind w:left="5040" w:hanging="360"/>
       </w:pPr>
       <w:rPr>
-        <w:rFonts w:hint="default" w:ascii="Symbol" w:hAnsi="Symbol"/>
-      </w:rPr>
-    </w:lvl>
-    <w:lvl xmlns:w="http://schemas.openxmlformats.org/wordprocessingml/2006/main" w:ilvl="7">
+        <w:rFonts w:ascii="Symbol" w:hAnsi="Symbol" w:hint="default"/>
+      </w:rPr>
+    </w:lvl>
+    <w:lvl w:ilvl="7" w:tplc="4454A09A">
       <w:start w:val="1"/>
       <w:numFmt w:val="bullet"/>
       <w:lvlText w:val="o"/>
@@ -2669,10 +1828,10 @@
         <w:ind w:left="5760" w:hanging="360"/>
       </w:pPr>
       <w:rPr>
-        <w:rFonts w:hint="default" w:ascii="Courier New" w:hAnsi="Courier New"/>
-      </w:rPr>
-    </w:lvl>
-    <w:lvl xmlns:w="http://schemas.openxmlformats.org/wordprocessingml/2006/main" w:ilvl="8">
+        <w:rFonts w:ascii="Courier New" w:hAnsi="Courier New" w:hint="default"/>
+      </w:rPr>
+    </w:lvl>
+    <w:lvl w:ilvl="8" w:tplc="A6C8CB22">
       <w:start w:val="1"/>
       <w:numFmt w:val="bullet"/>
       <w:lvlText w:val=""/>
@@ -2681,14 +1840,15 @@
         <w:ind w:left="6480" w:hanging="360"/>
       </w:pPr>
       <w:rPr>
-        <w:rFonts w:hint="default" w:ascii="Wingdings" w:hAnsi="Wingdings"/>
+        <w:rFonts w:ascii="Wingdings" w:hAnsi="Wingdings" w:hint="default"/>
       </w:rPr>
     </w:lvl>
   </w:abstractNum>
-  <w:abstractNum xmlns:w="http://schemas.openxmlformats.org/wordprocessingml/2006/main" w:abstractNumId="13">
-    <w:nsid w:val="504d654c"/>
-    <w:multiLevelType xmlns:w="http://schemas.openxmlformats.org/wordprocessingml/2006/main" w:val="hybridMultilevel"/>
-    <w:lvl xmlns:w="http://schemas.openxmlformats.org/wordprocessingml/2006/main" w:ilvl="0">
+  <w:abstractNum w:abstractNumId="2" w15:restartNumberingAfterBreak="0">
+    <w:nsid w:val="38441EDB"/>
+    <w:multiLevelType w:val="hybridMultilevel"/>
+    <w:tmpl w:val="29C02F7C"/>
+    <w:lvl w:ilvl="0" w:tplc="1BD64D1A">
       <w:start w:val="1"/>
       <w:numFmt w:val="bullet"/>
       <w:lvlText w:val=""/>
@@ -2697,10 +1857,10 @@
         <w:ind w:left="720" w:hanging="360"/>
       </w:pPr>
       <w:rPr>
-        <w:rFonts w:hint="default" w:ascii="Symbol" w:hAnsi="Symbol"/>
-      </w:rPr>
-    </w:lvl>
-    <w:lvl xmlns:w="http://schemas.openxmlformats.org/wordprocessingml/2006/main" w:ilvl="1">
+        <w:rFonts w:ascii="Symbol" w:hAnsi="Symbol" w:hint="default"/>
+      </w:rPr>
+    </w:lvl>
+    <w:lvl w:ilvl="1" w:tplc="48F676A2">
       <w:start w:val="1"/>
       <w:numFmt w:val="bullet"/>
       <w:lvlText w:val="o"/>
@@ -2709,10 +1869,10 @@
         <w:ind w:left="1440" w:hanging="360"/>
       </w:pPr>
       <w:rPr>
-        <w:rFonts w:hint="default" w:ascii="Courier New" w:hAnsi="Courier New"/>
-      </w:rPr>
-    </w:lvl>
-    <w:lvl xmlns:w="http://schemas.openxmlformats.org/wordprocessingml/2006/main" w:ilvl="2">
+        <w:rFonts w:ascii="Courier New" w:hAnsi="Courier New" w:hint="default"/>
+      </w:rPr>
+    </w:lvl>
+    <w:lvl w:ilvl="2" w:tplc="ADC01AE0">
       <w:start w:val="1"/>
       <w:numFmt w:val="bullet"/>
       <w:lvlText w:val=""/>
@@ -2721,10 +1881,10 @@
         <w:ind w:left="2160" w:hanging="360"/>
       </w:pPr>
       <w:rPr>
-        <w:rFonts w:hint="default" w:ascii="Wingdings" w:hAnsi="Wingdings"/>
-      </w:rPr>
-    </w:lvl>
-    <w:lvl xmlns:w="http://schemas.openxmlformats.org/wordprocessingml/2006/main" w:ilvl="3">
+        <w:rFonts w:ascii="Wingdings" w:hAnsi="Wingdings" w:hint="default"/>
+      </w:rPr>
+    </w:lvl>
+    <w:lvl w:ilvl="3" w:tplc="47FE6318">
       <w:start w:val="1"/>
       <w:numFmt w:val="bullet"/>
       <w:lvlText w:val=""/>
@@ -2733,10 +1893,10 @@
         <w:ind w:left="2880" w:hanging="360"/>
       </w:pPr>
       <w:rPr>
-        <w:rFonts w:hint="default" w:ascii="Symbol" w:hAnsi="Symbol"/>
-      </w:rPr>
-    </w:lvl>
-    <w:lvl xmlns:w="http://schemas.openxmlformats.org/wordprocessingml/2006/main" w:ilvl="4">
+        <w:rFonts w:ascii="Symbol" w:hAnsi="Symbol" w:hint="default"/>
+      </w:rPr>
+    </w:lvl>
+    <w:lvl w:ilvl="4" w:tplc="08F63A1A">
       <w:start w:val="1"/>
       <w:numFmt w:val="bullet"/>
       <w:lvlText w:val="o"/>
@@ -2745,10 +1905,10 @@
         <w:ind w:left="3600" w:hanging="360"/>
       </w:pPr>
       <w:rPr>
-        <w:rFonts w:hint="default" w:ascii="Courier New" w:hAnsi="Courier New"/>
-      </w:rPr>
-    </w:lvl>
-    <w:lvl xmlns:w="http://schemas.openxmlformats.org/wordprocessingml/2006/main" w:ilvl="5">
+        <w:rFonts w:ascii="Courier New" w:hAnsi="Courier New" w:hint="default"/>
+      </w:rPr>
+    </w:lvl>
+    <w:lvl w:ilvl="5" w:tplc="671657A6">
       <w:start w:val="1"/>
       <w:numFmt w:val="bullet"/>
       <w:lvlText w:val=""/>
@@ -2757,10 +1917,10 @@
         <w:ind w:left="4320" w:hanging="360"/>
       </w:pPr>
       <w:rPr>
-        <w:rFonts w:hint="default" w:ascii="Wingdings" w:hAnsi="Wingdings"/>
-      </w:rPr>
-    </w:lvl>
-    <w:lvl xmlns:w="http://schemas.openxmlformats.org/wordprocessingml/2006/main" w:ilvl="6">
+        <w:rFonts w:ascii="Wingdings" w:hAnsi="Wingdings" w:hint="default"/>
+      </w:rPr>
+    </w:lvl>
+    <w:lvl w:ilvl="6" w:tplc="EBBAED8C">
       <w:start w:val="1"/>
       <w:numFmt w:val="bullet"/>
       <w:lvlText w:val=""/>
@@ -2769,10 +1929,10 @@
         <w:ind w:left="5040" w:hanging="360"/>
       </w:pPr>
       <w:rPr>
-        <w:rFonts w:hint="default" w:ascii="Symbol" w:hAnsi="Symbol"/>
-      </w:rPr>
-    </w:lvl>
-    <w:lvl xmlns:w="http://schemas.openxmlformats.org/wordprocessingml/2006/main" w:ilvl="7">
+        <w:rFonts w:ascii="Symbol" w:hAnsi="Symbol" w:hint="default"/>
+      </w:rPr>
+    </w:lvl>
+    <w:lvl w:ilvl="7" w:tplc="C3D42A18">
       <w:start w:val="1"/>
       <w:numFmt w:val="bullet"/>
       <w:lvlText w:val="o"/>
@@ -2781,10 +1941,10 @@
         <w:ind w:left="5760" w:hanging="360"/>
       </w:pPr>
       <w:rPr>
-        <w:rFonts w:hint="default" w:ascii="Courier New" w:hAnsi="Courier New"/>
-      </w:rPr>
-    </w:lvl>
-    <w:lvl xmlns:w="http://schemas.openxmlformats.org/wordprocessingml/2006/main" w:ilvl="8">
+        <w:rFonts w:ascii="Courier New" w:hAnsi="Courier New" w:hint="default"/>
+      </w:rPr>
+    </w:lvl>
+    <w:lvl w:ilvl="8" w:tplc="50BA84F2">
       <w:start w:val="1"/>
       <w:numFmt w:val="bullet"/>
       <w:lvlText w:val=""/>
@@ -2793,14 +1953,15 @@
         <w:ind w:left="6480" w:hanging="360"/>
       </w:pPr>
       <w:rPr>
-        <w:rFonts w:hint="default" w:ascii="Wingdings" w:hAnsi="Wingdings"/>
+        <w:rFonts w:ascii="Wingdings" w:hAnsi="Wingdings" w:hint="default"/>
       </w:rPr>
     </w:lvl>
   </w:abstractNum>
-  <w:abstractNum xmlns:w="http://schemas.openxmlformats.org/wordprocessingml/2006/main" w:abstractNumId="12">
-    <w:nsid w:val="38441edb"/>
-    <w:multiLevelType xmlns:w="http://schemas.openxmlformats.org/wordprocessingml/2006/main" w:val="hybridMultilevel"/>
-    <w:lvl xmlns:w="http://schemas.openxmlformats.org/wordprocessingml/2006/main" w:ilvl="0">
+  <w:abstractNum w:abstractNumId="3" w15:restartNumberingAfterBreak="0">
+    <w:nsid w:val="390E07CF"/>
+    <w:multiLevelType w:val="hybridMultilevel"/>
+    <w:tmpl w:val="6B14726C"/>
+    <w:lvl w:ilvl="0" w:tplc="F3768F20">
       <w:start w:val="1"/>
       <w:numFmt w:val="bullet"/>
       <w:lvlText w:val=""/>
@@ -2809,10 +1970,10 @@
         <w:ind w:left="720" w:hanging="360"/>
       </w:pPr>
       <w:rPr>
-        <w:rFonts w:hint="default" w:ascii="Symbol" w:hAnsi="Symbol"/>
-      </w:rPr>
-    </w:lvl>
-    <w:lvl xmlns:w="http://schemas.openxmlformats.org/wordprocessingml/2006/main" w:ilvl="1">
+        <w:rFonts w:ascii="Symbol" w:hAnsi="Symbol" w:hint="default"/>
+      </w:rPr>
+    </w:lvl>
+    <w:lvl w:ilvl="1" w:tplc="2EA4A454">
       <w:start w:val="1"/>
       <w:numFmt w:val="bullet"/>
       <w:lvlText w:val="o"/>
@@ -2821,10 +1982,10 @@
         <w:ind w:left="1440" w:hanging="360"/>
       </w:pPr>
       <w:rPr>
-        <w:rFonts w:hint="default" w:ascii="Courier New" w:hAnsi="Courier New"/>
-      </w:rPr>
-    </w:lvl>
-    <w:lvl xmlns:w="http://schemas.openxmlformats.org/wordprocessingml/2006/main" w:ilvl="2">
+        <w:rFonts w:ascii="Courier New" w:hAnsi="Courier New" w:hint="default"/>
+      </w:rPr>
+    </w:lvl>
+    <w:lvl w:ilvl="2" w:tplc="AC30281C">
       <w:start w:val="1"/>
       <w:numFmt w:val="bullet"/>
       <w:lvlText w:val=""/>
@@ -2833,10 +1994,10 @@
         <w:ind w:left="2160" w:hanging="360"/>
       </w:pPr>
       <w:rPr>
-        <w:rFonts w:hint="default" w:ascii="Wingdings" w:hAnsi="Wingdings"/>
-      </w:rPr>
-    </w:lvl>
-    <w:lvl xmlns:w="http://schemas.openxmlformats.org/wordprocessingml/2006/main" w:ilvl="3">
+        <w:rFonts w:ascii="Wingdings" w:hAnsi="Wingdings" w:hint="default"/>
+      </w:rPr>
+    </w:lvl>
+    <w:lvl w:ilvl="3" w:tplc="04CEAC9C">
       <w:start w:val="1"/>
       <w:numFmt w:val="bullet"/>
       <w:lvlText w:val=""/>
@@ -2845,10 +2006,10 @@
         <w:ind w:left="2880" w:hanging="360"/>
       </w:pPr>
       <w:rPr>
-        <w:rFonts w:hint="default" w:ascii="Symbol" w:hAnsi="Symbol"/>
-      </w:rPr>
-    </w:lvl>
-    <w:lvl xmlns:w="http://schemas.openxmlformats.org/wordprocessingml/2006/main" w:ilvl="4">
+        <w:rFonts w:ascii="Symbol" w:hAnsi="Symbol" w:hint="default"/>
+      </w:rPr>
+    </w:lvl>
+    <w:lvl w:ilvl="4" w:tplc="7DC21FC8">
       <w:start w:val="1"/>
       <w:numFmt w:val="bullet"/>
       <w:lvlText w:val="o"/>
@@ -2857,10 +2018,10 @@
         <w:ind w:left="3600" w:hanging="360"/>
       </w:pPr>
       <w:rPr>
-        <w:rFonts w:hint="default" w:ascii="Courier New" w:hAnsi="Courier New"/>
-      </w:rPr>
-    </w:lvl>
-    <w:lvl xmlns:w="http://schemas.openxmlformats.org/wordprocessingml/2006/main" w:ilvl="5">
+        <w:rFonts w:ascii="Courier New" w:hAnsi="Courier New" w:hint="default"/>
+      </w:rPr>
+    </w:lvl>
+    <w:lvl w:ilvl="5" w:tplc="A6FA499C">
       <w:start w:val="1"/>
       <w:numFmt w:val="bullet"/>
       <w:lvlText w:val=""/>
@@ -2869,10 +2030,10 @@
         <w:ind w:left="4320" w:hanging="360"/>
       </w:pPr>
       <w:rPr>
-        <w:rFonts w:hint="default" w:ascii="Wingdings" w:hAnsi="Wingdings"/>
-      </w:rPr>
-    </w:lvl>
-    <w:lvl xmlns:w="http://schemas.openxmlformats.org/wordprocessingml/2006/main" w:ilvl="6">
+        <w:rFonts w:ascii="Wingdings" w:hAnsi="Wingdings" w:hint="default"/>
+      </w:rPr>
+    </w:lvl>
+    <w:lvl w:ilvl="6" w:tplc="412EF4EA">
       <w:start w:val="1"/>
       <w:numFmt w:val="bullet"/>
       <w:lvlText w:val=""/>
@@ -2881,10 +2042,10 @@
         <w:ind w:left="5040" w:hanging="360"/>
       </w:pPr>
       <w:rPr>
-        <w:rFonts w:hint="default" w:ascii="Symbol" w:hAnsi="Symbol"/>
-      </w:rPr>
-    </w:lvl>
-    <w:lvl xmlns:w="http://schemas.openxmlformats.org/wordprocessingml/2006/main" w:ilvl="7">
+        <w:rFonts w:ascii="Symbol" w:hAnsi="Symbol" w:hint="default"/>
+      </w:rPr>
+    </w:lvl>
+    <w:lvl w:ilvl="7" w:tplc="3B7C772A">
       <w:start w:val="1"/>
       <w:numFmt w:val="bullet"/>
       <w:lvlText w:val="o"/>
@@ -2893,10 +2054,10 @@
         <w:ind w:left="5760" w:hanging="360"/>
       </w:pPr>
       <w:rPr>
-        <w:rFonts w:hint="default" w:ascii="Courier New" w:hAnsi="Courier New"/>
-      </w:rPr>
-    </w:lvl>
-    <w:lvl xmlns:w="http://schemas.openxmlformats.org/wordprocessingml/2006/main" w:ilvl="8">
+        <w:rFonts w:ascii="Courier New" w:hAnsi="Courier New" w:hint="default"/>
+      </w:rPr>
+    </w:lvl>
+    <w:lvl w:ilvl="8" w:tplc="FBB8779A">
       <w:start w:val="1"/>
       <w:numFmt w:val="bullet"/>
       <w:lvlText w:val=""/>
@@ -2905,14 +2066,15 @@
         <w:ind w:left="6480" w:hanging="360"/>
       </w:pPr>
       <w:rPr>
-        <w:rFonts w:hint="default" w:ascii="Wingdings" w:hAnsi="Wingdings"/>
+        <w:rFonts w:ascii="Wingdings" w:hAnsi="Wingdings" w:hint="default"/>
       </w:rPr>
     </w:lvl>
   </w:abstractNum>
-  <w:abstractNum xmlns:w="http://schemas.openxmlformats.org/wordprocessingml/2006/main" w:abstractNumId="11">
-    <w:nsid w:val="180155a7"/>
-    <w:multiLevelType xmlns:w="http://schemas.openxmlformats.org/wordprocessingml/2006/main" w:val="hybridMultilevel"/>
-    <w:lvl xmlns:w="http://schemas.openxmlformats.org/wordprocessingml/2006/main" w:ilvl="0">
+  <w:abstractNum w:abstractNumId="4" w15:restartNumberingAfterBreak="0">
+    <w:nsid w:val="41C7F6FD"/>
+    <w:multiLevelType w:val="hybridMultilevel"/>
+    <w:tmpl w:val="8FA646C0"/>
+    <w:lvl w:ilvl="0" w:tplc="AA84FAF6">
       <w:start w:val="1"/>
       <w:numFmt w:val="bullet"/>
       <w:lvlText w:val=""/>
@@ -2921,10 +2083,10 @@
         <w:ind w:left="720" w:hanging="360"/>
       </w:pPr>
       <w:rPr>
-        <w:rFonts w:hint="default" w:ascii="Symbol" w:hAnsi="Symbol"/>
-      </w:rPr>
-    </w:lvl>
-    <w:lvl xmlns:w="http://schemas.openxmlformats.org/wordprocessingml/2006/main" w:ilvl="1">
+        <w:rFonts w:ascii="Symbol" w:hAnsi="Symbol" w:hint="default"/>
+      </w:rPr>
+    </w:lvl>
+    <w:lvl w:ilvl="1" w:tplc="5694E9E0">
       <w:start w:val="1"/>
       <w:numFmt w:val="bullet"/>
       <w:lvlText w:val="o"/>
@@ -2933,10 +2095,10 @@
         <w:ind w:left="1440" w:hanging="360"/>
       </w:pPr>
       <w:rPr>
-        <w:rFonts w:hint="default" w:ascii="Courier New" w:hAnsi="Courier New"/>
-      </w:rPr>
-    </w:lvl>
-    <w:lvl xmlns:w="http://schemas.openxmlformats.org/wordprocessingml/2006/main" w:ilvl="2">
+        <w:rFonts w:ascii="Courier New" w:hAnsi="Courier New" w:hint="default"/>
+      </w:rPr>
+    </w:lvl>
+    <w:lvl w:ilvl="2" w:tplc="BBBA4470">
       <w:start w:val="1"/>
       <w:numFmt w:val="bullet"/>
       <w:lvlText w:val=""/>
@@ -2945,10 +2107,10 @@
         <w:ind w:left="2160" w:hanging="360"/>
       </w:pPr>
       <w:rPr>
-        <w:rFonts w:hint="default" w:ascii="Wingdings" w:hAnsi="Wingdings"/>
-      </w:rPr>
-    </w:lvl>
-    <w:lvl xmlns:w="http://schemas.openxmlformats.org/wordprocessingml/2006/main" w:ilvl="3">
+        <w:rFonts w:ascii="Wingdings" w:hAnsi="Wingdings" w:hint="default"/>
+      </w:rPr>
+    </w:lvl>
+    <w:lvl w:ilvl="3" w:tplc="F0BAC3EA">
       <w:start w:val="1"/>
       <w:numFmt w:val="bullet"/>
       <w:lvlText w:val=""/>
@@ -2957,10 +2119,10 @@
         <w:ind w:left="2880" w:hanging="360"/>
       </w:pPr>
       <w:rPr>
-        <w:rFonts w:hint="default" w:ascii="Symbol" w:hAnsi="Symbol"/>
-      </w:rPr>
-    </w:lvl>
-    <w:lvl xmlns:w="http://schemas.openxmlformats.org/wordprocessingml/2006/main" w:ilvl="4">
+        <w:rFonts w:ascii="Symbol" w:hAnsi="Symbol" w:hint="default"/>
+      </w:rPr>
+    </w:lvl>
+    <w:lvl w:ilvl="4" w:tplc="A1106A26">
       <w:start w:val="1"/>
       <w:numFmt w:val="bullet"/>
       <w:lvlText w:val="o"/>
@@ -2969,10 +2131,10 @@
         <w:ind w:left="3600" w:hanging="360"/>
       </w:pPr>
       <w:rPr>
-        <w:rFonts w:hint="default" w:ascii="Courier New" w:hAnsi="Courier New"/>
-      </w:rPr>
-    </w:lvl>
-    <w:lvl xmlns:w="http://schemas.openxmlformats.org/wordprocessingml/2006/main" w:ilvl="5">
+        <w:rFonts w:ascii="Courier New" w:hAnsi="Courier New" w:hint="default"/>
+      </w:rPr>
+    </w:lvl>
+    <w:lvl w:ilvl="5" w:tplc="AF18B0FE">
       <w:start w:val="1"/>
       <w:numFmt w:val="bullet"/>
       <w:lvlText w:val=""/>
@@ -2981,10 +2143,10 @@
         <w:ind w:left="4320" w:hanging="360"/>
       </w:pPr>
       <w:rPr>
-        <w:rFonts w:hint="default" w:ascii="Wingdings" w:hAnsi="Wingdings"/>
-      </w:rPr>
-    </w:lvl>
-    <w:lvl xmlns:w="http://schemas.openxmlformats.org/wordprocessingml/2006/main" w:ilvl="6">
+        <w:rFonts w:ascii="Wingdings" w:hAnsi="Wingdings" w:hint="default"/>
+      </w:rPr>
+    </w:lvl>
+    <w:lvl w:ilvl="6" w:tplc="A3187D28">
       <w:start w:val="1"/>
       <w:numFmt w:val="bullet"/>
       <w:lvlText w:val=""/>
@@ -2993,10 +2155,10 @@
         <w:ind w:left="5040" w:hanging="360"/>
       </w:pPr>
       <w:rPr>
-        <w:rFonts w:hint="default" w:ascii="Symbol" w:hAnsi="Symbol"/>
-      </w:rPr>
-    </w:lvl>
-    <w:lvl xmlns:w="http://schemas.openxmlformats.org/wordprocessingml/2006/main" w:ilvl="7">
+        <w:rFonts w:ascii="Symbol" w:hAnsi="Symbol" w:hint="default"/>
+      </w:rPr>
+    </w:lvl>
+    <w:lvl w:ilvl="7" w:tplc="D570B850">
       <w:start w:val="1"/>
       <w:numFmt w:val="bullet"/>
       <w:lvlText w:val="o"/>
@@ -3005,10 +2167,10 @@
         <w:ind w:left="5760" w:hanging="360"/>
       </w:pPr>
       <w:rPr>
-        <w:rFonts w:hint="default" w:ascii="Courier New" w:hAnsi="Courier New"/>
-      </w:rPr>
-    </w:lvl>
-    <w:lvl xmlns:w="http://schemas.openxmlformats.org/wordprocessingml/2006/main" w:ilvl="8">
+        <w:rFonts w:ascii="Courier New" w:hAnsi="Courier New" w:hint="default"/>
+      </w:rPr>
+    </w:lvl>
+    <w:lvl w:ilvl="8" w:tplc="71B8304E">
       <w:start w:val="1"/>
       <w:numFmt w:val="bullet"/>
       <w:lvlText w:val=""/>
@@ -3017,14 +2179,15 @@
         <w:ind w:left="6480" w:hanging="360"/>
       </w:pPr>
       <w:rPr>
-        <w:rFonts w:hint="default" w:ascii="Wingdings" w:hAnsi="Wingdings"/>
+        <w:rFonts w:ascii="Wingdings" w:hAnsi="Wingdings" w:hint="default"/>
       </w:rPr>
     </w:lvl>
   </w:abstractNum>
-  <w:abstractNum xmlns:w="http://schemas.openxmlformats.org/wordprocessingml/2006/main" w:abstractNumId="10">
-    <w:nsid w:val="6644e4e9"/>
-    <w:multiLevelType xmlns:w="http://schemas.openxmlformats.org/wordprocessingml/2006/main" w:val="hybridMultilevel"/>
-    <w:lvl xmlns:w="http://schemas.openxmlformats.org/wordprocessingml/2006/main" w:ilvl="0">
+  <w:abstractNum w:abstractNumId="5" w15:restartNumberingAfterBreak="0">
+    <w:nsid w:val="48862597"/>
+    <w:multiLevelType w:val="hybridMultilevel"/>
+    <w:tmpl w:val="653C2056"/>
+    <w:lvl w:ilvl="0" w:tplc="D05CDA24">
       <w:start w:val="1"/>
       <w:numFmt w:val="bullet"/>
       <w:lvlText w:val=""/>
@@ -3033,10 +2196,10 @@
         <w:ind w:left="720" w:hanging="360"/>
       </w:pPr>
       <w:rPr>
-        <w:rFonts w:hint="default" w:ascii="Symbol" w:hAnsi="Symbol"/>
-      </w:rPr>
-    </w:lvl>
-    <w:lvl xmlns:w="http://schemas.openxmlformats.org/wordprocessingml/2006/main" w:ilvl="1">
+        <w:rFonts w:ascii="Symbol" w:hAnsi="Symbol" w:hint="default"/>
+      </w:rPr>
+    </w:lvl>
+    <w:lvl w:ilvl="1" w:tplc="1BF8711A">
       <w:start w:val="1"/>
       <w:numFmt w:val="bullet"/>
       <w:lvlText w:val="o"/>
@@ -3045,10 +2208,10 @@
         <w:ind w:left="1440" w:hanging="360"/>
       </w:pPr>
       <w:rPr>
-        <w:rFonts w:hint="default" w:ascii="Courier New" w:hAnsi="Courier New"/>
-      </w:rPr>
-    </w:lvl>
-    <w:lvl xmlns:w="http://schemas.openxmlformats.org/wordprocessingml/2006/main" w:ilvl="2">
+        <w:rFonts w:ascii="Courier New" w:hAnsi="Courier New" w:hint="default"/>
+      </w:rPr>
+    </w:lvl>
+    <w:lvl w:ilvl="2" w:tplc="7C66C328">
       <w:start w:val="1"/>
       <w:numFmt w:val="bullet"/>
       <w:lvlText w:val=""/>
@@ -3057,10 +2220,10 @@
         <w:ind w:left="2160" w:hanging="360"/>
       </w:pPr>
       <w:rPr>
-        <w:rFonts w:hint="default" w:ascii="Wingdings" w:hAnsi="Wingdings"/>
-      </w:rPr>
-    </w:lvl>
-    <w:lvl xmlns:w="http://schemas.openxmlformats.org/wordprocessingml/2006/main" w:ilvl="3">
+        <w:rFonts w:ascii="Wingdings" w:hAnsi="Wingdings" w:hint="default"/>
+      </w:rPr>
+    </w:lvl>
+    <w:lvl w:ilvl="3" w:tplc="74C297CE">
       <w:start w:val="1"/>
       <w:numFmt w:val="bullet"/>
       <w:lvlText w:val=""/>
@@ -3069,10 +2232,10 @@
         <w:ind w:left="2880" w:hanging="360"/>
       </w:pPr>
       <w:rPr>
-        <w:rFonts w:hint="default" w:ascii="Symbol" w:hAnsi="Symbol"/>
-      </w:rPr>
-    </w:lvl>
-    <w:lvl xmlns:w="http://schemas.openxmlformats.org/wordprocessingml/2006/main" w:ilvl="4">
+        <w:rFonts w:ascii="Symbol" w:hAnsi="Symbol" w:hint="default"/>
+      </w:rPr>
+    </w:lvl>
+    <w:lvl w:ilvl="4" w:tplc="64BABA7C">
       <w:start w:val="1"/>
       <w:numFmt w:val="bullet"/>
       <w:lvlText w:val="o"/>
@@ -3081,10 +2244,10 @@
         <w:ind w:left="3600" w:hanging="360"/>
       </w:pPr>
       <w:rPr>
-        <w:rFonts w:hint="default" w:ascii="Courier New" w:hAnsi="Courier New"/>
-      </w:rPr>
-    </w:lvl>
-    <w:lvl xmlns:w="http://schemas.openxmlformats.org/wordprocessingml/2006/main" w:ilvl="5">
+        <w:rFonts w:ascii="Courier New" w:hAnsi="Courier New" w:hint="default"/>
+      </w:rPr>
+    </w:lvl>
+    <w:lvl w:ilvl="5" w:tplc="D1703C70">
       <w:start w:val="1"/>
       <w:numFmt w:val="bullet"/>
       <w:lvlText w:val=""/>
@@ -3093,10 +2256,10 @@
         <w:ind w:left="4320" w:hanging="360"/>
       </w:pPr>
       <w:rPr>
-        <w:rFonts w:hint="default" w:ascii="Wingdings" w:hAnsi="Wingdings"/>
-      </w:rPr>
-    </w:lvl>
-    <w:lvl xmlns:w="http://schemas.openxmlformats.org/wordprocessingml/2006/main" w:ilvl="6">
+        <w:rFonts w:ascii="Wingdings" w:hAnsi="Wingdings" w:hint="default"/>
+      </w:rPr>
+    </w:lvl>
+    <w:lvl w:ilvl="6" w:tplc="030C37F6">
       <w:start w:val="1"/>
       <w:numFmt w:val="bullet"/>
       <w:lvlText w:val=""/>
@@ -3105,10 +2268,10 @@
         <w:ind w:left="5040" w:hanging="360"/>
       </w:pPr>
       <w:rPr>
-        <w:rFonts w:hint="default" w:ascii="Symbol" w:hAnsi="Symbol"/>
-      </w:rPr>
-    </w:lvl>
-    <w:lvl xmlns:w="http://schemas.openxmlformats.org/wordprocessingml/2006/main" w:ilvl="7">
+        <w:rFonts w:ascii="Symbol" w:hAnsi="Symbol" w:hint="default"/>
+      </w:rPr>
+    </w:lvl>
+    <w:lvl w:ilvl="7" w:tplc="676AAFD0">
       <w:start w:val="1"/>
       <w:numFmt w:val="bullet"/>
       <w:lvlText w:val="o"/>
@@ -3117,10 +2280,10 @@
         <w:ind w:left="5760" w:hanging="360"/>
       </w:pPr>
       <w:rPr>
-        <w:rFonts w:hint="default" w:ascii="Courier New" w:hAnsi="Courier New"/>
-      </w:rPr>
-    </w:lvl>
-    <w:lvl xmlns:w="http://schemas.openxmlformats.org/wordprocessingml/2006/main" w:ilvl="8">
+        <w:rFonts w:ascii="Courier New" w:hAnsi="Courier New" w:hint="default"/>
+      </w:rPr>
+    </w:lvl>
+    <w:lvl w:ilvl="8" w:tplc="47A6FE54">
       <w:start w:val="1"/>
       <w:numFmt w:val="bullet"/>
       <w:lvlText w:val=""/>
@@ -3129,14 +2292,15 @@
         <w:ind w:left="6480" w:hanging="360"/>
       </w:pPr>
       <w:rPr>
-        <w:rFonts w:hint="default" w:ascii="Wingdings" w:hAnsi="Wingdings"/>
+        <w:rFonts w:ascii="Wingdings" w:hAnsi="Wingdings" w:hint="default"/>
       </w:rPr>
     </w:lvl>
   </w:abstractNum>
-  <w:abstractNum xmlns:w="http://schemas.openxmlformats.org/wordprocessingml/2006/main" w:abstractNumId="9">
-    <w:nsid w:val="78dbdbf1"/>
-    <w:multiLevelType xmlns:w="http://schemas.openxmlformats.org/wordprocessingml/2006/main" w:val="hybridMultilevel"/>
-    <w:lvl xmlns:w="http://schemas.openxmlformats.org/wordprocessingml/2006/main" w:ilvl="0">
+  <w:abstractNum w:abstractNumId="6" w15:restartNumberingAfterBreak="0">
+    <w:nsid w:val="504D654C"/>
+    <w:multiLevelType w:val="hybridMultilevel"/>
+    <w:tmpl w:val="051A30A6"/>
+    <w:lvl w:ilvl="0" w:tplc="C7A492CE">
       <w:start w:val="1"/>
       <w:numFmt w:val="bullet"/>
       <w:lvlText w:val=""/>
@@ -3145,10 +2309,10 @@
         <w:ind w:left="720" w:hanging="360"/>
       </w:pPr>
       <w:rPr>
-        <w:rFonts w:hint="default" w:ascii="Symbol" w:hAnsi="Symbol"/>
-      </w:rPr>
-    </w:lvl>
-    <w:lvl xmlns:w="http://schemas.openxmlformats.org/wordprocessingml/2006/main" w:ilvl="1">
+        <w:rFonts w:ascii="Symbol" w:hAnsi="Symbol" w:hint="default"/>
+      </w:rPr>
+    </w:lvl>
+    <w:lvl w:ilvl="1" w:tplc="8C9A76CA">
       <w:start w:val="1"/>
       <w:numFmt w:val="bullet"/>
       <w:lvlText w:val="o"/>
@@ -3157,10 +2321,10 @@
         <w:ind w:left="1440" w:hanging="360"/>
       </w:pPr>
       <w:rPr>
-        <w:rFonts w:hint="default" w:ascii="Courier New" w:hAnsi="Courier New"/>
-      </w:rPr>
-    </w:lvl>
-    <w:lvl xmlns:w="http://schemas.openxmlformats.org/wordprocessingml/2006/main" w:ilvl="2">
+        <w:rFonts w:ascii="Courier New" w:hAnsi="Courier New" w:hint="default"/>
+      </w:rPr>
+    </w:lvl>
+    <w:lvl w:ilvl="2" w:tplc="7FDC87B8">
       <w:start w:val="1"/>
       <w:numFmt w:val="bullet"/>
       <w:lvlText w:val=""/>
@@ -3169,10 +2333,10 @@
         <w:ind w:left="2160" w:hanging="360"/>
       </w:pPr>
       <w:rPr>
-        <w:rFonts w:hint="default" w:ascii="Wingdings" w:hAnsi="Wingdings"/>
-      </w:rPr>
-    </w:lvl>
-    <w:lvl xmlns:w="http://schemas.openxmlformats.org/wordprocessingml/2006/main" w:ilvl="3">
+        <w:rFonts w:ascii="Wingdings" w:hAnsi="Wingdings" w:hint="default"/>
+      </w:rPr>
+    </w:lvl>
+    <w:lvl w:ilvl="3" w:tplc="FDA0A7AE">
       <w:start w:val="1"/>
       <w:numFmt w:val="bullet"/>
       <w:lvlText w:val=""/>
@@ -3181,10 +2345,10 @@
         <w:ind w:left="2880" w:hanging="360"/>
       </w:pPr>
       <w:rPr>
-        <w:rFonts w:hint="default" w:ascii="Symbol" w:hAnsi="Symbol"/>
-      </w:rPr>
-    </w:lvl>
-    <w:lvl xmlns:w="http://schemas.openxmlformats.org/wordprocessingml/2006/main" w:ilvl="4">
+        <w:rFonts w:ascii="Symbol" w:hAnsi="Symbol" w:hint="default"/>
+      </w:rPr>
+    </w:lvl>
+    <w:lvl w:ilvl="4" w:tplc="522817DA">
       <w:start w:val="1"/>
       <w:numFmt w:val="bullet"/>
       <w:lvlText w:val="o"/>
@@ -3193,10 +2357,10 @@
         <w:ind w:left="3600" w:hanging="360"/>
       </w:pPr>
       <w:rPr>
-        <w:rFonts w:hint="default" w:ascii="Courier New" w:hAnsi="Courier New"/>
-      </w:rPr>
-    </w:lvl>
-    <w:lvl xmlns:w="http://schemas.openxmlformats.org/wordprocessingml/2006/main" w:ilvl="5">
+        <w:rFonts w:ascii="Courier New" w:hAnsi="Courier New" w:hint="default"/>
+      </w:rPr>
+    </w:lvl>
+    <w:lvl w:ilvl="5" w:tplc="808E3294">
       <w:start w:val="1"/>
       <w:numFmt w:val="bullet"/>
       <w:lvlText w:val=""/>
@@ -3205,10 +2369,10 @@
         <w:ind w:left="4320" w:hanging="360"/>
       </w:pPr>
       <w:rPr>
-        <w:rFonts w:hint="default" w:ascii="Wingdings" w:hAnsi="Wingdings"/>
-      </w:rPr>
-    </w:lvl>
-    <w:lvl xmlns:w="http://schemas.openxmlformats.org/wordprocessingml/2006/main" w:ilvl="6">
+        <w:rFonts w:ascii="Wingdings" w:hAnsi="Wingdings" w:hint="default"/>
+      </w:rPr>
+    </w:lvl>
+    <w:lvl w:ilvl="6" w:tplc="BFE093EC">
       <w:start w:val="1"/>
       <w:numFmt w:val="bullet"/>
       <w:lvlText w:val=""/>
@@ -3217,10 +2381,10 @@
         <w:ind w:left="5040" w:hanging="360"/>
       </w:pPr>
       <w:rPr>
-        <w:rFonts w:hint="default" w:ascii="Symbol" w:hAnsi="Symbol"/>
-      </w:rPr>
-    </w:lvl>
-    <w:lvl xmlns:w="http://schemas.openxmlformats.org/wordprocessingml/2006/main" w:ilvl="7">
+        <w:rFonts w:ascii="Symbol" w:hAnsi="Symbol" w:hint="default"/>
+      </w:rPr>
+    </w:lvl>
+    <w:lvl w:ilvl="7" w:tplc="52A853C2">
       <w:start w:val="1"/>
       <w:numFmt w:val="bullet"/>
       <w:lvlText w:val="o"/>
@@ -3229,10 +2393,10 @@
         <w:ind w:left="5760" w:hanging="360"/>
       </w:pPr>
       <w:rPr>
-        <w:rFonts w:hint="default" w:ascii="Courier New" w:hAnsi="Courier New"/>
-      </w:rPr>
-    </w:lvl>
-    <w:lvl xmlns:w="http://schemas.openxmlformats.org/wordprocessingml/2006/main" w:ilvl="8">
+        <w:rFonts w:ascii="Courier New" w:hAnsi="Courier New" w:hint="default"/>
+      </w:rPr>
+    </w:lvl>
+    <w:lvl w:ilvl="8" w:tplc="9C1E9404">
       <w:start w:val="1"/>
       <w:numFmt w:val="bullet"/>
       <w:lvlText w:val=""/>
@@ -3241,14 +2405,15 @@
         <w:ind w:left="6480" w:hanging="360"/>
       </w:pPr>
       <w:rPr>
-        <w:rFonts w:hint="default" w:ascii="Wingdings" w:hAnsi="Wingdings"/>
+        <w:rFonts w:ascii="Wingdings" w:hAnsi="Wingdings" w:hint="default"/>
       </w:rPr>
     </w:lvl>
   </w:abstractNum>
-  <w:abstractNum xmlns:w="http://schemas.openxmlformats.org/wordprocessingml/2006/main" w:abstractNumId="8">
+  <w:abstractNum w:abstractNumId="7" w15:restartNumberingAfterBreak="0">
     <w:nsid w:val="53149567"/>
-    <w:multiLevelType xmlns:w="http://schemas.openxmlformats.org/wordprocessingml/2006/main" w:val="hybridMultilevel"/>
-    <w:lvl xmlns:w="http://schemas.openxmlformats.org/wordprocessingml/2006/main" w:ilvl="0">
+    <w:multiLevelType w:val="hybridMultilevel"/>
+    <w:tmpl w:val="47D4FC22"/>
+    <w:lvl w:ilvl="0" w:tplc="321E0DBC">
       <w:start w:val="1"/>
       <w:numFmt w:val="bullet"/>
       <w:lvlText w:val=""/>
@@ -3257,10 +2422,10 @@
         <w:ind w:left="720" w:hanging="360"/>
       </w:pPr>
       <w:rPr>
-        <w:rFonts w:hint="default" w:ascii="Symbol" w:hAnsi="Symbol"/>
-      </w:rPr>
-    </w:lvl>
-    <w:lvl xmlns:w="http://schemas.openxmlformats.org/wordprocessingml/2006/main" w:ilvl="1">
+        <w:rFonts w:ascii="Symbol" w:hAnsi="Symbol" w:hint="default"/>
+      </w:rPr>
+    </w:lvl>
+    <w:lvl w:ilvl="1" w:tplc="31EEBD0E">
       <w:start w:val="1"/>
       <w:numFmt w:val="bullet"/>
       <w:lvlText w:val="o"/>
@@ -3269,10 +2434,10 @@
         <w:ind w:left="1440" w:hanging="360"/>
       </w:pPr>
       <w:rPr>
-        <w:rFonts w:hint="default" w:ascii="Courier New" w:hAnsi="Courier New"/>
-      </w:rPr>
-    </w:lvl>
-    <w:lvl xmlns:w="http://schemas.openxmlformats.org/wordprocessingml/2006/main" w:ilvl="2">
+        <w:rFonts w:ascii="Courier New" w:hAnsi="Courier New" w:hint="default"/>
+      </w:rPr>
+    </w:lvl>
+    <w:lvl w:ilvl="2" w:tplc="4E0461A6">
       <w:start w:val="1"/>
       <w:numFmt w:val="bullet"/>
       <w:lvlText w:val=""/>
@@ -3281,10 +2446,10 @@
         <w:ind w:left="2160" w:hanging="360"/>
       </w:pPr>
       <w:rPr>
-        <w:rFonts w:hint="default" w:ascii="Wingdings" w:hAnsi="Wingdings"/>
-      </w:rPr>
-    </w:lvl>
-    <w:lvl xmlns:w="http://schemas.openxmlformats.org/wordprocessingml/2006/main" w:ilvl="3">
+        <w:rFonts w:ascii="Wingdings" w:hAnsi="Wingdings" w:hint="default"/>
+      </w:rPr>
+    </w:lvl>
+    <w:lvl w:ilvl="3" w:tplc="94B8EFB8">
       <w:start w:val="1"/>
       <w:numFmt w:val="bullet"/>
       <w:lvlText w:val=""/>
@@ -3293,10 +2458,10 @@
         <w:ind w:left="2880" w:hanging="360"/>
       </w:pPr>
       <w:rPr>
-        <w:rFonts w:hint="default" w:ascii="Symbol" w:hAnsi="Symbol"/>
-      </w:rPr>
-    </w:lvl>
-    <w:lvl xmlns:w="http://schemas.openxmlformats.org/wordprocessingml/2006/main" w:ilvl="4">
+        <w:rFonts w:ascii="Symbol" w:hAnsi="Symbol" w:hint="default"/>
+      </w:rPr>
+    </w:lvl>
+    <w:lvl w:ilvl="4" w:tplc="F79EEE6A">
       <w:start w:val="1"/>
       <w:numFmt w:val="bullet"/>
       <w:lvlText w:val="o"/>
@@ -3305,10 +2470,10 @@
         <w:ind w:left="3600" w:hanging="360"/>
       </w:pPr>
       <w:rPr>
-        <w:rFonts w:hint="default" w:ascii="Courier New" w:hAnsi="Courier New"/>
-      </w:rPr>
-    </w:lvl>
-    <w:lvl xmlns:w="http://schemas.openxmlformats.org/wordprocessingml/2006/main" w:ilvl="5">
+        <w:rFonts w:ascii="Courier New" w:hAnsi="Courier New" w:hint="default"/>
+      </w:rPr>
+    </w:lvl>
+    <w:lvl w:ilvl="5" w:tplc="1D627DAE">
       <w:start w:val="1"/>
       <w:numFmt w:val="bullet"/>
       <w:lvlText w:val=""/>
@@ -3317,10 +2482,10 @@
         <w:ind w:left="4320" w:hanging="360"/>
       </w:pPr>
       <w:rPr>
-        <w:rFonts w:hint="default" w:ascii="Wingdings" w:hAnsi="Wingdings"/>
-      </w:rPr>
-    </w:lvl>
-    <w:lvl xmlns:w="http://schemas.openxmlformats.org/wordprocessingml/2006/main" w:ilvl="6">
+        <w:rFonts w:ascii="Wingdings" w:hAnsi="Wingdings" w:hint="default"/>
+      </w:rPr>
+    </w:lvl>
+    <w:lvl w:ilvl="6" w:tplc="0F466306">
       <w:start w:val="1"/>
       <w:numFmt w:val="bullet"/>
       <w:lvlText w:val=""/>
@@ -3329,10 +2494,10 @@
         <w:ind w:left="5040" w:hanging="360"/>
       </w:pPr>
       <w:rPr>
-        <w:rFonts w:hint="default" w:ascii="Symbol" w:hAnsi="Symbol"/>
-      </w:rPr>
-    </w:lvl>
-    <w:lvl xmlns:w="http://schemas.openxmlformats.org/wordprocessingml/2006/main" w:ilvl="7">
+        <w:rFonts w:ascii="Symbol" w:hAnsi="Symbol" w:hint="default"/>
+      </w:rPr>
+    </w:lvl>
+    <w:lvl w:ilvl="7" w:tplc="73D8999E">
       <w:start w:val="1"/>
       <w:numFmt w:val="bullet"/>
       <w:lvlText w:val="o"/>
@@ -3341,10 +2506,10 @@
         <w:ind w:left="5760" w:hanging="360"/>
       </w:pPr>
       <w:rPr>
-        <w:rFonts w:hint="default" w:ascii="Courier New" w:hAnsi="Courier New"/>
-      </w:rPr>
-    </w:lvl>
-    <w:lvl xmlns:w="http://schemas.openxmlformats.org/wordprocessingml/2006/main" w:ilvl="8">
+        <w:rFonts w:ascii="Courier New" w:hAnsi="Courier New" w:hint="default"/>
+      </w:rPr>
+    </w:lvl>
+    <w:lvl w:ilvl="8" w:tplc="DB74766A">
       <w:start w:val="1"/>
       <w:numFmt w:val="bullet"/>
       <w:lvlText w:val=""/>
@@ -3353,14 +2518,15 @@
         <w:ind w:left="6480" w:hanging="360"/>
       </w:pPr>
       <w:rPr>
-        <w:rFonts w:hint="default" w:ascii="Wingdings" w:hAnsi="Wingdings"/>
+        <w:rFonts w:ascii="Wingdings" w:hAnsi="Wingdings" w:hint="default"/>
       </w:rPr>
     </w:lvl>
   </w:abstractNum>
-  <w:abstractNum xmlns:w="http://schemas.openxmlformats.org/wordprocessingml/2006/main" w:abstractNumId="7">
-    <w:nsid w:val="5eef6559"/>
-    <w:multiLevelType xmlns:w="http://schemas.openxmlformats.org/wordprocessingml/2006/main" w:val="hybridMultilevel"/>
-    <w:lvl xmlns:w="http://schemas.openxmlformats.org/wordprocessingml/2006/main" w:ilvl="0">
+  <w:abstractNum w:abstractNumId="8" w15:restartNumberingAfterBreak="0">
+    <w:nsid w:val="53A73434"/>
+    <w:multiLevelType w:val="hybridMultilevel"/>
+    <w:tmpl w:val="FF921A3A"/>
+    <w:lvl w:ilvl="0" w:tplc="A750422E">
       <w:start w:val="1"/>
       <w:numFmt w:val="bullet"/>
       <w:lvlText w:val=""/>
@@ -3369,10 +2535,10 @@
         <w:ind w:left="720" w:hanging="360"/>
       </w:pPr>
       <w:rPr>
-        <w:rFonts w:hint="default" w:ascii="Symbol" w:hAnsi="Symbol"/>
-      </w:rPr>
-    </w:lvl>
-    <w:lvl xmlns:w="http://schemas.openxmlformats.org/wordprocessingml/2006/main" w:ilvl="1">
+        <w:rFonts w:ascii="Symbol" w:hAnsi="Symbol" w:hint="default"/>
+      </w:rPr>
+    </w:lvl>
+    <w:lvl w:ilvl="1" w:tplc="5E4A9120">
       <w:start w:val="1"/>
       <w:numFmt w:val="bullet"/>
       <w:lvlText w:val="o"/>
@@ -3381,10 +2547,10 @@
         <w:ind w:left="1440" w:hanging="360"/>
       </w:pPr>
       <w:rPr>
-        <w:rFonts w:hint="default" w:ascii="Courier New" w:hAnsi="Courier New"/>
-      </w:rPr>
-    </w:lvl>
-    <w:lvl xmlns:w="http://schemas.openxmlformats.org/wordprocessingml/2006/main" w:ilvl="2">
+        <w:rFonts w:ascii="Courier New" w:hAnsi="Courier New" w:hint="default"/>
+      </w:rPr>
+    </w:lvl>
+    <w:lvl w:ilvl="2" w:tplc="E45431C4">
       <w:start w:val="1"/>
       <w:numFmt w:val="bullet"/>
       <w:lvlText w:val=""/>
@@ -3393,10 +2559,10 @@
         <w:ind w:left="2160" w:hanging="360"/>
       </w:pPr>
       <w:rPr>
-        <w:rFonts w:hint="default" w:ascii="Wingdings" w:hAnsi="Wingdings"/>
-      </w:rPr>
-    </w:lvl>
-    <w:lvl xmlns:w="http://schemas.openxmlformats.org/wordprocessingml/2006/main" w:ilvl="3">
+        <w:rFonts w:ascii="Wingdings" w:hAnsi="Wingdings" w:hint="default"/>
+      </w:rPr>
+    </w:lvl>
+    <w:lvl w:ilvl="3" w:tplc="9F32CBC6">
       <w:start w:val="1"/>
       <w:numFmt w:val="bullet"/>
       <w:lvlText w:val=""/>
@@ -3405,10 +2571,10 @@
         <w:ind w:left="2880" w:hanging="360"/>
       </w:pPr>
       <w:rPr>
-        <w:rFonts w:hint="default" w:ascii="Symbol" w:hAnsi="Symbol"/>
-      </w:rPr>
-    </w:lvl>
-    <w:lvl xmlns:w="http://schemas.openxmlformats.org/wordprocessingml/2006/main" w:ilvl="4">
+        <w:rFonts w:ascii="Symbol" w:hAnsi="Symbol" w:hint="default"/>
+      </w:rPr>
+    </w:lvl>
+    <w:lvl w:ilvl="4" w:tplc="051697CE">
       <w:start w:val="1"/>
       <w:numFmt w:val="bullet"/>
       <w:lvlText w:val="o"/>
@@ -3417,10 +2583,10 @@
         <w:ind w:left="3600" w:hanging="360"/>
       </w:pPr>
       <w:rPr>
-        <w:rFonts w:hint="default" w:ascii="Courier New" w:hAnsi="Courier New"/>
-      </w:rPr>
-    </w:lvl>
-    <w:lvl xmlns:w="http://schemas.openxmlformats.org/wordprocessingml/2006/main" w:ilvl="5">
+        <w:rFonts w:ascii="Courier New" w:hAnsi="Courier New" w:hint="default"/>
+      </w:rPr>
+    </w:lvl>
+    <w:lvl w:ilvl="5" w:tplc="3C46D71E">
       <w:start w:val="1"/>
       <w:numFmt w:val="bullet"/>
       <w:lvlText w:val=""/>
@@ -3429,10 +2595,10 @@
         <w:ind w:left="4320" w:hanging="360"/>
       </w:pPr>
       <w:rPr>
-        <w:rFonts w:hint="default" w:ascii="Wingdings" w:hAnsi="Wingdings"/>
-      </w:rPr>
-    </w:lvl>
-    <w:lvl xmlns:w="http://schemas.openxmlformats.org/wordprocessingml/2006/main" w:ilvl="6">
+        <w:rFonts w:ascii="Wingdings" w:hAnsi="Wingdings" w:hint="default"/>
+      </w:rPr>
+    </w:lvl>
+    <w:lvl w:ilvl="6" w:tplc="458A2222">
       <w:start w:val="1"/>
       <w:numFmt w:val="bullet"/>
       <w:lvlText w:val=""/>
@@ -3441,10 +2607,10 @@
         <w:ind w:left="5040" w:hanging="360"/>
       </w:pPr>
       <w:rPr>
-        <w:rFonts w:hint="default" w:ascii="Symbol" w:hAnsi="Symbol"/>
-      </w:rPr>
-    </w:lvl>
-    <w:lvl xmlns:w="http://schemas.openxmlformats.org/wordprocessingml/2006/main" w:ilvl="7">
+        <w:rFonts w:ascii="Symbol" w:hAnsi="Symbol" w:hint="default"/>
+      </w:rPr>
+    </w:lvl>
+    <w:lvl w:ilvl="7" w:tplc="C5781C12">
       <w:start w:val="1"/>
       <w:numFmt w:val="bullet"/>
       <w:lvlText w:val="o"/>
@@ -3453,10 +2619,10 @@
         <w:ind w:left="5760" w:hanging="360"/>
       </w:pPr>
       <w:rPr>
-        <w:rFonts w:hint="default" w:ascii="Courier New" w:hAnsi="Courier New"/>
-      </w:rPr>
-    </w:lvl>
-    <w:lvl xmlns:w="http://schemas.openxmlformats.org/wordprocessingml/2006/main" w:ilvl="8">
+        <w:rFonts w:ascii="Courier New" w:hAnsi="Courier New" w:hint="default"/>
+      </w:rPr>
+    </w:lvl>
+    <w:lvl w:ilvl="8" w:tplc="31D8A06E">
       <w:start w:val="1"/>
       <w:numFmt w:val="bullet"/>
       <w:lvlText w:val=""/>
@@ -3465,14 +2631,15 @@
         <w:ind w:left="6480" w:hanging="360"/>
       </w:pPr>
       <w:rPr>
-        <w:rFonts w:hint="default" w:ascii="Wingdings" w:hAnsi="Wingdings"/>
+        <w:rFonts w:ascii="Wingdings" w:hAnsi="Wingdings" w:hint="default"/>
       </w:rPr>
     </w:lvl>
   </w:abstractNum>
-  <w:abstractNum xmlns:w="http://schemas.openxmlformats.org/wordprocessingml/2006/main" w:abstractNumId="6">
-    <w:nsid w:val="59292cb2"/>
-    <w:multiLevelType xmlns:w="http://schemas.openxmlformats.org/wordprocessingml/2006/main" w:val="hybridMultilevel"/>
-    <w:lvl xmlns:w="http://schemas.openxmlformats.org/wordprocessingml/2006/main" w:ilvl="0">
+  <w:abstractNum w:abstractNumId="9" w15:restartNumberingAfterBreak="0">
+    <w:nsid w:val="59292CB2"/>
+    <w:multiLevelType w:val="hybridMultilevel"/>
+    <w:tmpl w:val="81BEFD92"/>
+    <w:lvl w:ilvl="0" w:tplc="7B445C00">
       <w:start w:val="1"/>
       <w:numFmt w:val="bullet"/>
       <w:lvlText w:val=""/>
@@ -3481,10 +2648,10 @@
         <w:ind w:left="720" w:hanging="360"/>
       </w:pPr>
       <w:rPr>
-        <w:rFonts w:hint="default" w:ascii="Symbol" w:hAnsi="Symbol"/>
-      </w:rPr>
-    </w:lvl>
-    <w:lvl xmlns:w="http://schemas.openxmlformats.org/wordprocessingml/2006/main" w:ilvl="1">
+        <w:rFonts w:ascii="Symbol" w:hAnsi="Symbol" w:hint="default"/>
+      </w:rPr>
+    </w:lvl>
+    <w:lvl w:ilvl="1" w:tplc="FFE2254E">
       <w:start w:val="1"/>
       <w:numFmt w:val="bullet"/>
       <w:lvlText w:val="o"/>
@@ -3493,10 +2660,10 @@
         <w:ind w:left="1440" w:hanging="360"/>
       </w:pPr>
       <w:rPr>
-        <w:rFonts w:hint="default" w:ascii="Courier New" w:hAnsi="Courier New"/>
-      </w:rPr>
-    </w:lvl>
-    <w:lvl xmlns:w="http://schemas.openxmlformats.org/wordprocessingml/2006/main" w:ilvl="2">
+        <w:rFonts w:ascii="Courier New" w:hAnsi="Courier New" w:hint="default"/>
+      </w:rPr>
+    </w:lvl>
+    <w:lvl w:ilvl="2" w:tplc="9D7E874E">
       <w:start w:val="1"/>
       <w:numFmt w:val="bullet"/>
       <w:lvlText w:val=""/>
@@ -3505,10 +2672,10 @@
         <w:ind w:left="2160" w:hanging="360"/>
       </w:pPr>
       <w:rPr>
-        <w:rFonts w:hint="default" w:ascii="Wingdings" w:hAnsi="Wingdings"/>
-      </w:rPr>
-    </w:lvl>
-    <w:lvl xmlns:w="http://schemas.openxmlformats.org/wordprocessingml/2006/main" w:ilvl="3">
+        <w:rFonts w:ascii="Wingdings" w:hAnsi="Wingdings" w:hint="default"/>
+      </w:rPr>
+    </w:lvl>
+    <w:lvl w:ilvl="3" w:tplc="1C4AC5A4">
       <w:start w:val="1"/>
       <w:numFmt w:val="bullet"/>
       <w:lvlText w:val=""/>
@@ -3517,10 +2684,10 @@
         <w:ind w:left="2880" w:hanging="360"/>
       </w:pPr>
       <w:rPr>
-        <w:rFonts w:hint="default" w:ascii="Symbol" w:hAnsi="Symbol"/>
-      </w:rPr>
-    </w:lvl>
-    <w:lvl xmlns:w="http://schemas.openxmlformats.org/wordprocessingml/2006/main" w:ilvl="4">
+        <w:rFonts w:ascii="Symbol" w:hAnsi="Symbol" w:hint="default"/>
+      </w:rPr>
+    </w:lvl>
+    <w:lvl w:ilvl="4" w:tplc="985CA1B6">
       <w:start w:val="1"/>
       <w:numFmt w:val="bullet"/>
       <w:lvlText w:val="o"/>
@@ -3529,10 +2696,10 @@
         <w:ind w:left="3600" w:hanging="360"/>
       </w:pPr>
       <w:rPr>
-        <w:rFonts w:hint="default" w:ascii="Courier New" w:hAnsi="Courier New"/>
-      </w:rPr>
-    </w:lvl>
-    <w:lvl xmlns:w="http://schemas.openxmlformats.org/wordprocessingml/2006/main" w:ilvl="5">
+        <w:rFonts w:ascii="Courier New" w:hAnsi="Courier New" w:hint="default"/>
+      </w:rPr>
+    </w:lvl>
+    <w:lvl w:ilvl="5" w:tplc="586CB316">
       <w:start w:val="1"/>
       <w:numFmt w:val="bullet"/>
       <w:lvlText w:val=""/>
@@ -3541,10 +2708,10 @@
         <w:ind w:left="4320" w:hanging="360"/>
       </w:pPr>
       <w:rPr>
-        <w:rFonts w:hint="default" w:ascii="Wingdings" w:hAnsi="Wingdings"/>
-      </w:rPr>
-    </w:lvl>
-    <w:lvl xmlns:w="http://schemas.openxmlformats.org/wordprocessingml/2006/main" w:ilvl="6">
+        <w:rFonts w:ascii="Wingdings" w:hAnsi="Wingdings" w:hint="default"/>
+      </w:rPr>
+    </w:lvl>
+    <w:lvl w:ilvl="6" w:tplc="E586D2C4">
       <w:start w:val="1"/>
       <w:numFmt w:val="bullet"/>
       <w:lvlText w:val=""/>
@@ -3553,10 +2720,10 @@
         <w:ind w:left="5040" w:hanging="360"/>
       </w:pPr>
       <w:rPr>
-        <w:rFonts w:hint="default" w:ascii="Symbol" w:hAnsi="Symbol"/>
-      </w:rPr>
-    </w:lvl>
-    <w:lvl xmlns:w="http://schemas.openxmlformats.org/wordprocessingml/2006/main" w:ilvl="7">
+        <w:rFonts w:ascii="Symbol" w:hAnsi="Symbol" w:hint="default"/>
+      </w:rPr>
+    </w:lvl>
+    <w:lvl w:ilvl="7" w:tplc="5E4E2B0C">
       <w:start w:val="1"/>
       <w:numFmt w:val="bullet"/>
       <w:lvlText w:val="o"/>
@@ -3565,10 +2732,10 @@
         <w:ind w:left="5760" w:hanging="360"/>
       </w:pPr>
       <w:rPr>
-        <w:rFonts w:hint="default" w:ascii="Courier New" w:hAnsi="Courier New"/>
-      </w:rPr>
-    </w:lvl>
-    <w:lvl xmlns:w="http://schemas.openxmlformats.org/wordprocessingml/2006/main" w:ilvl="8">
+        <w:rFonts w:ascii="Courier New" w:hAnsi="Courier New" w:hint="default"/>
+      </w:rPr>
+    </w:lvl>
+    <w:lvl w:ilvl="8" w:tplc="F93E80BE">
       <w:start w:val="1"/>
       <w:numFmt w:val="bullet"/>
       <w:lvlText w:val=""/>
@@ -3577,14 +2744,15 @@
         <w:ind w:left="6480" w:hanging="360"/>
       </w:pPr>
       <w:rPr>
-        <w:rFonts w:hint="default" w:ascii="Wingdings" w:hAnsi="Wingdings"/>
+        <w:rFonts w:ascii="Wingdings" w:hAnsi="Wingdings" w:hint="default"/>
       </w:rPr>
     </w:lvl>
   </w:abstractNum>
-  <w:abstractNum xmlns:w="http://schemas.openxmlformats.org/wordprocessingml/2006/main" w:abstractNumId="5">
-    <w:nsid w:val="390e07cf"/>
-    <w:multiLevelType xmlns:w="http://schemas.openxmlformats.org/wordprocessingml/2006/main" w:val="hybridMultilevel"/>
-    <w:lvl xmlns:w="http://schemas.openxmlformats.org/wordprocessingml/2006/main" w:ilvl="0">
+  <w:abstractNum w:abstractNumId="10" w15:restartNumberingAfterBreak="0">
+    <w:nsid w:val="5EEF6559"/>
+    <w:multiLevelType w:val="hybridMultilevel"/>
+    <w:tmpl w:val="3336233E"/>
+    <w:lvl w:ilvl="0" w:tplc="7CF42EC0">
       <w:start w:val="1"/>
       <w:numFmt w:val="bullet"/>
       <w:lvlText w:val=""/>
@@ -3593,10 +2761,10 @@
         <w:ind w:left="720" w:hanging="360"/>
       </w:pPr>
       <w:rPr>
-        <w:rFonts w:hint="default" w:ascii="Symbol" w:hAnsi="Symbol"/>
-      </w:rPr>
-    </w:lvl>
-    <w:lvl xmlns:w="http://schemas.openxmlformats.org/wordprocessingml/2006/main" w:ilvl="1">
+        <w:rFonts w:ascii="Symbol" w:hAnsi="Symbol" w:hint="default"/>
+      </w:rPr>
+    </w:lvl>
+    <w:lvl w:ilvl="1" w:tplc="C9AE93BC">
       <w:start w:val="1"/>
       <w:numFmt w:val="bullet"/>
       <w:lvlText w:val="o"/>
@@ -3605,10 +2773,10 @@
         <w:ind w:left="1440" w:hanging="360"/>
       </w:pPr>
       <w:rPr>
-        <w:rFonts w:hint="default" w:ascii="Courier New" w:hAnsi="Courier New"/>
-      </w:rPr>
-    </w:lvl>
-    <w:lvl xmlns:w="http://schemas.openxmlformats.org/wordprocessingml/2006/main" w:ilvl="2">
+        <w:rFonts w:ascii="Courier New" w:hAnsi="Courier New" w:hint="default"/>
+      </w:rPr>
+    </w:lvl>
+    <w:lvl w:ilvl="2" w:tplc="041E606E">
       <w:start w:val="1"/>
       <w:numFmt w:val="bullet"/>
       <w:lvlText w:val=""/>
@@ -3617,10 +2785,10 @@
         <w:ind w:left="2160" w:hanging="360"/>
       </w:pPr>
       <w:rPr>
-        <w:rFonts w:hint="default" w:ascii="Wingdings" w:hAnsi="Wingdings"/>
-      </w:rPr>
-    </w:lvl>
-    <w:lvl xmlns:w="http://schemas.openxmlformats.org/wordprocessingml/2006/main" w:ilvl="3">
+        <w:rFonts w:ascii="Wingdings" w:hAnsi="Wingdings" w:hint="default"/>
+      </w:rPr>
+    </w:lvl>
+    <w:lvl w:ilvl="3" w:tplc="BB1CADC8">
       <w:start w:val="1"/>
       <w:numFmt w:val="bullet"/>
       <w:lvlText w:val=""/>
@@ -3629,10 +2797,10 @@
         <w:ind w:left="2880" w:hanging="360"/>
       </w:pPr>
       <w:rPr>
-        <w:rFonts w:hint="default" w:ascii="Symbol" w:hAnsi="Symbol"/>
-      </w:rPr>
-    </w:lvl>
-    <w:lvl xmlns:w="http://schemas.openxmlformats.org/wordprocessingml/2006/main" w:ilvl="4">
+        <w:rFonts w:ascii="Symbol" w:hAnsi="Symbol" w:hint="default"/>
+      </w:rPr>
+    </w:lvl>
+    <w:lvl w:ilvl="4" w:tplc="4B0ED370">
       <w:start w:val="1"/>
       <w:numFmt w:val="bullet"/>
       <w:lvlText w:val="o"/>
@@ -3641,10 +2809,10 @@
         <w:ind w:left="3600" w:hanging="360"/>
       </w:pPr>
       <w:rPr>
-        <w:rFonts w:hint="default" w:ascii="Courier New" w:hAnsi="Courier New"/>
-      </w:rPr>
-    </w:lvl>
-    <w:lvl xmlns:w="http://schemas.openxmlformats.org/wordprocessingml/2006/main" w:ilvl="5">
+        <w:rFonts w:ascii="Courier New" w:hAnsi="Courier New" w:hint="default"/>
+      </w:rPr>
+    </w:lvl>
+    <w:lvl w:ilvl="5" w:tplc="28B06696">
       <w:start w:val="1"/>
       <w:numFmt w:val="bullet"/>
       <w:lvlText w:val=""/>
@@ -3653,10 +2821,10 @@
         <w:ind w:left="4320" w:hanging="360"/>
       </w:pPr>
       <w:rPr>
-        <w:rFonts w:hint="default" w:ascii="Wingdings" w:hAnsi="Wingdings"/>
-      </w:rPr>
-    </w:lvl>
-    <w:lvl xmlns:w="http://schemas.openxmlformats.org/wordprocessingml/2006/main" w:ilvl="6">
+        <w:rFonts w:ascii="Wingdings" w:hAnsi="Wingdings" w:hint="default"/>
+      </w:rPr>
+    </w:lvl>
+    <w:lvl w:ilvl="6" w:tplc="0F7A1402">
       <w:start w:val="1"/>
       <w:numFmt w:val="bullet"/>
       <w:lvlText w:val=""/>
@@ -3665,10 +2833,10 @@
         <w:ind w:left="5040" w:hanging="360"/>
       </w:pPr>
       <w:rPr>
-        <w:rFonts w:hint="default" w:ascii="Symbol" w:hAnsi="Symbol"/>
-      </w:rPr>
-    </w:lvl>
-    <w:lvl xmlns:w="http://schemas.openxmlformats.org/wordprocessingml/2006/main" w:ilvl="7">
+        <w:rFonts w:ascii="Symbol" w:hAnsi="Symbol" w:hint="default"/>
+      </w:rPr>
+    </w:lvl>
+    <w:lvl w:ilvl="7" w:tplc="EBAA992A">
       <w:start w:val="1"/>
       <w:numFmt w:val="bullet"/>
       <w:lvlText w:val="o"/>
@@ -3677,10 +2845,10 @@
         <w:ind w:left="5760" w:hanging="360"/>
       </w:pPr>
       <w:rPr>
-        <w:rFonts w:hint="default" w:ascii="Courier New" w:hAnsi="Courier New"/>
-      </w:rPr>
-    </w:lvl>
-    <w:lvl xmlns:w="http://schemas.openxmlformats.org/wordprocessingml/2006/main" w:ilvl="8">
+        <w:rFonts w:ascii="Courier New" w:hAnsi="Courier New" w:hint="default"/>
+      </w:rPr>
+    </w:lvl>
+    <w:lvl w:ilvl="8" w:tplc="6792E15A">
       <w:start w:val="1"/>
       <w:numFmt w:val="bullet"/>
       <w:lvlText w:val=""/>
@@ -3689,14 +2857,15 @@
         <w:ind w:left="6480" w:hanging="360"/>
       </w:pPr>
       <w:rPr>
-        <w:rFonts w:hint="default" w:ascii="Wingdings" w:hAnsi="Wingdings"/>
+        <w:rFonts w:ascii="Wingdings" w:hAnsi="Wingdings" w:hint="default"/>
       </w:rPr>
     </w:lvl>
   </w:abstractNum>
-  <w:abstractNum xmlns:w="http://schemas.openxmlformats.org/wordprocessingml/2006/main" w:abstractNumId="4">
-    <w:nsid w:val="41c7f6fd"/>
-    <w:multiLevelType xmlns:w="http://schemas.openxmlformats.org/wordprocessingml/2006/main" w:val="hybridMultilevel"/>
-    <w:lvl xmlns:w="http://schemas.openxmlformats.org/wordprocessingml/2006/main" w:ilvl="0">
+  <w:abstractNum w:abstractNumId="11" w15:restartNumberingAfterBreak="0">
+    <w:nsid w:val="6644E4E9"/>
+    <w:multiLevelType w:val="hybridMultilevel"/>
+    <w:tmpl w:val="BE985606"/>
+    <w:lvl w:ilvl="0" w:tplc="BAA4D340">
       <w:start w:val="1"/>
       <w:numFmt w:val="bullet"/>
       <w:lvlText w:val=""/>
@@ -3705,10 +2874,10 @@
         <w:ind w:left="720" w:hanging="360"/>
       </w:pPr>
       <w:rPr>
-        <w:rFonts w:hint="default" w:ascii="Symbol" w:hAnsi="Symbol"/>
-      </w:rPr>
-    </w:lvl>
-    <w:lvl xmlns:w="http://schemas.openxmlformats.org/wordprocessingml/2006/main" w:ilvl="1">
+        <w:rFonts w:ascii="Symbol" w:hAnsi="Symbol" w:hint="default"/>
+      </w:rPr>
+    </w:lvl>
+    <w:lvl w:ilvl="1" w:tplc="F0C2FB70">
       <w:start w:val="1"/>
       <w:numFmt w:val="bullet"/>
       <w:lvlText w:val="o"/>
@@ -3717,10 +2886,10 @@
         <w:ind w:left="1440" w:hanging="360"/>
       </w:pPr>
       <w:rPr>
-        <w:rFonts w:hint="default" w:ascii="Courier New" w:hAnsi="Courier New"/>
-      </w:rPr>
-    </w:lvl>
-    <w:lvl xmlns:w="http://schemas.openxmlformats.org/wordprocessingml/2006/main" w:ilvl="2">
+        <w:rFonts w:ascii="Courier New" w:hAnsi="Courier New" w:hint="default"/>
+      </w:rPr>
+    </w:lvl>
+    <w:lvl w:ilvl="2" w:tplc="B776B3F0">
       <w:start w:val="1"/>
       <w:numFmt w:val="bullet"/>
       <w:lvlText w:val=""/>
@@ -3729,10 +2898,10 @@
         <w:ind w:left="2160" w:hanging="360"/>
       </w:pPr>
       <w:rPr>
-        <w:rFonts w:hint="default" w:ascii="Wingdings" w:hAnsi="Wingdings"/>
-      </w:rPr>
-    </w:lvl>
-    <w:lvl xmlns:w="http://schemas.openxmlformats.org/wordprocessingml/2006/main" w:ilvl="3">
+        <w:rFonts w:ascii="Wingdings" w:hAnsi="Wingdings" w:hint="default"/>
+      </w:rPr>
+    </w:lvl>
+    <w:lvl w:ilvl="3" w:tplc="6CA6B9C2">
       <w:start w:val="1"/>
       <w:numFmt w:val="bullet"/>
       <w:lvlText w:val=""/>
@@ -3741,10 +2910,10 @@
         <w:ind w:left="2880" w:hanging="360"/>
       </w:pPr>
       <w:rPr>
-        <w:rFonts w:hint="default" w:ascii="Symbol" w:hAnsi="Symbol"/>
-      </w:rPr>
-    </w:lvl>
-    <w:lvl xmlns:w="http://schemas.openxmlformats.org/wordprocessingml/2006/main" w:ilvl="4">
+        <w:rFonts w:ascii="Symbol" w:hAnsi="Symbol" w:hint="default"/>
+      </w:rPr>
+    </w:lvl>
+    <w:lvl w:ilvl="4" w:tplc="F6FCC616">
       <w:start w:val="1"/>
       <w:numFmt w:val="bullet"/>
       <w:lvlText w:val="o"/>
@@ -3753,10 +2922,10 @@
         <w:ind w:left="3600" w:hanging="360"/>
       </w:pPr>
       <w:rPr>
-        <w:rFonts w:hint="default" w:ascii="Courier New" w:hAnsi="Courier New"/>
-      </w:rPr>
-    </w:lvl>
-    <w:lvl xmlns:w="http://schemas.openxmlformats.org/wordprocessingml/2006/main" w:ilvl="5">
+        <w:rFonts w:ascii="Courier New" w:hAnsi="Courier New" w:hint="default"/>
+      </w:rPr>
+    </w:lvl>
+    <w:lvl w:ilvl="5" w:tplc="E5F0E7C8">
       <w:start w:val="1"/>
       <w:numFmt w:val="bullet"/>
       <w:lvlText w:val=""/>
@@ -3765,10 +2934,10 @@
         <w:ind w:left="4320" w:hanging="360"/>
       </w:pPr>
       <w:rPr>
-        <w:rFonts w:hint="default" w:ascii="Wingdings" w:hAnsi="Wingdings"/>
-      </w:rPr>
-    </w:lvl>
-    <w:lvl xmlns:w="http://schemas.openxmlformats.org/wordprocessingml/2006/main" w:ilvl="6">
+        <w:rFonts w:ascii="Wingdings" w:hAnsi="Wingdings" w:hint="default"/>
+      </w:rPr>
+    </w:lvl>
+    <w:lvl w:ilvl="6" w:tplc="95008AD6">
       <w:start w:val="1"/>
       <w:numFmt w:val="bullet"/>
       <w:lvlText w:val=""/>
@@ -3777,10 +2946,10 @@
         <w:ind w:left="5040" w:hanging="360"/>
       </w:pPr>
       <w:rPr>
-        <w:rFonts w:hint="default" w:ascii="Symbol" w:hAnsi="Symbol"/>
-      </w:rPr>
-    </w:lvl>
-    <w:lvl xmlns:w="http://schemas.openxmlformats.org/wordprocessingml/2006/main" w:ilvl="7">
+        <w:rFonts w:ascii="Symbol" w:hAnsi="Symbol" w:hint="default"/>
+      </w:rPr>
+    </w:lvl>
+    <w:lvl w:ilvl="7" w:tplc="D32E4466">
       <w:start w:val="1"/>
       <w:numFmt w:val="bullet"/>
       <w:lvlText w:val="o"/>
@@ -3789,10 +2958,10 @@
         <w:ind w:left="5760" w:hanging="360"/>
       </w:pPr>
       <w:rPr>
-        <w:rFonts w:hint="default" w:ascii="Courier New" w:hAnsi="Courier New"/>
-      </w:rPr>
-    </w:lvl>
-    <w:lvl xmlns:w="http://schemas.openxmlformats.org/wordprocessingml/2006/main" w:ilvl="8">
+        <w:rFonts w:ascii="Courier New" w:hAnsi="Courier New" w:hint="default"/>
+      </w:rPr>
+    </w:lvl>
+    <w:lvl w:ilvl="8" w:tplc="6944E2C8">
       <w:start w:val="1"/>
       <w:numFmt w:val="bullet"/>
       <w:lvlText w:val=""/>
@@ -3801,14 +2970,15 @@
         <w:ind w:left="6480" w:hanging="360"/>
       </w:pPr>
       <w:rPr>
-        <w:rFonts w:hint="default" w:ascii="Wingdings" w:hAnsi="Wingdings"/>
+        <w:rFonts w:ascii="Wingdings" w:hAnsi="Wingdings" w:hint="default"/>
       </w:rPr>
     </w:lvl>
   </w:abstractNum>
-  <w:abstractNum xmlns:w="http://schemas.openxmlformats.org/wordprocessingml/2006/main" w:abstractNumId="3">
-    <w:nsid w:val="53a73434"/>
-    <w:multiLevelType xmlns:w="http://schemas.openxmlformats.org/wordprocessingml/2006/main" w:val="hybridMultilevel"/>
-    <w:lvl xmlns:w="http://schemas.openxmlformats.org/wordprocessingml/2006/main" w:ilvl="0">
+  <w:abstractNum w:abstractNumId="12" w15:restartNumberingAfterBreak="0">
+    <w:nsid w:val="72A167E2"/>
+    <w:multiLevelType w:val="hybridMultilevel"/>
+    <w:tmpl w:val="16A403B0"/>
+    <w:lvl w:ilvl="0" w:tplc="DA103F72">
       <w:start w:val="1"/>
       <w:numFmt w:val="bullet"/>
       <w:lvlText w:val=""/>
@@ -3817,10 +2987,10 @@
         <w:ind w:left="720" w:hanging="360"/>
       </w:pPr>
       <w:rPr>
-        <w:rFonts w:hint="default" w:ascii="Symbol" w:hAnsi="Symbol"/>
-      </w:rPr>
-    </w:lvl>
-    <w:lvl xmlns:w="http://schemas.openxmlformats.org/wordprocessingml/2006/main" w:ilvl="1">
+        <w:rFonts w:ascii="Symbol" w:hAnsi="Symbol" w:hint="default"/>
+      </w:rPr>
+    </w:lvl>
+    <w:lvl w:ilvl="1" w:tplc="7CFC40FE">
       <w:start w:val="1"/>
       <w:numFmt w:val="bullet"/>
       <w:lvlText w:val="o"/>
@@ -3829,10 +2999,10 @@
         <w:ind w:left="1440" w:hanging="360"/>
       </w:pPr>
       <w:rPr>
-        <w:rFonts w:hint="default" w:ascii="Courier New" w:hAnsi="Courier New"/>
-      </w:rPr>
-    </w:lvl>
-    <w:lvl xmlns:w="http://schemas.openxmlformats.org/wordprocessingml/2006/main" w:ilvl="2">
+        <w:rFonts w:ascii="Courier New" w:hAnsi="Courier New" w:hint="default"/>
+      </w:rPr>
+    </w:lvl>
+    <w:lvl w:ilvl="2" w:tplc="B6C638B2">
       <w:start w:val="1"/>
       <w:numFmt w:val="bullet"/>
       <w:lvlText w:val=""/>
@@ -3841,10 +3011,10 @@
         <w:ind w:left="2160" w:hanging="360"/>
       </w:pPr>
       <w:rPr>
-        <w:rFonts w:hint="default" w:ascii="Wingdings" w:hAnsi="Wingdings"/>
-      </w:rPr>
-    </w:lvl>
-    <w:lvl xmlns:w="http://schemas.openxmlformats.org/wordprocessingml/2006/main" w:ilvl="3">
+        <w:rFonts w:ascii="Wingdings" w:hAnsi="Wingdings" w:hint="default"/>
+      </w:rPr>
+    </w:lvl>
+    <w:lvl w:ilvl="3" w:tplc="77EADF90">
       <w:start w:val="1"/>
       <w:numFmt w:val="bullet"/>
       <w:lvlText w:val=""/>
@@ -3853,10 +3023,10 @@
         <w:ind w:left="2880" w:hanging="360"/>
       </w:pPr>
       <w:rPr>
-        <w:rFonts w:hint="default" w:ascii="Symbol" w:hAnsi="Symbol"/>
-      </w:rPr>
-    </w:lvl>
-    <w:lvl xmlns:w="http://schemas.openxmlformats.org/wordprocessingml/2006/main" w:ilvl="4">
+        <w:rFonts w:ascii="Symbol" w:hAnsi="Symbol" w:hint="default"/>
+      </w:rPr>
+    </w:lvl>
+    <w:lvl w:ilvl="4" w:tplc="12185F7C">
       <w:start w:val="1"/>
       <w:numFmt w:val="bullet"/>
       <w:lvlText w:val="o"/>
@@ -3865,10 +3035,10 @@
         <w:ind w:left="3600" w:hanging="360"/>
       </w:pPr>
       <w:rPr>
-        <w:rFonts w:hint="default" w:ascii="Courier New" w:hAnsi="Courier New"/>
-      </w:rPr>
-    </w:lvl>
-    <w:lvl xmlns:w="http://schemas.openxmlformats.org/wordprocessingml/2006/main" w:ilvl="5">
+        <w:rFonts w:ascii="Courier New" w:hAnsi="Courier New" w:hint="default"/>
+      </w:rPr>
+    </w:lvl>
+    <w:lvl w:ilvl="5" w:tplc="86CA7B28">
       <w:start w:val="1"/>
       <w:numFmt w:val="bullet"/>
       <w:lvlText w:val=""/>
@@ -3877,10 +3047,10 @@
         <w:ind w:left="4320" w:hanging="360"/>
       </w:pPr>
       <w:rPr>
-        <w:rFonts w:hint="default" w:ascii="Wingdings" w:hAnsi="Wingdings"/>
-      </w:rPr>
-    </w:lvl>
-    <w:lvl xmlns:w="http://schemas.openxmlformats.org/wordprocessingml/2006/main" w:ilvl="6">
+        <w:rFonts w:ascii="Wingdings" w:hAnsi="Wingdings" w:hint="default"/>
+      </w:rPr>
+    </w:lvl>
+    <w:lvl w:ilvl="6" w:tplc="2B547A92">
       <w:start w:val="1"/>
       <w:numFmt w:val="bullet"/>
       <w:lvlText w:val=""/>
@@ -3889,10 +3059,10 @@
         <w:ind w:left="5040" w:hanging="360"/>
       </w:pPr>
       <w:rPr>
-        <w:rFonts w:hint="default" w:ascii="Symbol" w:hAnsi="Symbol"/>
-      </w:rPr>
-    </w:lvl>
-    <w:lvl xmlns:w="http://schemas.openxmlformats.org/wordprocessingml/2006/main" w:ilvl="7">
+        <w:rFonts w:ascii="Symbol" w:hAnsi="Symbol" w:hint="default"/>
+      </w:rPr>
+    </w:lvl>
+    <w:lvl w:ilvl="7" w:tplc="C49C3DDA">
       <w:start w:val="1"/>
       <w:numFmt w:val="bullet"/>
       <w:lvlText w:val="o"/>
@@ -3901,10 +3071,10 @@
         <w:ind w:left="5760" w:hanging="360"/>
       </w:pPr>
       <w:rPr>
-        <w:rFonts w:hint="default" w:ascii="Courier New" w:hAnsi="Courier New"/>
-      </w:rPr>
-    </w:lvl>
-    <w:lvl xmlns:w="http://schemas.openxmlformats.org/wordprocessingml/2006/main" w:ilvl="8">
+        <w:rFonts w:ascii="Courier New" w:hAnsi="Courier New" w:hint="default"/>
+      </w:rPr>
+    </w:lvl>
+    <w:lvl w:ilvl="8" w:tplc="660A07DC">
       <w:start w:val="1"/>
       <w:numFmt w:val="bullet"/>
       <w:lvlText w:val=""/>
@@ -3913,14 +3083,15 @@
         <w:ind w:left="6480" w:hanging="360"/>
       </w:pPr>
       <w:rPr>
-        <w:rFonts w:hint="default" w:ascii="Wingdings" w:hAnsi="Wingdings"/>
+        <w:rFonts w:ascii="Wingdings" w:hAnsi="Wingdings" w:hint="default"/>
       </w:rPr>
     </w:lvl>
   </w:abstractNum>
-  <w:abstractNum xmlns:w="http://schemas.openxmlformats.org/wordprocessingml/2006/main" w:abstractNumId="2">
-    <w:nsid w:val="362db3ef"/>
-    <w:multiLevelType xmlns:w="http://schemas.openxmlformats.org/wordprocessingml/2006/main" w:val="hybridMultilevel"/>
-    <w:lvl xmlns:w="http://schemas.openxmlformats.org/wordprocessingml/2006/main" w:ilvl="0">
+  <w:abstractNum w:abstractNumId="13" w15:restartNumberingAfterBreak="0">
+    <w:nsid w:val="7855BC67"/>
+    <w:multiLevelType w:val="hybridMultilevel"/>
+    <w:tmpl w:val="9AD213B0"/>
+    <w:lvl w:ilvl="0" w:tplc="A710AAEA">
       <w:start w:val="1"/>
       <w:numFmt w:val="bullet"/>
       <w:lvlText w:val=""/>
@@ -3929,10 +3100,10 @@
         <w:ind w:left="720" w:hanging="360"/>
       </w:pPr>
       <w:rPr>
-        <w:rFonts w:hint="default" w:ascii="Symbol" w:hAnsi="Symbol"/>
-      </w:rPr>
-    </w:lvl>
-    <w:lvl xmlns:w="http://schemas.openxmlformats.org/wordprocessingml/2006/main" w:ilvl="1">
+        <w:rFonts w:ascii="Symbol" w:hAnsi="Symbol" w:hint="default"/>
+      </w:rPr>
+    </w:lvl>
+    <w:lvl w:ilvl="1" w:tplc="67CEE8D8">
       <w:start w:val="1"/>
       <w:numFmt w:val="bullet"/>
       <w:lvlText w:val="o"/>
@@ -3941,10 +3112,10 @@
         <w:ind w:left="1440" w:hanging="360"/>
       </w:pPr>
       <w:rPr>
-        <w:rFonts w:hint="default" w:ascii="Courier New" w:hAnsi="Courier New"/>
-      </w:rPr>
-    </w:lvl>
-    <w:lvl xmlns:w="http://schemas.openxmlformats.org/wordprocessingml/2006/main" w:ilvl="2">
+        <w:rFonts w:ascii="Courier New" w:hAnsi="Courier New" w:hint="default"/>
+      </w:rPr>
+    </w:lvl>
+    <w:lvl w:ilvl="2" w:tplc="39AE0FD2">
       <w:start w:val="1"/>
       <w:numFmt w:val="bullet"/>
       <w:lvlText w:val=""/>
@@ -3953,10 +3124,10 @@
         <w:ind w:left="2160" w:hanging="360"/>
       </w:pPr>
       <w:rPr>
-        <w:rFonts w:hint="default" w:ascii="Wingdings" w:hAnsi="Wingdings"/>
-      </w:rPr>
-    </w:lvl>
-    <w:lvl xmlns:w="http://schemas.openxmlformats.org/wordprocessingml/2006/main" w:ilvl="3">
+        <w:rFonts w:ascii="Wingdings" w:hAnsi="Wingdings" w:hint="default"/>
+      </w:rPr>
+    </w:lvl>
+    <w:lvl w:ilvl="3" w:tplc="38F22882">
       <w:start w:val="1"/>
       <w:numFmt w:val="bullet"/>
       <w:lvlText w:val=""/>
@@ -3965,10 +3136,10 @@
         <w:ind w:left="2880" w:hanging="360"/>
       </w:pPr>
       <w:rPr>
-        <w:rFonts w:hint="default" w:ascii="Symbol" w:hAnsi="Symbol"/>
-      </w:rPr>
-    </w:lvl>
-    <w:lvl xmlns:w="http://schemas.openxmlformats.org/wordprocessingml/2006/main" w:ilvl="4">
+        <w:rFonts w:ascii="Symbol" w:hAnsi="Symbol" w:hint="default"/>
+      </w:rPr>
+    </w:lvl>
+    <w:lvl w:ilvl="4" w:tplc="5942C754">
       <w:start w:val="1"/>
       <w:numFmt w:val="bullet"/>
       <w:lvlText w:val="o"/>
@@ -3977,10 +3148,10 @@
         <w:ind w:left="3600" w:hanging="360"/>
       </w:pPr>
       <w:rPr>
-        <w:rFonts w:hint="default" w:ascii="Courier New" w:hAnsi="Courier New"/>
-      </w:rPr>
-    </w:lvl>
-    <w:lvl xmlns:w="http://schemas.openxmlformats.org/wordprocessingml/2006/main" w:ilvl="5">
+        <w:rFonts w:ascii="Courier New" w:hAnsi="Courier New" w:hint="default"/>
+      </w:rPr>
+    </w:lvl>
+    <w:lvl w:ilvl="5" w:tplc="5992A870">
       <w:start w:val="1"/>
       <w:numFmt w:val="bullet"/>
       <w:lvlText w:val=""/>
@@ -3989,10 +3160,10 @@
         <w:ind w:left="4320" w:hanging="360"/>
       </w:pPr>
       <w:rPr>
-        <w:rFonts w:hint="default" w:ascii="Wingdings" w:hAnsi="Wingdings"/>
-      </w:rPr>
-    </w:lvl>
-    <w:lvl xmlns:w="http://schemas.openxmlformats.org/wordprocessingml/2006/main" w:ilvl="6">
+        <w:rFonts w:ascii="Wingdings" w:hAnsi="Wingdings" w:hint="default"/>
+      </w:rPr>
+    </w:lvl>
+    <w:lvl w:ilvl="6" w:tplc="7C148D80">
       <w:start w:val="1"/>
       <w:numFmt w:val="bullet"/>
       <w:lvlText w:val=""/>
@@ -4001,10 +3172,10 @@
         <w:ind w:left="5040" w:hanging="360"/>
       </w:pPr>
       <w:rPr>
-        <w:rFonts w:hint="default" w:ascii="Symbol" w:hAnsi="Symbol"/>
-      </w:rPr>
-    </w:lvl>
-    <w:lvl xmlns:w="http://schemas.openxmlformats.org/wordprocessingml/2006/main" w:ilvl="7">
+        <w:rFonts w:ascii="Symbol" w:hAnsi="Symbol" w:hint="default"/>
+      </w:rPr>
+    </w:lvl>
+    <w:lvl w:ilvl="7" w:tplc="0994C470">
       <w:start w:val="1"/>
       <w:numFmt w:val="bullet"/>
       <w:lvlText w:val="o"/>
@@ -4013,10 +3184,10 @@
         <w:ind w:left="5760" w:hanging="360"/>
       </w:pPr>
       <w:rPr>
-        <w:rFonts w:hint="default" w:ascii="Courier New" w:hAnsi="Courier New"/>
-      </w:rPr>
-    </w:lvl>
-    <w:lvl xmlns:w="http://schemas.openxmlformats.org/wordprocessingml/2006/main" w:ilvl="8">
+        <w:rFonts w:ascii="Courier New" w:hAnsi="Courier New" w:hint="default"/>
+      </w:rPr>
+    </w:lvl>
+    <w:lvl w:ilvl="8" w:tplc="B050965C">
       <w:start w:val="1"/>
       <w:numFmt w:val="bullet"/>
       <w:lvlText w:val=""/>
@@ -4025,14 +3196,15 @@
         <w:ind w:left="6480" w:hanging="360"/>
       </w:pPr>
       <w:rPr>
-        <w:rFonts w:hint="default" w:ascii="Wingdings" w:hAnsi="Wingdings"/>
+        <w:rFonts w:ascii="Wingdings" w:hAnsi="Wingdings" w:hint="default"/>
       </w:rPr>
     </w:lvl>
   </w:abstractNum>
-  <w:abstractNum xmlns:w="http://schemas.openxmlformats.org/wordprocessingml/2006/main" w:abstractNumId="1">
-    <w:nsid w:val="48862597"/>
-    <w:multiLevelType xmlns:w="http://schemas.openxmlformats.org/wordprocessingml/2006/main" w:val="hybridMultilevel"/>
-    <w:lvl xmlns:w="http://schemas.openxmlformats.org/wordprocessingml/2006/main" w:ilvl="0">
+  <w:abstractNum w:abstractNumId="14" w15:restartNumberingAfterBreak="0">
+    <w:nsid w:val="78DBDBF1"/>
+    <w:multiLevelType w:val="hybridMultilevel"/>
+    <w:tmpl w:val="93B02F02"/>
+    <w:lvl w:ilvl="0" w:tplc="B1F474B6">
       <w:start w:val="1"/>
       <w:numFmt w:val="bullet"/>
       <w:lvlText w:val=""/>
@@ -4041,10 +3213,10 @@
         <w:ind w:left="720" w:hanging="360"/>
       </w:pPr>
       <w:rPr>
-        <w:rFonts w:hint="default" w:ascii="Symbol" w:hAnsi="Symbol"/>
-      </w:rPr>
-    </w:lvl>
-    <w:lvl xmlns:w="http://schemas.openxmlformats.org/wordprocessingml/2006/main" w:ilvl="1">
+        <w:rFonts w:ascii="Symbol" w:hAnsi="Symbol" w:hint="default"/>
+      </w:rPr>
+    </w:lvl>
+    <w:lvl w:ilvl="1" w:tplc="FE0E2AA2">
       <w:start w:val="1"/>
       <w:numFmt w:val="bullet"/>
       <w:lvlText w:val="o"/>
@@ -4053,10 +3225,10 @@
         <w:ind w:left="1440" w:hanging="360"/>
       </w:pPr>
       <w:rPr>
-        <w:rFonts w:hint="default" w:ascii="Courier New" w:hAnsi="Courier New"/>
-      </w:rPr>
-    </w:lvl>
-    <w:lvl xmlns:w="http://schemas.openxmlformats.org/wordprocessingml/2006/main" w:ilvl="2">
+        <w:rFonts w:ascii="Courier New" w:hAnsi="Courier New" w:hint="default"/>
+      </w:rPr>
+    </w:lvl>
+    <w:lvl w:ilvl="2" w:tplc="E12E4D16">
       <w:start w:val="1"/>
       <w:numFmt w:val="bullet"/>
       <w:lvlText w:val=""/>
@@ -4065,10 +3237,10 @@
         <w:ind w:left="2160" w:hanging="360"/>
       </w:pPr>
       <w:rPr>
-        <w:rFonts w:hint="default" w:ascii="Wingdings" w:hAnsi="Wingdings"/>
-      </w:rPr>
-    </w:lvl>
-    <w:lvl xmlns:w="http://schemas.openxmlformats.org/wordprocessingml/2006/main" w:ilvl="3">
+        <w:rFonts w:ascii="Wingdings" w:hAnsi="Wingdings" w:hint="default"/>
+      </w:rPr>
+    </w:lvl>
+    <w:lvl w:ilvl="3" w:tplc="D27C6A02">
       <w:start w:val="1"/>
       <w:numFmt w:val="bullet"/>
       <w:lvlText w:val=""/>
@@ -4077,10 +3249,10 @@
         <w:ind w:left="2880" w:hanging="360"/>
       </w:pPr>
       <w:rPr>
-        <w:rFonts w:hint="default" w:ascii="Symbol" w:hAnsi="Symbol"/>
-      </w:rPr>
-    </w:lvl>
-    <w:lvl xmlns:w="http://schemas.openxmlformats.org/wordprocessingml/2006/main" w:ilvl="4">
+        <w:rFonts w:ascii="Symbol" w:hAnsi="Symbol" w:hint="default"/>
+      </w:rPr>
+    </w:lvl>
+    <w:lvl w:ilvl="4" w:tplc="6270DB98">
       <w:start w:val="1"/>
       <w:numFmt w:val="bullet"/>
       <w:lvlText w:val="o"/>
@@ -4089,10 +3261,10 @@
         <w:ind w:left="3600" w:hanging="360"/>
       </w:pPr>
       <w:rPr>
-        <w:rFonts w:hint="default" w:ascii="Courier New" w:hAnsi="Courier New"/>
-      </w:rPr>
-    </w:lvl>
-    <w:lvl xmlns:w="http://schemas.openxmlformats.org/wordprocessingml/2006/main" w:ilvl="5">
+        <w:rFonts w:ascii="Courier New" w:hAnsi="Courier New" w:hint="default"/>
+      </w:rPr>
+    </w:lvl>
+    <w:lvl w:ilvl="5" w:tplc="FE2A5C40">
       <w:start w:val="1"/>
       <w:numFmt w:val="bullet"/>
       <w:lvlText w:val=""/>
@@ -4101,10 +3273,10 @@
         <w:ind w:left="4320" w:hanging="360"/>
       </w:pPr>
       <w:rPr>
-        <w:rFonts w:hint="default" w:ascii="Wingdings" w:hAnsi="Wingdings"/>
-      </w:rPr>
-    </w:lvl>
-    <w:lvl xmlns:w="http://schemas.openxmlformats.org/wordprocessingml/2006/main" w:ilvl="6">
+        <w:rFonts w:ascii="Wingdings" w:hAnsi="Wingdings" w:hint="default"/>
+      </w:rPr>
+    </w:lvl>
+    <w:lvl w:ilvl="6" w:tplc="8AAA32EC">
       <w:start w:val="1"/>
       <w:numFmt w:val="bullet"/>
       <w:lvlText w:val=""/>
@@ -4113,10 +3285,10 @@
         <w:ind w:left="5040" w:hanging="360"/>
       </w:pPr>
       <w:rPr>
-        <w:rFonts w:hint="default" w:ascii="Symbol" w:hAnsi="Symbol"/>
-      </w:rPr>
-    </w:lvl>
-    <w:lvl xmlns:w="http://schemas.openxmlformats.org/wordprocessingml/2006/main" w:ilvl="7">
+        <w:rFonts w:ascii="Symbol" w:hAnsi="Symbol" w:hint="default"/>
+      </w:rPr>
+    </w:lvl>
+    <w:lvl w:ilvl="7" w:tplc="D28E14DC">
       <w:start w:val="1"/>
       <w:numFmt w:val="bullet"/>
       <w:lvlText w:val="o"/>
@@ -4125,10 +3297,10 @@
         <w:ind w:left="5760" w:hanging="360"/>
       </w:pPr>
       <w:rPr>
-        <w:rFonts w:hint="default" w:ascii="Courier New" w:hAnsi="Courier New"/>
-      </w:rPr>
-    </w:lvl>
-    <w:lvl xmlns:w="http://schemas.openxmlformats.org/wordprocessingml/2006/main" w:ilvl="8">
+        <w:rFonts w:ascii="Courier New" w:hAnsi="Courier New" w:hint="default"/>
+      </w:rPr>
+    </w:lvl>
+    <w:lvl w:ilvl="8" w:tplc="880E0C60">
       <w:start w:val="1"/>
       <w:numFmt w:val="bullet"/>
       <w:lvlText w:val=""/>
@@ -4137,64 +3309,64 @@
         <w:ind w:left="6480" w:hanging="360"/>
       </w:pPr>
       <w:rPr>
-        <w:rFonts w:hint="default" w:ascii="Wingdings" w:hAnsi="Wingdings"/>
+        <w:rFonts w:ascii="Wingdings" w:hAnsi="Wingdings" w:hint="default"/>
       </w:rPr>
     </w:lvl>
   </w:abstractNum>
-  <w:num w:numId="15">
-    <w:abstractNumId w:val="15"/>
+  <w:num w:numId="1" w16cid:durableId="1382514365">
+    <w:abstractNumId w:val="12"/>
   </w:num>
-  <w:num w:numId="14">
+  <w:num w:numId="2" w16cid:durableId="1713797743">
+    <w:abstractNumId w:val="13"/>
+  </w:num>
+  <w:num w:numId="3" w16cid:durableId="1676686447">
+    <w:abstractNumId w:val="6"/>
+  </w:num>
+  <w:num w:numId="4" w16cid:durableId="1717043413">
+    <w:abstractNumId w:val="2"/>
+  </w:num>
+  <w:num w:numId="5" w16cid:durableId="910850234">
+    <w:abstractNumId w:val="0"/>
+  </w:num>
+  <w:num w:numId="6" w16cid:durableId="2047677369">
+    <w:abstractNumId w:val="11"/>
+  </w:num>
+  <w:num w:numId="7" w16cid:durableId="1185510382">
     <w:abstractNumId w:val="14"/>
   </w:num>
-  <w:num w:numId="13">
-    <w:abstractNumId w:val="13"/>
+  <w:num w:numId="8" w16cid:durableId="1636369597">
+    <w:abstractNumId w:val="7"/>
   </w:num>
-  <w:num w:numId="12">
-    <w:abstractNumId w:val="12"/>
-  </w:num>
-  <w:num w:numId="11">
-    <w:abstractNumId w:val="11"/>
-  </w:num>
-  <w:num w:numId="10">
+  <w:num w:numId="9" w16cid:durableId="178206076">
     <w:abstractNumId w:val="10"/>
   </w:num>
-  <w:num w:numId="9">
+  <w:num w:numId="10" w16cid:durableId="1220743638">
     <w:abstractNumId w:val="9"/>
   </w:num>
-  <w:num w:numId="8">
+  <w:num w:numId="11" w16cid:durableId="2082672614">
+    <w:abstractNumId w:val="3"/>
+  </w:num>
+  <w:num w:numId="12" w16cid:durableId="1602765275">
+    <w:abstractNumId w:val="4"/>
+  </w:num>
+  <w:num w:numId="13" w16cid:durableId="872613344">
     <w:abstractNumId w:val="8"/>
   </w:num>
-  <w:num w:numId="7">
-    <w:abstractNumId w:val="7"/>
+  <w:num w:numId="14" w16cid:durableId="785083773">
+    <w:abstractNumId w:val="1"/>
   </w:num>
-  <w:num w:numId="6">
-    <w:abstractNumId w:val="6"/>
-  </w:num>
-  <w:num w:numId="5">
+  <w:num w:numId="15" w16cid:durableId="772821427">
     <w:abstractNumId w:val="5"/>
-  </w:num>
-  <w:num w:numId="4">
-    <w:abstractNumId w:val="4"/>
-  </w:num>
-  <w:num w:numId="3">
-    <w:abstractNumId w:val="3"/>
-  </w:num>
-  <w:num w:numId="2">
-    <w:abstractNumId w:val="2"/>
-  </w:num>
-  <w:num w:numId="1">
-    <w:abstractNumId w:val="1"/>
   </w:num>
 </w:numbering>
 </file>
 
 <file path=word/styles.xml><?xml version="1.0" encoding="utf-8"?>
-<w:styles xmlns:wp14="http://schemas.microsoft.com/office/word/2010/wordprocessingDrawing" xmlns:mc="http://schemas.openxmlformats.org/markup-compatibility/2006" xmlns:r="http://schemas.openxmlformats.org/officeDocument/2006/relationships" xmlns:w="http://schemas.openxmlformats.org/wordprocessingml/2006/main" xmlns:w14="http://schemas.microsoft.com/office/word/2010/wordml" xmlns:w15="http://schemas.microsoft.com/office/word/2012/wordml" xmlns:w16se="http://schemas.microsoft.com/office/word/2015/wordml/symex" xmlns:w16cid="http://schemas.microsoft.com/office/word/2016/wordml/cid" xmlns:w16="http://schemas.microsoft.com/office/word/2018/wordml" xmlns:w16cex="http://schemas.microsoft.com/office/word/2018/wordml/cex" xmlns:w16sdtdh="http://schemas.microsoft.com/office/word/2020/wordml/sdtdatahash" xmlns:w16sdtfl="http://schemas.microsoft.com/office/word/2024/wordml/sdtformatlock" mc:Ignorable="w14 w15 wp14 w16se w16cid w16 w16cex w16sdtdh w16sdtfl">
+<w:styles xmlns:mc="http://schemas.openxmlformats.org/markup-compatibility/2006" xmlns:r="http://schemas.openxmlformats.org/officeDocument/2006/relationships" xmlns:w="http://schemas.openxmlformats.org/wordprocessingml/2006/main" xmlns:w14="http://schemas.microsoft.com/office/word/2010/wordml" xmlns:w15="http://schemas.microsoft.com/office/word/2012/wordml" xmlns:w16cex="http://schemas.microsoft.com/office/word/2018/wordml/cex" xmlns:w16cid="http://schemas.microsoft.com/office/word/2016/wordml/cid" xmlns:w16="http://schemas.microsoft.com/office/word/2018/wordml" xmlns:w16du="http://schemas.microsoft.com/office/word/2023/wordml/word16du" xmlns:w16sdtdh="http://schemas.microsoft.com/office/word/2020/wordml/sdtdatahash" xmlns:w16sdtfl="http://schemas.microsoft.com/office/word/2024/wordml/sdtformatlock" xmlns:w16se="http://schemas.microsoft.com/office/word/2015/wordml/symex" mc:Ignorable="w14 w15 w16se w16cid w16 w16cex w16sdtdh w16sdtfl w16du">
   <w:docDefaults>
     <w:rPrDefault>
       <w:rPr>
-        <w:rFonts w:asciiTheme="minorHAnsi" w:hAnsiTheme="minorHAnsi" w:eastAsiaTheme="minorEastAsia" w:cstheme="minorBidi"/>
+        <w:rFonts w:asciiTheme="minorHAnsi" w:eastAsiaTheme="minorEastAsia" w:hAnsiTheme="minorHAnsi" w:cstheme="minorBidi"/>
         <w:sz w:val="24"/>
         <w:szCs w:val="24"/>
         <w:lang w:val="en-GB" w:eastAsia="ja-JP" w:bidi="ar-SA"/>
@@ -4206,17 +3378,17 @@
       </w:pPr>
     </w:pPrDefault>
   </w:docDefaults>
-  <w:latentStyles w:defLockedState="0" w:defUIPriority="99" w:defSemiHidden="0" w:defUnhideWhenUsed="0" w:defQFormat="0" w:count="371">
+  <w:latentStyles w:defLockedState="0" w:defUIPriority="99" w:defSemiHidden="0" w:defUnhideWhenUsed="0" w:defQFormat="0" w:count="376">
     <w:lsdException w:name="Normal" w:uiPriority="0" w:qFormat="1"/>
     <w:lsdException w:name="heading 1" w:uiPriority="9" w:qFormat="1"/>
-    <w:lsdException w:name="heading 2" w:uiPriority="9" w:semiHidden="1" w:unhideWhenUsed="1" w:qFormat="1"/>
-    <w:lsdException w:name="heading 3" w:uiPriority="9" w:semiHidden="1" w:unhideWhenUsed="1" w:qFormat="1"/>
-    <w:lsdException w:name="heading 4" w:uiPriority="9" w:semiHidden="1" w:unhideWhenUsed="1" w:qFormat="1"/>
-    <w:lsdException w:name="heading 5" w:uiPriority="9" w:semiHidden="1" w:unhideWhenUsed="1" w:qFormat="1"/>
-    <w:lsdException w:name="heading 6" w:uiPriority="9" w:semiHidden="1" w:unhideWhenUsed="1" w:qFormat="1"/>
-    <w:lsdException w:name="heading 7" w:uiPriority="9" w:semiHidden="1" w:unhideWhenUsed="1" w:qFormat="1"/>
-    <w:lsdException w:name="heading 8" w:uiPriority="9" w:semiHidden="1" w:unhideWhenUsed="1" w:qFormat="1"/>
-    <w:lsdException w:name="heading 9" w:uiPriority="9" w:semiHidden="1" w:unhideWhenUsed="1" w:qFormat="1"/>
+    <w:lsdException w:name="heading 2" w:semiHidden="1" w:uiPriority="9" w:unhideWhenUsed="1" w:qFormat="1"/>
+    <w:lsdException w:name="heading 3" w:semiHidden="1" w:uiPriority="9" w:unhideWhenUsed="1" w:qFormat="1"/>
+    <w:lsdException w:name="heading 4" w:semiHidden="1" w:uiPriority="9" w:unhideWhenUsed="1" w:qFormat="1"/>
+    <w:lsdException w:name="heading 5" w:semiHidden="1" w:uiPriority="9" w:unhideWhenUsed="1" w:qFormat="1"/>
+    <w:lsdException w:name="heading 6" w:semiHidden="1" w:uiPriority="9" w:unhideWhenUsed="1" w:qFormat="1"/>
+    <w:lsdException w:name="heading 7" w:semiHidden="1" w:uiPriority="9" w:unhideWhenUsed="1" w:qFormat="1"/>
+    <w:lsdException w:name="heading 8" w:semiHidden="1" w:uiPriority="9" w:unhideWhenUsed="1" w:qFormat="1"/>
+    <w:lsdException w:name="heading 9" w:semiHidden="1" w:uiPriority="9" w:unhideWhenUsed="1" w:qFormat="1"/>
     <w:lsdException w:name="index 1" w:semiHidden="1" w:unhideWhenUsed="1"/>
     <w:lsdException w:name="index 2" w:semiHidden="1" w:unhideWhenUsed="1"/>
     <w:lsdException w:name="index 3" w:semiHidden="1" w:unhideWhenUsed="1"/>
@@ -4226,22 +3398,22 @@
     <w:lsdException w:name="index 7" w:semiHidden="1" w:unhideWhenUsed="1"/>
     <w:lsdException w:name="index 8" w:semiHidden="1" w:unhideWhenUsed="1"/>
     <w:lsdException w:name="index 9" w:semiHidden="1" w:unhideWhenUsed="1"/>
-    <w:lsdException w:name="toc 1" w:uiPriority="39" w:semiHidden="1" w:unhideWhenUsed="1"/>
-    <w:lsdException w:name="toc 2" w:uiPriority="39" w:semiHidden="1" w:unhideWhenUsed="1"/>
-    <w:lsdException w:name="toc 3" w:uiPriority="39" w:semiHidden="1" w:unhideWhenUsed="1"/>
-    <w:lsdException w:name="toc 4" w:uiPriority="39" w:semiHidden="1" w:unhideWhenUsed="1"/>
-    <w:lsdException w:name="toc 5" w:uiPriority="39" w:semiHidden="1" w:unhideWhenUsed="1"/>
-    <w:lsdException w:name="toc 6" w:uiPriority="39" w:semiHidden="1" w:unhideWhenUsed="1"/>
-    <w:lsdException w:name="toc 7" w:uiPriority="39" w:semiHidden="1" w:unhideWhenUsed="1"/>
-    <w:lsdException w:name="toc 8" w:uiPriority="39" w:semiHidden="1" w:unhideWhenUsed="1"/>
-    <w:lsdException w:name="toc 9" w:uiPriority="39" w:semiHidden="1" w:unhideWhenUsed="1"/>
+    <w:lsdException w:name="toc 1" w:semiHidden="1" w:uiPriority="39" w:unhideWhenUsed="1"/>
+    <w:lsdException w:name="toc 2" w:semiHidden="1" w:uiPriority="39" w:unhideWhenUsed="1"/>
+    <w:lsdException w:name="toc 3" w:semiHidden="1" w:uiPriority="39" w:unhideWhenUsed="1"/>
+    <w:lsdException w:name="toc 4" w:semiHidden="1" w:uiPriority="39" w:unhideWhenUsed="1"/>
+    <w:lsdException w:name="toc 5" w:semiHidden="1" w:uiPriority="39" w:unhideWhenUsed="1"/>
+    <w:lsdException w:name="toc 6" w:semiHidden="1" w:uiPriority="39" w:unhideWhenUsed="1"/>
+    <w:lsdException w:name="toc 7" w:semiHidden="1" w:uiPriority="39" w:unhideWhenUsed="1"/>
+    <w:lsdException w:name="toc 8" w:semiHidden="1" w:uiPriority="39" w:unhideWhenUsed="1"/>
+    <w:lsdException w:name="toc 9" w:semiHidden="1" w:uiPriority="39" w:unhideWhenUsed="1"/>
     <w:lsdException w:name="Normal Indent" w:semiHidden="1" w:unhideWhenUsed="1"/>
     <w:lsdException w:name="footnote text" w:semiHidden="1" w:unhideWhenUsed="1"/>
     <w:lsdException w:name="annotation text" w:semiHidden="1" w:unhideWhenUsed="1"/>
     <w:lsdException w:name="header" w:semiHidden="1" w:unhideWhenUsed="1"/>
     <w:lsdException w:name="footer" w:semiHidden="1" w:unhideWhenUsed="1"/>
     <w:lsdException w:name="index heading" w:semiHidden="1" w:unhideWhenUsed="1"/>
-    <w:lsdException w:name="caption" w:uiPriority="35" w:semiHidden="1" w:unhideWhenUsed="1" w:qFormat="1"/>
+    <w:lsdException w:name="caption" w:semiHidden="1" w:uiPriority="35" w:unhideWhenUsed="1" w:qFormat="1"/>
     <w:lsdException w:name="table of figures" w:semiHidden="1" w:unhideWhenUsed="1"/>
     <w:lsdException w:name="envelope address" w:semiHidden="1" w:unhideWhenUsed="1"/>
     <w:lsdException w:name="envelope return" w:semiHidden="1" w:unhideWhenUsed="1"/>
@@ -4272,7 +3444,7 @@
     <w:lsdException w:name="Title" w:uiPriority="10" w:qFormat="1"/>
     <w:lsdException w:name="Closing" w:semiHidden="1" w:unhideWhenUsed="1"/>
     <w:lsdException w:name="Signature" w:semiHidden="1" w:unhideWhenUsed="1"/>
-    <w:lsdException w:name="Default Paragraph Font" w:uiPriority="1" w:semiHidden="1" w:unhideWhenUsed="1"/>
+    <w:lsdException w:name="Default Paragraph Font" w:semiHidden="1" w:uiPriority="1" w:unhideWhenUsed="1"/>
     <w:lsdException w:name="Body Text" w:semiHidden="1" w:unhideWhenUsed="1"/>
     <w:lsdException w:name="Body Text Indent" w:semiHidden="1" w:unhideWhenUsed="1"/>
     <w:lsdException w:name="List Continue" w:semiHidden="1" w:unhideWhenUsed="1"/>
@@ -4472,8 +3644,8 @@
     <w:lsdException w:name="Subtle Reference" w:uiPriority="31" w:qFormat="1"/>
     <w:lsdException w:name="Intense Reference" w:uiPriority="32" w:qFormat="1"/>
     <w:lsdException w:name="Book Title" w:uiPriority="33" w:qFormat="1"/>
-    <w:lsdException w:name="Bibliography" w:uiPriority="37" w:semiHidden="1" w:unhideWhenUsed="1"/>
-    <w:lsdException w:name="TOC Heading" w:uiPriority="39" w:semiHidden="1" w:unhideWhenUsed="1" w:qFormat="1"/>
+    <w:lsdException w:name="Bibliography" w:semiHidden="1" w:uiPriority="37" w:unhideWhenUsed="1"/>
+    <w:lsdException w:name="TOC Heading" w:semiHidden="1" w:uiPriority="39" w:unhideWhenUsed="1" w:qFormat="1"/>
     <w:lsdException w:name="Plain Table 1" w:uiPriority="41"/>
     <w:lsdException w:name="Plain Table 2" w:uiPriority="42"/>
     <w:lsdException w:name="Plain Table 3" w:uiPriority="43"/>
@@ -4578,55 +3750,21 @@
     <w:lsdException w:name="List Table 5 Dark Accent 6" w:uiPriority="50"/>
     <w:lsdException w:name="List Table 6 Colorful Accent 6" w:uiPriority="51"/>
     <w:lsdException w:name="List Table 7 Colorful Accent 6" w:uiPriority="52"/>
+    <w:lsdException w:name="Mention" w:semiHidden="1" w:unhideWhenUsed="1"/>
+    <w:lsdException w:name="Smart Hyperlink" w:semiHidden="1" w:unhideWhenUsed="1"/>
+    <w:lsdException w:name="Hashtag" w:semiHidden="1" w:unhideWhenUsed="1"/>
+    <w:lsdException w:name="Unresolved Mention" w:semiHidden="1" w:unhideWhenUsed="1"/>
+    <w:lsdException w:name="Smart Link" w:semiHidden="1" w:unhideWhenUsed="1"/>
   </w:latentStyles>
-  <w:style w:type="paragraph" w:styleId="Normal" w:default="1">
+  <w:style w:type="paragraph" w:default="1" w:styleId="Normal">
     <w:name w:val="Normal"/>
     <w:qFormat/>
   </w:style>
-  <w:style w:type="character" w:styleId="DefaultParagraphFont" w:default="1">
-    <w:name w:val="Default Paragraph Font"/>
-    <w:uiPriority w:val="1"/>
-    <w:semiHidden/>
-    <w:unhideWhenUsed/>
-  </w:style>
-  <w:style w:type="table" w:styleId="TableNormal" w:default="1">
-    <w:name w:val="Normal Table"/>
-    <w:uiPriority w:val="99"/>
-    <w:semiHidden/>
-    <w:unhideWhenUsed/>
-    <w:tblPr>
-      <w:tblInd w:w="0" w:type="dxa"/>
-      <w:tblCellMar>
-        <w:top w:w="0" w:type="dxa"/>
-        <w:left w:w="108" w:type="dxa"/>
-        <w:bottom w:w="0" w:type="dxa"/>
-        <w:right w:w="108" w:type="dxa"/>
-      </w:tblCellMar>
-    </w:tblPr>
-  </w:style>
-  <w:style w:type="numbering" w:styleId="NoList" w:default="1">
-    <w:name w:val="No List"/>
-    <w:uiPriority w:val="99"/>
-    <w:semiHidden/>
-    <w:unhideWhenUsed/>
-  </w:style>
-  <w:style w:type="character" w:styleId="Heading1Char" w:customStyle="1">
-    <w:name w:val="Heading 1 Char"/>
-    <w:basedOn w:val="DefaultParagraphFont"/>
-    <w:link w:val="Heading1"/>
-    <w:uiPriority w:val="9"/>
-    <w:rPr>
-      <w:rFonts w:asciiTheme="majorHAnsi" w:hAnsiTheme="majorHAnsi" w:eastAsiaTheme="majorEastAsia" w:cstheme="majorBidi"/>
-      <w:color w:val="0F4761" w:themeColor="accent1" w:themeShade="BF"/>
-      <w:sz w:val="40"/>
-      <w:szCs w:val="40"/>
-    </w:rPr>
-  </w:style>
-  <w:style w:type="paragraph" w:styleId="Heading1">
+  <w:style w:type="paragraph" w:styleId="Ttulo1">
     <w:name w:val="heading 1"/>
     <w:basedOn w:val="Normal"/>
     <w:next w:val="Normal"/>
-    <w:link w:val="Heading1Char"/>
+    <w:link w:val="Ttulo1Car"/>
     <w:uiPriority w:val="9"/>
     <w:qFormat/>
     <w:pPr>
@@ -4636,29 +3774,17 @@
       <w:outlineLvl w:val="0"/>
     </w:pPr>
     <w:rPr>
-      <w:rFonts w:asciiTheme="majorHAnsi" w:hAnsiTheme="majorHAnsi" w:eastAsiaTheme="majorEastAsia" w:cstheme="majorBidi"/>
+      <w:rFonts w:asciiTheme="majorHAnsi" w:eastAsiaTheme="majorEastAsia" w:hAnsiTheme="majorHAnsi" w:cstheme="majorBidi"/>
       <w:color w:val="0F4761" w:themeColor="accent1" w:themeShade="BF"/>
       <w:sz w:val="40"/>
       <w:szCs w:val="40"/>
     </w:rPr>
   </w:style>
-  <w:style w:type="character" w:styleId="Heading2Char" w:customStyle="1">
-    <w:name w:val="Heading 2 Char"/>
-    <w:basedOn w:val="DefaultParagraphFont"/>
-    <w:link w:val="Heading2"/>
-    <w:uiPriority w:val="9"/>
-    <w:rPr>
-      <w:rFonts w:asciiTheme="majorHAnsi" w:hAnsiTheme="majorHAnsi" w:eastAsiaTheme="majorEastAsia" w:cstheme="majorBidi"/>
-      <w:color w:val="0F4761" w:themeColor="accent1" w:themeShade="BF"/>
-      <w:sz w:val="32"/>
-      <w:szCs w:val="32"/>
-    </w:rPr>
-  </w:style>
-  <w:style w:type="paragraph" w:styleId="Heading2">
+  <w:style w:type="paragraph" w:styleId="Ttulo2">
     <w:name w:val="heading 2"/>
     <w:basedOn w:val="Normal"/>
     <w:next w:val="Normal"/>
-    <w:link w:val="Heading2Char"/>
+    <w:link w:val="Ttulo2Car"/>
     <w:uiPriority w:val="9"/>
     <w:unhideWhenUsed/>
     <w:qFormat/>
@@ -4669,29 +3795,17 @@
       <w:outlineLvl w:val="1"/>
     </w:pPr>
     <w:rPr>
-      <w:rFonts w:asciiTheme="majorHAnsi" w:hAnsiTheme="majorHAnsi" w:eastAsiaTheme="majorEastAsia" w:cstheme="majorBidi"/>
+      <w:rFonts w:asciiTheme="majorHAnsi" w:eastAsiaTheme="majorEastAsia" w:hAnsiTheme="majorHAnsi" w:cstheme="majorBidi"/>
       <w:color w:val="0F4761" w:themeColor="accent1" w:themeShade="BF"/>
       <w:sz w:val="32"/>
       <w:szCs w:val="32"/>
     </w:rPr>
   </w:style>
-  <w:style w:type="character" w:styleId="Heading3Char" w:customStyle="1">
-    <w:name w:val="Heading 3 Char"/>
-    <w:basedOn w:val="DefaultParagraphFont"/>
-    <w:link w:val="Heading3"/>
-    <w:uiPriority w:val="9"/>
-    <w:rPr>
-      <w:rFonts w:eastAsiaTheme="majorEastAsia" w:cstheme="majorBidi"/>
-      <w:color w:val="0F4761" w:themeColor="accent1" w:themeShade="BF"/>
-      <w:sz w:val="28"/>
-      <w:szCs w:val="28"/>
-    </w:rPr>
-  </w:style>
-  <w:style w:type="paragraph" w:styleId="Heading3">
+  <w:style w:type="paragraph" w:styleId="Ttulo3">
     <w:name w:val="heading 3"/>
     <w:basedOn w:val="Normal"/>
     <w:next w:val="Normal"/>
-    <w:link w:val="Heading3Char"/>
+    <w:link w:val="Ttulo3Car"/>
     <w:uiPriority w:val="9"/>
     <w:unhideWhenUsed/>
     <w:qFormat/>
@@ -4708,23 +3822,11 @@
       <w:szCs w:val="28"/>
     </w:rPr>
   </w:style>
-  <w:style w:type="character" w:styleId="Heading4Char" w:customStyle="1">
-    <w:name w:val="Heading 4 Char"/>
-    <w:basedOn w:val="DefaultParagraphFont"/>
-    <w:link w:val="Heading4"/>
-    <w:uiPriority w:val="9"/>
-    <w:rPr>
-      <w:rFonts w:eastAsiaTheme="majorEastAsia" w:cstheme="majorBidi"/>
-      <w:i/>
-      <w:iCs/>
-      <w:color w:val="0F4761" w:themeColor="accent1" w:themeShade="BF"/>
-    </w:rPr>
-  </w:style>
-  <w:style w:type="paragraph" w:styleId="Heading4">
+  <w:style w:type="paragraph" w:styleId="Ttulo4">
     <w:name w:val="heading 4"/>
     <w:basedOn w:val="Normal"/>
     <w:next w:val="Normal"/>
-    <w:link w:val="Heading4Char"/>
+    <w:link w:val="Ttulo4Car"/>
     <w:uiPriority w:val="9"/>
     <w:unhideWhenUsed/>
     <w:qFormat/>
@@ -4741,21 +3843,11 @@
       <w:color w:val="0F4761" w:themeColor="accent1" w:themeShade="BF"/>
     </w:rPr>
   </w:style>
-  <w:style w:type="character" w:styleId="Heading5Char" w:customStyle="1">
-    <w:name w:val="Heading 5 Char"/>
-    <w:basedOn w:val="DefaultParagraphFont"/>
-    <w:link w:val="Heading5"/>
-    <w:uiPriority w:val="9"/>
-    <w:rPr>
-      <w:rFonts w:eastAsiaTheme="majorEastAsia" w:cstheme="majorBidi"/>
-      <w:color w:val="0F4761" w:themeColor="accent1" w:themeShade="BF"/>
-    </w:rPr>
-  </w:style>
-  <w:style w:type="paragraph" w:styleId="Heading5">
+  <w:style w:type="paragraph" w:styleId="Ttulo5">
     <w:name w:val="heading 5"/>
     <w:basedOn w:val="Normal"/>
     <w:next w:val="Normal"/>
-    <w:link w:val="Heading5Char"/>
+    <w:link w:val="Ttulo5Car"/>
     <w:uiPriority w:val="9"/>
     <w:unhideWhenUsed/>
     <w:qFormat/>
@@ -4770,23 +3862,11 @@
       <w:color w:val="0F4761" w:themeColor="accent1" w:themeShade="BF"/>
     </w:rPr>
   </w:style>
-  <w:style w:type="character" w:styleId="Heading6Char" w:customStyle="1">
-    <w:name w:val="Heading 6 Char"/>
-    <w:basedOn w:val="DefaultParagraphFont"/>
-    <w:link w:val="Heading6"/>
-    <w:uiPriority w:val="9"/>
-    <w:rPr>
-      <w:rFonts w:eastAsiaTheme="majorEastAsia" w:cstheme="majorBidi"/>
-      <w:i/>
-      <w:iCs/>
-      <w:color w:val="595959" w:themeColor="text1" w:themeTint="A6"/>
-    </w:rPr>
-  </w:style>
-  <w:style w:type="paragraph" w:styleId="Heading6">
+  <w:style w:type="paragraph" w:styleId="Ttulo6">
     <w:name w:val="heading 6"/>
     <w:basedOn w:val="Normal"/>
     <w:next w:val="Normal"/>
-    <w:link w:val="Heading6Char"/>
+    <w:link w:val="Ttulo6Car"/>
     <w:uiPriority w:val="9"/>
     <w:unhideWhenUsed/>
     <w:qFormat/>
@@ -4803,21 +3883,11 @@
       <w:color w:val="595959" w:themeColor="text1" w:themeTint="A6"/>
     </w:rPr>
   </w:style>
-  <w:style w:type="character" w:styleId="Heading7Char" w:customStyle="1">
-    <w:name w:val="Heading 7 Char"/>
-    <w:basedOn w:val="DefaultParagraphFont"/>
-    <w:link w:val="Heading7"/>
-    <w:uiPriority w:val="9"/>
-    <w:rPr>
-      <w:rFonts w:eastAsiaTheme="majorEastAsia" w:cstheme="majorBidi"/>
-      <w:color w:val="595959" w:themeColor="text1" w:themeTint="A6"/>
-    </w:rPr>
-  </w:style>
-  <w:style w:type="paragraph" w:styleId="Heading7">
+  <w:style w:type="paragraph" w:styleId="Ttulo7">
     <w:name w:val="heading 7"/>
     <w:basedOn w:val="Normal"/>
     <w:next w:val="Normal"/>
-    <w:link w:val="Heading7Char"/>
+    <w:link w:val="Ttulo7Car"/>
     <w:uiPriority w:val="9"/>
     <w:unhideWhenUsed/>
     <w:qFormat/>
@@ -4832,23 +3902,11 @@
       <w:color w:val="595959" w:themeColor="text1" w:themeTint="A6"/>
     </w:rPr>
   </w:style>
-  <w:style w:type="character" w:styleId="Heading8Char" w:customStyle="1">
-    <w:name w:val="Heading 8 Char"/>
-    <w:basedOn w:val="DefaultParagraphFont"/>
-    <w:link w:val="Heading8"/>
-    <w:uiPriority w:val="9"/>
-    <w:rPr>
-      <w:rFonts w:eastAsiaTheme="majorEastAsia" w:cstheme="majorBidi"/>
-      <w:i/>
-      <w:iCs/>
-      <w:color w:val="272727" w:themeColor="text1" w:themeTint="D8"/>
-    </w:rPr>
-  </w:style>
-  <w:style w:type="paragraph" w:styleId="Heading8">
+  <w:style w:type="paragraph" w:styleId="Ttulo8">
     <w:name w:val="heading 8"/>
     <w:basedOn w:val="Normal"/>
     <w:next w:val="Normal"/>
-    <w:link w:val="Heading8Char"/>
+    <w:link w:val="Ttulo8Car"/>
     <w:uiPriority w:val="9"/>
     <w:unhideWhenUsed/>
     <w:qFormat/>
@@ -4865,21 +3923,11 @@
       <w:color w:val="272727" w:themeColor="text1" w:themeTint="D8"/>
     </w:rPr>
   </w:style>
-  <w:style w:type="character" w:styleId="Heading9Char" w:customStyle="1">
-    <w:name w:val="Heading 9 Char"/>
-    <w:basedOn w:val="DefaultParagraphFont"/>
-    <w:link w:val="Heading9"/>
-    <w:uiPriority w:val="9"/>
-    <w:rPr>
-      <w:rFonts w:eastAsiaTheme="majorEastAsia" w:cstheme="majorBidi"/>
-      <w:color w:val="272727" w:themeColor="text1" w:themeTint="D8"/>
-    </w:rPr>
-  </w:style>
-  <w:style w:type="paragraph" w:styleId="Heading9">
+  <w:style w:type="paragraph" w:styleId="Ttulo9">
     <w:name w:val="heading 9"/>
     <w:basedOn w:val="Normal"/>
     <w:next w:val="Normal"/>
-    <w:link w:val="Heading9Char"/>
+    <w:link w:val="Ttulo9Car"/>
     <w:uiPriority w:val="9"/>
     <w:unhideWhenUsed/>
     <w:qFormat/>
@@ -4894,24 +3942,153 @@
       <w:color w:val="272727" w:themeColor="text1" w:themeTint="D8"/>
     </w:rPr>
   </w:style>
-  <w:style w:type="character" w:styleId="TitleChar" w:customStyle="1">
-    <w:name w:val="Title Char"/>
-    <w:basedOn w:val="DefaultParagraphFont"/>
-    <w:link w:val="Title"/>
+  <w:style w:type="character" w:default="1" w:styleId="Fuentedeprrafopredeter">
+    <w:name w:val="Default Paragraph Font"/>
+    <w:uiPriority w:val="1"/>
+    <w:semiHidden/>
+    <w:unhideWhenUsed/>
+  </w:style>
+  <w:style w:type="table" w:default="1" w:styleId="Tablanormal">
+    <w:name w:val="Normal Table"/>
+    <w:uiPriority w:val="99"/>
+    <w:semiHidden/>
+    <w:unhideWhenUsed/>
+    <w:tblPr>
+      <w:tblInd w:w="0" w:type="dxa"/>
+      <w:tblCellMar>
+        <w:top w:w="0" w:type="dxa"/>
+        <w:left w:w="108" w:type="dxa"/>
+        <w:bottom w:w="0" w:type="dxa"/>
+        <w:right w:w="108" w:type="dxa"/>
+      </w:tblCellMar>
+    </w:tblPr>
+  </w:style>
+  <w:style w:type="numbering" w:default="1" w:styleId="Sinlista">
+    <w:name w:val="No List"/>
+    <w:uiPriority w:val="99"/>
+    <w:semiHidden/>
+    <w:unhideWhenUsed/>
+  </w:style>
+  <w:style w:type="character" w:customStyle="1" w:styleId="Ttulo1Car">
+    <w:name w:val="Título 1 Car"/>
+    <w:basedOn w:val="Fuentedeprrafopredeter"/>
+    <w:link w:val="Ttulo1"/>
+    <w:uiPriority w:val="9"/>
+    <w:rPr>
+      <w:rFonts w:asciiTheme="majorHAnsi" w:eastAsiaTheme="majorEastAsia" w:hAnsiTheme="majorHAnsi" w:cstheme="majorBidi"/>
+      <w:color w:val="0F4761" w:themeColor="accent1" w:themeShade="BF"/>
+      <w:sz w:val="40"/>
+      <w:szCs w:val="40"/>
+    </w:rPr>
+  </w:style>
+  <w:style w:type="character" w:customStyle="1" w:styleId="Ttulo2Car">
+    <w:name w:val="Título 2 Car"/>
+    <w:basedOn w:val="Fuentedeprrafopredeter"/>
+    <w:link w:val="Ttulo2"/>
+    <w:uiPriority w:val="9"/>
+    <w:rPr>
+      <w:rFonts w:asciiTheme="majorHAnsi" w:eastAsiaTheme="majorEastAsia" w:hAnsiTheme="majorHAnsi" w:cstheme="majorBidi"/>
+      <w:color w:val="0F4761" w:themeColor="accent1" w:themeShade="BF"/>
+      <w:sz w:val="32"/>
+      <w:szCs w:val="32"/>
+    </w:rPr>
+  </w:style>
+  <w:style w:type="character" w:customStyle="1" w:styleId="Ttulo3Car">
+    <w:name w:val="Título 3 Car"/>
+    <w:basedOn w:val="Fuentedeprrafopredeter"/>
+    <w:link w:val="Ttulo3"/>
+    <w:uiPriority w:val="9"/>
+    <w:rPr>
+      <w:rFonts w:eastAsiaTheme="majorEastAsia" w:cstheme="majorBidi"/>
+      <w:color w:val="0F4761" w:themeColor="accent1" w:themeShade="BF"/>
+      <w:sz w:val="28"/>
+      <w:szCs w:val="28"/>
+    </w:rPr>
+  </w:style>
+  <w:style w:type="character" w:customStyle="1" w:styleId="Ttulo4Car">
+    <w:name w:val="Título 4 Car"/>
+    <w:basedOn w:val="Fuentedeprrafopredeter"/>
+    <w:link w:val="Ttulo4"/>
+    <w:uiPriority w:val="9"/>
+    <w:rPr>
+      <w:rFonts w:eastAsiaTheme="majorEastAsia" w:cstheme="majorBidi"/>
+      <w:i/>
+      <w:iCs/>
+      <w:color w:val="0F4761" w:themeColor="accent1" w:themeShade="BF"/>
+    </w:rPr>
+  </w:style>
+  <w:style w:type="character" w:customStyle="1" w:styleId="Ttulo5Car">
+    <w:name w:val="Título 5 Car"/>
+    <w:basedOn w:val="Fuentedeprrafopredeter"/>
+    <w:link w:val="Ttulo5"/>
+    <w:uiPriority w:val="9"/>
+    <w:rPr>
+      <w:rFonts w:eastAsiaTheme="majorEastAsia" w:cstheme="majorBidi"/>
+      <w:color w:val="0F4761" w:themeColor="accent1" w:themeShade="BF"/>
+    </w:rPr>
+  </w:style>
+  <w:style w:type="character" w:customStyle="1" w:styleId="Ttulo6Car">
+    <w:name w:val="Título 6 Car"/>
+    <w:basedOn w:val="Fuentedeprrafopredeter"/>
+    <w:link w:val="Ttulo6"/>
+    <w:uiPriority w:val="9"/>
+    <w:rPr>
+      <w:rFonts w:eastAsiaTheme="majorEastAsia" w:cstheme="majorBidi"/>
+      <w:i/>
+      <w:iCs/>
+      <w:color w:val="595959" w:themeColor="text1" w:themeTint="A6"/>
+    </w:rPr>
+  </w:style>
+  <w:style w:type="character" w:customStyle="1" w:styleId="Ttulo7Car">
+    <w:name w:val="Título 7 Car"/>
+    <w:basedOn w:val="Fuentedeprrafopredeter"/>
+    <w:link w:val="Ttulo7"/>
+    <w:uiPriority w:val="9"/>
+    <w:rPr>
+      <w:rFonts w:eastAsiaTheme="majorEastAsia" w:cstheme="majorBidi"/>
+      <w:color w:val="595959" w:themeColor="text1" w:themeTint="A6"/>
+    </w:rPr>
+  </w:style>
+  <w:style w:type="character" w:customStyle="1" w:styleId="Ttulo8Car">
+    <w:name w:val="Título 8 Car"/>
+    <w:basedOn w:val="Fuentedeprrafopredeter"/>
+    <w:link w:val="Ttulo8"/>
+    <w:uiPriority w:val="9"/>
+    <w:rPr>
+      <w:rFonts w:eastAsiaTheme="majorEastAsia" w:cstheme="majorBidi"/>
+      <w:i/>
+      <w:iCs/>
+      <w:color w:val="272727" w:themeColor="text1" w:themeTint="D8"/>
+    </w:rPr>
+  </w:style>
+  <w:style w:type="character" w:customStyle="1" w:styleId="Ttulo9Car">
+    <w:name w:val="Título 9 Car"/>
+    <w:basedOn w:val="Fuentedeprrafopredeter"/>
+    <w:link w:val="Ttulo9"/>
+    <w:uiPriority w:val="9"/>
+    <w:rPr>
+      <w:rFonts w:eastAsiaTheme="majorEastAsia" w:cstheme="majorBidi"/>
+      <w:color w:val="272727" w:themeColor="text1" w:themeTint="D8"/>
+    </w:rPr>
+  </w:style>
+  <w:style w:type="character" w:customStyle="1" w:styleId="TtuloCar">
+    <w:name w:val="Título Car"/>
+    <w:basedOn w:val="Fuentedeprrafopredeter"/>
+    <w:link w:val="Ttulo"/>
     <w:uiPriority w:val="10"/>
     <w:rPr>
-      <w:rFonts w:asciiTheme="majorHAnsi" w:hAnsiTheme="majorHAnsi" w:eastAsiaTheme="majorEastAsia" w:cstheme="majorBidi"/>
+      <w:rFonts w:asciiTheme="majorHAnsi" w:eastAsiaTheme="majorEastAsia" w:hAnsiTheme="majorHAnsi" w:cstheme="majorBidi"/>
       <w:spacing w:val="-10"/>
       <w:kern w:val="28"/>
       <w:sz w:val="56"/>
       <w:szCs w:val="56"/>
     </w:rPr>
   </w:style>
-  <w:style w:type="paragraph" w:styleId="Title">
+  <w:style w:type="paragraph" w:styleId="Ttulo">
     <w:name w:val="Title"/>
     <w:basedOn w:val="Normal"/>
     <w:next w:val="Normal"/>
-    <w:link w:val="TitleChar"/>
+    <w:link w:val="TtuloCar"/>
     <w:uiPriority w:val="10"/>
     <w:qFormat/>
     <w:pPr>
@@ -4919,17 +4096,17 @@
       <w:contextualSpacing/>
     </w:pPr>
     <w:rPr>
-      <w:rFonts w:asciiTheme="majorHAnsi" w:hAnsiTheme="majorHAnsi" w:eastAsiaTheme="majorEastAsia" w:cstheme="majorBidi"/>
+      <w:rFonts w:asciiTheme="majorHAnsi" w:eastAsiaTheme="majorEastAsia" w:hAnsiTheme="majorHAnsi" w:cstheme="majorBidi"/>
       <w:spacing w:val="-10"/>
       <w:kern w:val="28"/>
       <w:sz w:val="56"/>
       <w:szCs w:val="56"/>
     </w:rPr>
   </w:style>
-  <w:style w:type="character" w:styleId="SubtitleChar" w:customStyle="1">
-    <w:name w:val="Subtitle Char"/>
-    <w:basedOn w:val="DefaultParagraphFont"/>
-    <w:link w:val="Subtitle"/>
+  <w:style w:type="character" w:customStyle="1" w:styleId="SubttuloCar">
+    <w:name w:val="Subtítulo Car"/>
+    <w:basedOn w:val="Fuentedeprrafopredeter"/>
+    <w:link w:val="Subttulo"/>
     <w:uiPriority w:val="11"/>
     <w:rPr>
       <w:rFonts w:eastAsiaTheme="majorEastAsia" w:cstheme="majorBidi"/>
@@ -4939,11 +4116,11 @@
       <w:szCs w:val="28"/>
     </w:rPr>
   </w:style>
-  <w:style w:type="paragraph" w:styleId="Subtitle">
+  <w:style w:type="paragraph" w:styleId="Subttulo">
     <w:name w:val="Subtitle"/>
     <w:basedOn w:val="Normal"/>
     <w:next w:val="Normal"/>
-    <w:link w:val="SubtitleChar"/>
+    <w:link w:val="SubttuloCar"/>
     <w:uiPriority w:val="11"/>
     <w:qFormat/>
     <w:pPr>
@@ -4959,9 +4136,9 @@
       <w:szCs w:val="28"/>
     </w:rPr>
   </w:style>
-  <w:style w:type="character" w:styleId="IntenseEmphasis">
+  <w:style w:type="character" w:styleId="nfasisintenso">
     <w:name w:val="Intense Emphasis"/>
-    <w:basedOn w:val="DefaultParagraphFont"/>
+    <w:basedOn w:val="Fuentedeprrafopredeter"/>
     <w:uiPriority w:val="21"/>
     <w:qFormat/>
     <w:rPr>
@@ -4970,10 +4147,10 @@
       <w:color w:val="0F4761" w:themeColor="accent1" w:themeShade="BF"/>
     </w:rPr>
   </w:style>
-  <w:style w:type="character" w:styleId="QuoteChar" w:customStyle="1">
-    <w:name w:val="Quote Char"/>
-    <w:basedOn w:val="DefaultParagraphFont"/>
-    <w:link w:val="Quote"/>
+  <w:style w:type="character" w:customStyle="1" w:styleId="CitaCar">
+    <w:name w:val="Cita Car"/>
+    <w:basedOn w:val="Fuentedeprrafopredeter"/>
+    <w:link w:val="Cita"/>
     <w:uiPriority w:val="29"/>
     <w:rPr>
       <w:i/>
@@ -4981,11 +4158,11 @@
       <w:color w:val="404040" w:themeColor="text1" w:themeTint="BF"/>
     </w:rPr>
   </w:style>
-  <w:style w:type="paragraph" w:styleId="Quote">
+  <w:style w:type="paragraph" w:styleId="Cita">
     <w:name w:val="Quote"/>
     <w:basedOn w:val="Normal"/>
     <w:next w:val="Normal"/>
-    <w:link w:val="QuoteChar"/>
+    <w:link w:val="CitaCar"/>
     <w:uiPriority w:val="29"/>
     <w:qFormat/>
     <w:pPr>
@@ -4998,10 +4175,10 @@
       <w:color w:val="404040" w:themeColor="text1" w:themeTint="BF"/>
     </w:rPr>
   </w:style>
-  <w:style w:type="character" w:styleId="IntenseQuoteChar" w:customStyle="1">
-    <w:name w:val="Intense Quote Char"/>
-    <w:basedOn w:val="DefaultParagraphFont"/>
-    <w:link w:val="IntenseQuote"/>
+  <w:style w:type="character" w:customStyle="1" w:styleId="CitadestacadaCar">
+    <w:name w:val="Cita destacada Car"/>
+    <w:basedOn w:val="Fuentedeprrafopredeter"/>
+    <w:link w:val="Citadestacada"/>
     <w:uiPriority w:val="30"/>
     <w:rPr>
       <w:i/>
@@ -5009,17 +4186,17 @@
       <w:color w:val="0F4761" w:themeColor="accent1" w:themeShade="BF"/>
     </w:rPr>
   </w:style>
-  <w:style w:type="paragraph" w:styleId="IntenseQuote">
+  <w:style w:type="paragraph" w:styleId="Citadestacada">
     <w:name w:val="Intense Quote"/>
     <w:basedOn w:val="Normal"/>
     <w:next w:val="Normal"/>
-    <w:link w:val="IntenseQuoteChar"/>
+    <w:link w:val="CitadestacadaCar"/>
     <w:uiPriority w:val="30"/>
     <w:qFormat/>
     <w:pPr>
       <w:pBdr>
-        <w:top w:val="single" w:color="0F4761" w:themeColor="accent1" w:themeShade="BF" w:sz="4" w:space="10"/>
-        <w:bottom w:val="single" w:color="0F4761" w:themeColor="accent1" w:themeShade="BF" w:sz="4" w:space="10"/>
+        <w:top w:val="single" w:sz="4" w:space="10" w:color="0F4761" w:themeColor="accent1" w:themeShade="BF"/>
+        <w:bottom w:val="single" w:sz="4" w:space="10" w:color="0F4761" w:themeColor="accent1" w:themeShade="BF"/>
       </w:pBdr>
       <w:spacing w:before="360" w:after="360"/>
       <w:ind w:left="864" w:right="864"/>
@@ -5031,9 +4208,9 @@
       <w:color w:val="0F4761" w:themeColor="accent1" w:themeShade="BF"/>
     </w:rPr>
   </w:style>
-  <w:style w:type="character" w:styleId="IntenseReference">
+  <w:style w:type="character" w:styleId="Referenciaintensa">
     <w:name w:val="Intense Reference"/>
-    <w:basedOn w:val="DefaultParagraphFont"/>
+    <w:basedOn w:val="Fuentedeprrafopredeter"/>
     <w:uiPriority w:val="32"/>
     <w:qFormat/>
     <w:rPr>
@@ -5044,22 +4221,21 @@
       <w:spacing w:val="5"/>
     </w:rPr>
   </w:style>
-  <w:style w:type="paragraph" w:styleId="ListParagraph">
-    <w:uiPriority w:val="34"/>
+  <w:style w:type="paragraph" w:styleId="Prrafodelista">
     <w:name w:val="List Paragraph"/>
     <w:basedOn w:val="Normal"/>
+    <w:uiPriority w:val="34"/>
     <w:qFormat/>
     <w:rsid w:val="1CE56AD7"/>
     <w:pPr>
-      <w:spacing/>
       <w:ind w:left="720"/>
       <w:contextualSpacing/>
     </w:pPr>
   </w:style>
-  <w:style w:type="character" w:styleId="Hyperlink">
+  <w:style w:type="character" w:styleId="Hipervnculo">
+    <w:name w:val="Hyperlink"/>
+    <w:basedOn w:val="Fuentedeprrafopredeter"/>
     <w:uiPriority w:val="99"/>
-    <w:name w:val="Hyperlink"/>
-    <w:basedOn w:val="DefaultParagraphFont"/>
     <w:unhideWhenUsed/>
     <w:rsid w:val="1CE56AD7"/>
     <w:rPr>
@@ -5067,11 +4243,23 @@
       <w:u w:val="single"/>
     </w:rPr>
   </w:style>
+  <w:style w:type="character" w:styleId="Hipervnculovisitado">
+    <w:name w:val="FollowedHyperlink"/>
+    <w:basedOn w:val="Fuentedeprrafopredeter"/>
+    <w:uiPriority w:val="99"/>
+    <w:semiHidden/>
+    <w:unhideWhenUsed/>
+    <w:rsid w:val="002375A0"/>
+    <w:rPr>
+      <w:color w:val="96607D" w:themeColor="followedHyperlink"/>
+      <w:u w:val="single"/>
+    </w:rPr>
+  </w:style>
 </w:styles>
 </file>
 
 <file path=word/theme/theme1.xml><?xml version="1.0" encoding="utf-8"?>
-<a:theme xmlns:thm15="http://schemas.microsoft.com/office/thememl/2012/main" xmlns:a="http://schemas.openxmlformats.org/drawingml/2006/main" name="Office Theme">
+<a:theme xmlns:a="http://schemas.openxmlformats.org/drawingml/2006/main" name="Office Theme">
   <a:themeElements>
     <a:clrScheme name="Office">
       <a:dk1>
